--- a/spa/docx/009.content.docx
+++ b/spa/docx/009.content.docx
@@ -363,18 +363,12 @@
           <w:lang w:val="es_ES" w:bidi="es_ES"/>
         </w:rPr>
       </w:r>
-      <w:hyperlink r:id="rId13">
-        <w:r>
-          <w:rPr>
-            <w:lang w:val="es_ES" w:bidi="es_ES"/>
-          </w:rPr>
-          <w:rPr>
-            <w:color w:val="0000EE"/>
-            <w:u w:val="single"/>
-          </w:rPr>
-          <w:t>Habacuc 1.2</w:t>
-        </w:r>
-      </w:hyperlink>
+      <w:r>
+        <w:rPr>
+          <w:lang w:val="es_ES" w:bidi="es_ES"/>
+        </w:rPr>
+        <w:t>Habacuc 1.2</w:t>
+      </w:r>
     </w:p>
     <w:p>
       <w:pPr>
@@ -681,186 +675,138 @@
           <w:lang w:val="es_ES" w:bidi="es_ES"/>
         </w:rPr>
       </w:r>
-      <w:hyperlink r:id="rId14">
-        <w:r>
-          <w:rPr>
-            <w:lang w:val="es_ES" w:bidi="es_ES"/>
-          </w:rPr>
-          <w:rPr>
-            <w:color w:val="0000EE"/>
-            <w:u w:val="single"/>
-          </w:rPr>
-          <w:t>Hechos 2.31</w:t>
-        </w:r>
-      </w:hyperlink>
-    </w:p>
-    <w:p>
-      <w:pPr>
-        <w:pStyle w:val="ListBullet"/>
-        <w:spacing w:line="240" w:lineRule="auto"/>
-        <w:ind w:left="720"/>
-      </w:pPr>
-      <w:r>
-        <w:rPr>
-          <w:lang w:val="es_ES" w:bidi="es_ES"/>
-        </w:rPr>
-      </w:r>
-      <w:hyperlink r:id="rId15">
-        <w:r>
-          <w:rPr>
-            <w:lang w:val="es_ES" w:bidi="es_ES"/>
-          </w:rPr>
-          <w:rPr>
-            <w:color w:val="0000EE"/>
-            <w:u w:val="single"/>
-          </w:rPr>
-          <w:t>Génesis 44.29</w:t>
-        </w:r>
-      </w:hyperlink>
-    </w:p>
-    <w:p>
-      <w:pPr>
-        <w:pStyle w:val="ListBullet"/>
-        <w:spacing w:line="240" w:lineRule="auto"/>
-        <w:ind w:left="720"/>
-      </w:pPr>
-      <w:r>
-        <w:rPr>
-          <w:lang w:val="es_ES" w:bidi="es_ES"/>
-        </w:rPr>
-      </w:r>
-      <w:hyperlink r:id="rId16">
-        <w:r>
-          <w:rPr>
-            <w:lang w:val="es_ES" w:bidi="es_ES"/>
-          </w:rPr>
-          <w:rPr>
-            <w:color w:val="0000EE"/>
-            <w:u w:val="single"/>
-          </w:rPr>
-          <w:t>Jonás 2.2</w:t>
-        </w:r>
-      </w:hyperlink>
-    </w:p>
-    <w:p>
-      <w:pPr>
-        <w:pStyle w:val="ListBullet"/>
-        <w:spacing w:line="240" w:lineRule="auto"/>
-        <w:ind w:left="720"/>
-      </w:pPr>
-      <w:r>
-        <w:rPr>
-          <w:lang w:val="es_ES" w:bidi="es_ES"/>
-        </w:rPr>
-      </w:r>
-      <w:hyperlink r:id="rId17">
-        <w:r>
-          <w:rPr>
-            <w:lang w:val="es_ES" w:bidi="es_ES"/>
-          </w:rPr>
-          <w:rPr>
-            <w:color w:val="0000EE"/>
-            <w:u w:val="single"/>
-          </w:rPr>
-          <w:t>Lucas 10.15</w:t>
-        </w:r>
-      </w:hyperlink>
-    </w:p>
-    <w:p>
-      <w:pPr>
-        <w:pStyle w:val="ListBullet"/>
-        <w:spacing w:line="240" w:lineRule="auto"/>
-        <w:ind w:left="720"/>
-      </w:pPr>
-      <w:r>
-        <w:rPr>
-          <w:lang w:val="es_ES" w:bidi="es_ES"/>
-        </w:rPr>
-      </w:r>
-      <w:hyperlink r:id="rId18">
-        <w:r>
-          <w:rPr>
-            <w:lang w:val="es_ES" w:bidi="es_ES"/>
-          </w:rPr>
-          <w:rPr>
-            <w:color w:val="0000EE"/>
-            <w:u w:val="single"/>
-          </w:rPr>
-          <w:t>Lucas 16.23</w:t>
-        </w:r>
-      </w:hyperlink>
-    </w:p>
-    <w:p>
-      <w:pPr>
-        <w:pStyle w:val="ListBullet"/>
-        <w:spacing w:line="240" w:lineRule="auto"/>
-        <w:ind w:left="720"/>
-      </w:pPr>
-      <w:r>
-        <w:rPr>
-          <w:lang w:val="es_ES" w:bidi="es_ES"/>
-        </w:rPr>
-      </w:r>
-      <w:hyperlink r:id="rId19">
-        <w:r>
-          <w:rPr>
-            <w:lang w:val="es_ES" w:bidi="es_ES"/>
-          </w:rPr>
-          <w:rPr>
-            <w:color w:val="0000EE"/>
-            <w:u w:val="single"/>
-          </w:rPr>
-          <w:t>Mateo 11.23</w:t>
-        </w:r>
-      </w:hyperlink>
-    </w:p>
-    <w:p>
-      <w:pPr>
-        <w:pStyle w:val="ListBullet"/>
-        <w:spacing w:line="240" w:lineRule="auto"/>
-        <w:ind w:left="720"/>
-      </w:pPr>
-      <w:r>
-        <w:rPr>
-          <w:lang w:val="es_ES" w:bidi="es_ES"/>
-        </w:rPr>
-      </w:r>
-      <w:hyperlink r:id="rId20">
-        <w:r>
-          <w:rPr>
-            <w:lang w:val="es_ES" w:bidi="es_ES"/>
-          </w:rPr>
-          <w:rPr>
-            <w:color w:val="0000EE"/>
-            <w:u w:val="single"/>
-          </w:rPr>
-          <w:t>Mateo 16.18</w:t>
-        </w:r>
-      </w:hyperlink>
-    </w:p>
-    <w:p>
-      <w:pPr>
-        <w:pStyle w:val="ListBullet"/>
-        <w:spacing w:line="240" w:lineRule="auto"/>
-        <w:ind w:left="720"/>
-      </w:pPr>
-      <w:r>
-        <w:rPr>
-          <w:lang w:val="es_ES" w:bidi="es_ES"/>
-        </w:rPr>
-      </w:r>
-      <w:hyperlink r:id="rId21">
-        <w:r>
-          <w:rPr>
-            <w:lang w:val="es_ES" w:bidi="es_ES"/>
-          </w:rPr>
-          <w:rPr>
-            <w:color w:val="0000EE"/>
-            <w:u w:val="single"/>
-          </w:rPr>
-          <w:t>Apocalipsis 1.18</w:t>
-        </w:r>
-      </w:hyperlink>
+      <w:r>
+        <w:rPr>
+          <w:lang w:val="es_ES" w:bidi="es_ES"/>
+        </w:rPr>
+        <w:t>Hechos 2.31</w:t>
+      </w:r>
+    </w:p>
+    <w:p>
+      <w:pPr>
+        <w:pStyle w:val="ListBullet"/>
+        <w:spacing w:line="240" w:lineRule="auto"/>
+        <w:ind w:left="720"/>
+      </w:pPr>
+      <w:r>
+        <w:rPr>
+          <w:lang w:val="es_ES" w:bidi="es_ES"/>
+        </w:rPr>
+      </w:r>
+      <w:r>
+        <w:rPr>
+          <w:lang w:val="es_ES" w:bidi="es_ES"/>
+        </w:rPr>
+        <w:t>Génesis 44.29</w:t>
+      </w:r>
+    </w:p>
+    <w:p>
+      <w:pPr>
+        <w:pStyle w:val="ListBullet"/>
+        <w:spacing w:line="240" w:lineRule="auto"/>
+        <w:ind w:left="720"/>
+      </w:pPr>
+      <w:r>
+        <w:rPr>
+          <w:lang w:val="es_ES" w:bidi="es_ES"/>
+        </w:rPr>
+      </w:r>
+      <w:r>
+        <w:rPr>
+          <w:lang w:val="es_ES" w:bidi="es_ES"/>
+        </w:rPr>
+        <w:t>Jonás 2.2</w:t>
+      </w:r>
+    </w:p>
+    <w:p>
+      <w:pPr>
+        <w:pStyle w:val="ListBullet"/>
+        <w:spacing w:line="240" w:lineRule="auto"/>
+        <w:ind w:left="720"/>
+      </w:pPr>
+      <w:r>
+        <w:rPr>
+          <w:lang w:val="es_ES" w:bidi="es_ES"/>
+        </w:rPr>
+      </w:r>
+      <w:r>
+        <w:rPr>
+          <w:lang w:val="es_ES" w:bidi="es_ES"/>
+        </w:rPr>
+        <w:t>Lucas 10.15</w:t>
+      </w:r>
+    </w:p>
+    <w:p>
+      <w:pPr>
+        <w:pStyle w:val="ListBullet"/>
+        <w:spacing w:line="240" w:lineRule="auto"/>
+        <w:ind w:left="720"/>
+      </w:pPr>
+      <w:r>
+        <w:rPr>
+          <w:lang w:val="es_ES" w:bidi="es_ES"/>
+        </w:rPr>
+      </w:r>
+      <w:r>
+        <w:rPr>
+          <w:lang w:val="es_ES" w:bidi="es_ES"/>
+        </w:rPr>
+        <w:t>Lucas 16.23</w:t>
+      </w:r>
+    </w:p>
+    <w:p>
+      <w:pPr>
+        <w:pStyle w:val="ListBullet"/>
+        <w:spacing w:line="240" w:lineRule="auto"/>
+        <w:ind w:left="720"/>
+      </w:pPr>
+      <w:r>
+        <w:rPr>
+          <w:lang w:val="es_ES" w:bidi="es_ES"/>
+        </w:rPr>
+      </w:r>
+      <w:r>
+        <w:rPr>
+          <w:lang w:val="es_ES" w:bidi="es_ES"/>
+        </w:rPr>
+        <w:t>Mateo 11.23</w:t>
+      </w:r>
+    </w:p>
+    <w:p>
+      <w:pPr>
+        <w:pStyle w:val="ListBullet"/>
+        <w:spacing w:line="240" w:lineRule="auto"/>
+        <w:ind w:left="720"/>
+      </w:pPr>
+      <w:r>
+        <w:rPr>
+          <w:lang w:val="es_ES" w:bidi="es_ES"/>
+        </w:rPr>
+      </w:r>
+      <w:r>
+        <w:rPr>
+          <w:lang w:val="es_ES" w:bidi="es_ES"/>
+        </w:rPr>
+        <w:t>Mateo 16.18</w:t>
+      </w:r>
+    </w:p>
+    <w:p>
+      <w:pPr>
+        <w:pStyle w:val="ListBullet"/>
+        <w:spacing w:line="240" w:lineRule="auto"/>
+        <w:ind w:left="720"/>
+      </w:pPr>
+      <w:r>
+        <w:rPr>
+          <w:lang w:val="es_ES" w:bidi="es_ES"/>
+        </w:rPr>
+      </w:r>
+      <w:r>
+        <w:rPr>
+          <w:lang w:val="es_ES" w:bidi="es_ES"/>
+        </w:rPr>
+        <w:t>Apocalipsis 1.18</w:t>
+      </w:r>
     </w:p>
     <w:p>
       <w:pPr>
@@ -1114,90 +1060,66 @@
           <w:lang w:val="es_ES" w:bidi="es_ES"/>
         </w:rPr>
       </w:r>
-      <w:hyperlink r:id="rId22">
-        <w:r>
-          <w:rPr>
-            <w:lang w:val="es_ES" w:bidi="es_ES"/>
-          </w:rPr>
-          <w:rPr>
-            <w:color w:val="0000EE"/>
-            <w:u w:val="single"/>
-          </w:rPr>
-          <w:t>Gálatas 4.25</w:t>
-        </w:r>
-      </w:hyperlink>
-    </w:p>
-    <w:p>
-      <w:pPr>
-        <w:pStyle w:val="ListBullet"/>
-        <w:spacing w:line="240" w:lineRule="auto"/>
-        <w:ind w:left="720"/>
-      </w:pPr>
-      <w:r>
-        <w:rPr>
-          <w:lang w:val="es_ES" w:bidi="es_ES"/>
-        </w:rPr>
-      </w:r>
-      <w:hyperlink r:id="rId23">
-        <w:r>
-          <w:rPr>
-            <w:lang w:val="es_ES" w:bidi="es_ES"/>
-          </w:rPr>
-          <w:rPr>
-            <w:color w:val="0000EE"/>
-            <w:u w:val="single"/>
-          </w:rPr>
-          <w:t>Génesis 16.1–4</w:t>
-        </w:r>
-      </w:hyperlink>
-    </w:p>
-    <w:p>
-      <w:pPr>
-        <w:pStyle w:val="ListBullet"/>
-        <w:spacing w:line="240" w:lineRule="auto"/>
-        <w:ind w:left="720"/>
-      </w:pPr>
-      <w:r>
-        <w:rPr>
-          <w:lang w:val="es_ES" w:bidi="es_ES"/>
-        </w:rPr>
-      </w:r>
-      <w:hyperlink r:id="rId24">
-        <w:r>
-          <w:rPr>
-            <w:lang w:val="es_ES" w:bidi="es_ES"/>
-          </w:rPr>
-          <w:rPr>
-            <w:color w:val="0000EE"/>
-            <w:u w:val="single"/>
-          </w:rPr>
-          <w:t>Génesis 21.9</w:t>
-        </w:r>
-      </w:hyperlink>
-    </w:p>
-    <w:p>
-      <w:pPr>
-        <w:pStyle w:val="ListBullet"/>
-        <w:spacing w:line="240" w:lineRule="auto"/>
-        <w:ind w:left="720"/>
-      </w:pPr>
-      <w:r>
-        <w:rPr>
-          <w:lang w:val="es_ES" w:bidi="es_ES"/>
-        </w:rPr>
-      </w:r>
-      <w:hyperlink r:id="rId25">
-        <w:r>
-          <w:rPr>
-            <w:lang w:val="es_ES" w:bidi="es_ES"/>
-          </w:rPr>
-          <w:rPr>
-            <w:color w:val="0000EE"/>
-            <w:u w:val="single"/>
-          </w:rPr>
-          <w:t>Génesis 25.12</w:t>
-        </w:r>
-      </w:hyperlink>
+      <w:r>
+        <w:rPr>
+          <w:lang w:val="es_ES" w:bidi="es_ES"/>
+        </w:rPr>
+        <w:t>Gálatas 4.25</w:t>
+      </w:r>
+    </w:p>
+    <w:p>
+      <w:pPr>
+        <w:pStyle w:val="ListBullet"/>
+        <w:spacing w:line="240" w:lineRule="auto"/>
+        <w:ind w:left="720"/>
+      </w:pPr>
+      <w:r>
+        <w:rPr>
+          <w:lang w:val="es_ES" w:bidi="es_ES"/>
+        </w:rPr>
+      </w:r>
+      <w:r>
+        <w:rPr>
+          <w:lang w:val="es_ES" w:bidi="es_ES"/>
+        </w:rPr>
+        <w:t>Génesis 16.1–4</w:t>
+      </w:r>
+    </w:p>
+    <w:p>
+      <w:pPr>
+        <w:pStyle w:val="ListBullet"/>
+        <w:spacing w:line="240" w:lineRule="auto"/>
+        <w:ind w:left="720"/>
+      </w:pPr>
+      <w:r>
+        <w:rPr>
+          <w:lang w:val="es_ES" w:bidi="es_ES"/>
+        </w:rPr>
+      </w:r>
+      <w:r>
+        <w:rPr>
+          <w:lang w:val="es_ES" w:bidi="es_ES"/>
+        </w:rPr>
+        <w:t>Génesis 21.9</w:t>
+      </w:r>
+    </w:p>
+    <w:p>
+      <w:pPr>
+        <w:pStyle w:val="ListBullet"/>
+        <w:spacing w:line="240" w:lineRule="auto"/>
+        <w:ind w:left="720"/>
+      </w:pPr>
+      <w:r>
+        <w:rPr>
+          <w:lang w:val="es_ES" w:bidi="es_ES"/>
+        </w:rPr>
+      </w:r>
+      <w:r>
+        <w:rPr>
+          <w:lang w:val="es_ES" w:bidi="es_ES"/>
+        </w:rPr>
+        <w:t>Génesis 25.12</w:t>
+      </w:r>
     </w:p>
     <w:p>
       <w:pPr>
@@ -1538,42 +1460,30 @@
           <w:lang w:val="es_ES" w:bidi="es_ES"/>
         </w:rPr>
       </w:r>
-      <w:hyperlink r:id="rId26">
-        <w:r>
-          <w:rPr>
-            <w:lang w:val="es_ES" w:bidi="es_ES"/>
-          </w:rPr>
-          <w:rPr>
-            <w:color w:val="0000EE"/>
-            <w:u w:val="single"/>
-          </w:rPr>
-          <w:t>Esdras 5.1–2</w:t>
-        </w:r>
-      </w:hyperlink>
-    </w:p>
-    <w:p>
-      <w:pPr>
-        <w:pStyle w:val="ListBullet"/>
-        <w:spacing w:line="240" w:lineRule="auto"/>
-        <w:ind w:left="720"/>
-      </w:pPr>
-      <w:r>
-        <w:rPr>
-          <w:lang w:val="es_ES" w:bidi="es_ES"/>
-        </w:rPr>
-      </w:r>
-      <w:hyperlink r:id="rId27">
-        <w:r>
-          <w:rPr>
-            <w:lang w:val="es_ES" w:bidi="es_ES"/>
-          </w:rPr>
-          <w:rPr>
-            <w:color w:val="0000EE"/>
-            <w:u w:val="single"/>
-          </w:rPr>
-          <w:t>Esdras 6.13–15</w:t>
-        </w:r>
-      </w:hyperlink>
+      <w:r>
+        <w:rPr>
+          <w:lang w:val="es_ES" w:bidi="es_ES"/>
+        </w:rPr>
+        <w:t>Esdras 5.1–2</w:t>
+      </w:r>
+    </w:p>
+    <w:p>
+      <w:pPr>
+        <w:pStyle w:val="ListBullet"/>
+        <w:spacing w:line="240" w:lineRule="auto"/>
+        <w:ind w:left="720"/>
+      </w:pPr>
+      <w:r>
+        <w:rPr>
+          <w:lang w:val="es_ES" w:bidi="es_ES"/>
+        </w:rPr>
+      </w:r>
+      <w:r>
+        <w:rPr>
+          <w:lang w:val="es_ES" w:bidi="es_ES"/>
+        </w:rPr>
+        <w:t>Esdras 6.13–15</w:t>
+      </w:r>
     </w:p>
     <w:p>
       <w:pPr>
@@ -1773,114 +1683,84 @@
           <w:lang w:val="es_ES" w:bidi="es_ES"/>
         </w:rPr>
       </w:r>
-      <w:hyperlink r:id="rId28">
-        <w:r>
-          <w:rPr>
-            <w:lang w:val="es_ES" w:bidi="es_ES"/>
-          </w:rPr>
-          <w:rPr>
-            <w:color w:val="0000EE"/>
-            <w:u w:val="single"/>
-          </w:rPr>
-          <w:t>Esdras 2:27–30</w:t>
-        </w:r>
-      </w:hyperlink>
-    </w:p>
-    <w:p>
-      <w:pPr>
-        <w:pStyle w:val="ListBullet"/>
-        <w:spacing w:line="240" w:lineRule="auto"/>
-        <w:ind w:left="720"/>
-      </w:pPr>
-      <w:r>
-        <w:rPr>
-          <w:lang w:val="es_ES" w:bidi="es_ES"/>
-        </w:rPr>
-      </w:r>
-      <w:hyperlink r:id="rId29">
-        <w:r>
-          <w:rPr>
-            <w:lang w:val="es_ES" w:bidi="es_ES"/>
-          </w:rPr>
-          <w:rPr>
-            <w:color w:val="0000EE"/>
-            <w:u w:val="single"/>
-          </w:rPr>
-          <w:t>Génesis 12:8–9</w:t>
-        </w:r>
-      </w:hyperlink>
-    </w:p>
-    <w:p>
-      <w:pPr>
-        <w:pStyle w:val="ListBullet"/>
-        <w:spacing w:line="240" w:lineRule="auto"/>
-        <w:ind w:left="720"/>
-      </w:pPr>
-      <w:r>
-        <w:rPr>
-          <w:lang w:val="es_ES" w:bidi="es_ES"/>
-        </w:rPr>
-      </w:r>
-      <w:hyperlink r:id="rId30">
-        <w:r>
-          <w:rPr>
-            <w:lang w:val="es_ES" w:bidi="es_ES"/>
-          </w:rPr>
-          <w:rPr>
-            <w:color w:val="0000EE"/>
-            <w:u w:val="single"/>
-          </w:rPr>
-          <w:t>Génesis 13:3–4</w:t>
-        </w:r>
-      </w:hyperlink>
-    </w:p>
-    <w:p>
-      <w:pPr>
-        <w:pStyle w:val="ListBullet"/>
-        <w:spacing w:line="240" w:lineRule="auto"/>
-        <w:ind w:left="720"/>
-      </w:pPr>
-      <w:r>
-        <w:rPr>
-          <w:lang w:val="es_ES" w:bidi="es_ES"/>
-        </w:rPr>
-      </w:r>
-      <w:hyperlink r:id="rId31">
-        <w:r>
-          <w:rPr>
-            <w:lang w:val="es_ES" w:bidi="es_ES"/>
-          </w:rPr>
-          <w:rPr>
-            <w:color w:val="0000EE"/>
-            <w:u w:val="single"/>
-          </w:rPr>
-          <w:t>Josué 7:3</w:t>
-        </w:r>
-      </w:hyperlink>
-    </w:p>
-    <w:p>
-      <w:pPr>
-        <w:pStyle w:val="ListBullet"/>
-        <w:spacing w:line="240" w:lineRule="auto"/>
-        <w:ind w:left="720"/>
-      </w:pPr>
-      <w:r>
-        <w:rPr>
-          <w:lang w:val="es_ES" w:bidi="es_ES"/>
-        </w:rPr>
-      </w:r>
-      <w:hyperlink r:id="rId32">
-        <w:r>
-          <w:rPr>
-            <w:lang w:val="es_ES" w:bidi="es_ES"/>
-          </w:rPr>
-          <w:rPr>
-            <w:color w:val="0000EE"/>
-            <w:u w:val="single"/>
-          </w:rPr>
-          <w:t>Josué 8:12</w:t>
-        </w:r>
-      </w:hyperlink>
+      <w:r>
+        <w:rPr>
+          <w:lang w:val="es_ES" w:bidi="es_ES"/>
+        </w:rPr>
+        <w:t>Esdras 2:27–30</w:t>
+      </w:r>
+    </w:p>
+    <w:p>
+      <w:pPr>
+        <w:pStyle w:val="ListBullet"/>
+        <w:spacing w:line="240" w:lineRule="auto"/>
+        <w:ind w:left="720"/>
+      </w:pPr>
+      <w:r>
+        <w:rPr>
+          <w:lang w:val="es_ES" w:bidi="es_ES"/>
+        </w:rPr>
+      </w:r>
+      <w:r>
+        <w:rPr>
+          <w:lang w:val="es_ES" w:bidi="es_ES"/>
+        </w:rPr>
+        <w:t>Génesis 12:8–9</w:t>
+      </w:r>
+    </w:p>
+    <w:p>
+      <w:pPr>
+        <w:pStyle w:val="ListBullet"/>
+        <w:spacing w:line="240" w:lineRule="auto"/>
+        <w:ind w:left="720"/>
+      </w:pPr>
+      <w:r>
+        <w:rPr>
+          <w:lang w:val="es_ES" w:bidi="es_ES"/>
+        </w:rPr>
+      </w:r>
+      <w:r>
+        <w:rPr>
+          <w:lang w:val="es_ES" w:bidi="es_ES"/>
+        </w:rPr>
+        <w:t>Génesis 13:3–4</w:t>
+      </w:r>
+    </w:p>
+    <w:p>
+      <w:pPr>
+        <w:pStyle w:val="ListBullet"/>
+        <w:spacing w:line="240" w:lineRule="auto"/>
+        <w:ind w:left="720"/>
+      </w:pPr>
+      <w:r>
+        <w:rPr>
+          <w:lang w:val="es_ES" w:bidi="es_ES"/>
+        </w:rPr>
+      </w:r>
+      <w:r>
+        <w:rPr>
+          <w:lang w:val="es_ES" w:bidi="es_ES"/>
+        </w:rPr>
+        <w:t>Josué 7:3</w:t>
+      </w:r>
+    </w:p>
+    <w:p>
+      <w:pPr>
+        <w:pStyle w:val="ListBullet"/>
+        <w:spacing w:line="240" w:lineRule="auto"/>
+        <w:ind w:left="720"/>
+      </w:pPr>
+      <w:r>
+        <w:rPr>
+          <w:lang w:val="es_ES" w:bidi="es_ES"/>
+        </w:rPr>
+      </w:r>
+      <w:r>
+        <w:rPr>
+          <w:lang w:val="es_ES" w:bidi="es_ES"/>
+        </w:rPr>
+        <w:t>Josué 8:12</w:t>
+      </w:r>
     </w:p>
     <w:p>
       <w:pPr>
@@ -2188,90 +2068,66 @@
           <w:lang w:val="es_ES" w:bidi="es_ES"/>
         </w:rPr>
       </w:r>
-      <w:hyperlink r:id="rId33">
-        <w:r>
-          <w:rPr>
-            <w:lang w:val="es_ES" w:bidi="es_ES"/>
-          </w:rPr>
-          <w:rPr>
-            <w:color w:val="0000EE"/>
-            <w:u w:val="single"/>
-          </w:rPr>
-          <w:t>1 Crónicas 18.3–4</w:t>
-        </w:r>
-      </w:hyperlink>
-    </w:p>
-    <w:p>
-      <w:pPr>
-        <w:pStyle w:val="ListBullet"/>
-        <w:spacing w:line="240" w:lineRule="auto"/>
-        <w:ind w:left="720"/>
-      </w:pPr>
-      <w:r>
-        <w:rPr>
-          <w:lang w:val="es_ES" w:bidi="es_ES"/>
-        </w:rPr>
-      </w:r>
-      <w:hyperlink r:id="rId34">
-        <w:r>
-          <w:rPr>
-            <w:lang w:val="es_ES" w:bidi="es_ES"/>
-          </w:rPr>
-          <w:rPr>
-            <w:color w:val="0000EE"/>
-            <w:u w:val="single"/>
-          </w:rPr>
-          <w:t>2 Samuel 8.9</w:t>
-        </w:r>
-      </w:hyperlink>
-    </w:p>
-    <w:p>
-      <w:pPr>
-        <w:pStyle w:val="ListBullet"/>
-        <w:spacing w:line="240" w:lineRule="auto"/>
-        <w:ind w:left="720"/>
-      </w:pPr>
-      <w:r>
-        <w:rPr>
-          <w:lang w:val="es_ES" w:bidi="es_ES"/>
-        </w:rPr>
-      </w:r>
-      <w:hyperlink r:id="rId35">
-        <w:r>
-          <w:rPr>
-            <w:lang w:val="es_ES" w:bidi="es_ES"/>
-          </w:rPr>
-          <w:rPr>
-            <w:color w:val="0000EE"/>
-            <w:u w:val="single"/>
-          </w:rPr>
-          <w:t>Amós 6.1–2</w:t>
-        </w:r>
-      </w:hyperlink>
-    </w:p>
-    <w:p>
-      <w:pPr>
-        <w:pStyle w:val="ListBullet"/>
-        <w:spacing w:line="240" w:lineRule="auto"/>
-        <w:ind w:left="720"/>
-      </w:pPr>
-      <w:r>
-        <w:rPr>
-          <w:lang w:val="es_ES" w:bidi="es_ES"/>
-        </w:rPr>
-      </w:r>
-      <w:hyperlink r:id="rId36">
-        <w:r>
-          <w:rPr>
-            <w:lang w:val="es_ES" w:bidi="es_ES"/>
-          </w:rPr>
-          <w:rPr>
-            <w:color w:val="0000EE"/>
-            <w:u w:val="single"/>
-          </w:rPr>
-          <w:t>Ezequiel 47.15–17</w:t>
-        </w:r>
-      </w:hyperlink>
+      <w:r>
+        <w:rPr>
+          <w:lang w:val="es_ES" w:bidi="es_ES"/>
+        </w:rPr>
+        <w:t>1 Crónicas 18.3–4</w:t>
+      </w:r>
+    </w:p>
+    <w:p>
+      <w:pPr>
+        <w:pStyle w:val="ListBullet"/>
+        <w:spacing w:line="240" w:lineRule="auto"/>
+        <w:ind w:left="720"/>
+      </w:pPr>
+      <w:r>
+        <w:rPr>
+          <w:lang w:val="es_ES" w:bidi="es_ES"/>
+        </w:rPr>
+      </w:r>
+      <w:r>
+        <w:rPr>
+          <w:lang w:val="es_ES" w:bidi="es_ES"/>
+        </w:rPr>
+        <w:t>2 Samuel 8.9</w:t>
+      </w:r>
+    </w:p>
+    <w:p>
+      <w:pPr>
+        <w:pStyle w:val="ListBullet"/>
+        <w:spacing w:line="240" w:lineRule="auto"/>
+        <w:ind w:left="720"/>
+      </w:pPr>
+      <w:r>
+        <w:rPr>
+          <w:lang w:val="es_ES" w:bidi="es_ES"/>
+        </w:rPr>
+      </w:r>
+      <w:r>
+        <w:rPr>
+          <w:lang w:val="es_ES" w:bidi="es_ES"/>
+        </w:rPr>
+        <w:t>Amós 6.1–2</w:t>
+      </w:r>
+    </w:p>
+    <w:p>
+      <w:pPr>
+        <w:pStyle w:val="ListBullet"/>
+        <w:spacing w:line="240" w:lineRule="auto"/>
+        <w:ind w:left="720"/>
+      </w:pPr>
+      <w:r>
+        <w:rPr>
+          <w:lang w:val="es_ES" w:bidi="es_ES"/>
+        </w:rPr>
+      </w:r>
+      <w:r>
+        <w:rPr>
+          <w:lang w:val="es_ES" w:bidi="es_ES"/>
+        </w:rPr>
+        <w:t>Ezequiel 47.15–17</w:t>
+      </w:r>
     </w:p>
     <w:p>
       <w:pPr>
@@ -2455,162 +2311,120 @@
           <w:lang w:val="es_ES" w:bidi="es_ES"/>
         </w:rPr>
       </w:r>
-      <w:hyperlink r:id="rId37">
-        <w:r>
-          <w:rPr>
-            <w:lang w:val="es_ES" w:bidi="es_ES"/>
-          </w:rPr>
-          <w:rPr>
-            <w:color w:val="0000EE"/>
-            <w:u w:val="single"/>
-          </w:rPr>
-          <w:t>1 Crónicas 21:11–12</w:t>
-        </w:r>
-      </w:hyperlink>
-    </w:p>
-    <w:p>
-      <w:pPr>
-        <w:pStyle w:val="ListBullet"/>
-        <w:spacing w:line="240" w:lineRule="auto"/>
-        <w:ind w:left="720"/>
-      </w:pPr>
-      <w:r>
-        <w:rPr>
-          <w:lang w:val="es_ES" w:bidi="es_ES"/>
-        </w:rPr>
-      </w:r>
-      <w:hyperlink r:id="rId38">
-        <w:r>
-          <w:rPr>
-            <w:lang w:val="es_ES" w:bidi="es_ES"/>
-          </w:rPr>
-          <w:rPr>
-            <w:color w:val="0000EE"/>
-            <w:u w:val="single"/>
-          </w:rPr>
-          <w:t>Hechos 7:11</w:t>
-        </w:r>
-      </w:hyperlink>
-    </w:p>
-    <w:p>
-      <w:pPr>
-        <w:pStyle w:val="ListBullet"/>
-        <w:spacing w:line="240" w:lineRule="auto"/>
-        <w:ind w:left="720"/>
-      </w:pPr>
-      <w:r>
-        <w:rPr>
-          <w:lang w:val="es_ES" w:bidi="es_ES"/>
-        </w:rPr>
-      </w:r>
-      <w:hyperlink r:id="rId39">
-        <w:r>
-          <w:rPr>
-            <w:lang w:val="es_ES" w:bidi="es_ES"/>
-          </w:rPr>
-          <w:rPr>
-            <w:color w:val="0000EE"/>
-            <w:u w:val="single"/>
-          </w:rPr>
-          <w:t>Génesis 12:10</w:t>
-        </w:r>
-      </w:hyperlink>
-    </w:p>
-    <w:p>
-      <w:pPr>
-        <w:pStyle w:val="ListBullet"/>
-        <w:spacing w:line="240" w:lineRule="auto"/>
-        <w:ind w:left="720"/>
-      </w:pPr>
-      <w:r>
-        <w:rPr>
-          <w:lang w:val="es_ES" w:bidi="es_ES"/>
-        </w:rPr>
-      </w:r>
-      <w:hyperlink r:id="rId40">
-        <w:r>
-          <w:rPr>
-            <w:lang w:val="es_ES" w:bidi="es_ES"/>
-          </w:rPr>
-          <w:rPr>
-            <w:color w:val="0000EE"/>
-            <w:u w:val="single"/>
-          </w:rPr>
-          <w:t>Génesis 45:6</w:t>
-        </w:r>
-      </w:hyperlink>
-    </w:p>
-    <w:p>
-      <w:pPr>
-        <w:pStyle w:val="ListBullet"/>
-        <w:spacing w:line="240" w:lineRule="auto"/>
-        <w:ind w:left="720"/>
-      </w:pPr>
-      <w:r>
-        <w:rPr>
-          <w:lang w:val="es_ES" w:bidi="es_ES"/>
-        </w:rPr>
-      </w:r>
-      <w:hyperlink r:id="rId41">
-        <w:r>
-          <w:rPr>
-            <w:lang w:val="es_ES" w:bidi="es_ES"/>
-          </w:rPr>
-          <w:rPr>
-            <w:color w:val="0000EE"/>
-            <w:u w:val="single"/>
-          </w:rPr>
-          <w:t>Jeremías 11:21–23</w:t>
-        </w:r>
-      </w:hyperlink>
-    </w:p>
-    <w:p>
-      <w:pPr>
-        <w:pStyle w:val="ListBullet"/>
-        <w:spacing w:line="240" w:lineRule="auto"/>
-        <w:ind w:left="720"/>
-      </w:pPr>
-      <w:r>
-        <w:rPr>
-          <w:lang w:val="es_ES" w:bidi="es_ES"/>
-        </w:rPr>
-      </w:r>
-      <w:hyperlink r:id="rId42">
-        <w:r>
-          <w:rPr>
-            <w:lang w:val="es_ES" w:bidi="es_ES"/>
-          </w:rPr>
-          <w:rPr>
-            <w:color w:val="0000EE"/>
-            <w:u w:val="single"/>
-          </w:rPr>
-          <w:t>Lucas 4:25</w:t>
-        </w:r>
-      </w:hyperlink>
-    </w:p>
-    <w:p>
-      <w:pPr>
-        <w:pStyle w:val="ListBullet"/>
-        <w:spacing w:line="240" w:lineRule="auto"/>
-        <w:ind w:left="720"/>
-      </w:pPr>
-      <w:r>
-        <w:rPr>
-          <w:lang w:val="es_ES" w:bidi="es_ES"/>
-        </w:rPr>
-      </w:r>
-      <w:hyperlink r:id="rId43">
-        <w:r>
-          <w:rPr>
-            <w:lang w:val="es_ES" w:bidi="es_ES"/>
-          </w:rPr>
-          <w:rPr>
-            <w:color w:val="0000EE"/>
-            <w:u w:val="single"/>
-          </w:rPr>
-          <w:t>Mateo 24:8</w:t>
-        </w:r>
-      </w:hyperlink>
+      <w:r>
+        <w:rPr>
+          <w:lang w:val="es_ES" w:bidi="es_ES"/>
+        </w:rPr>
+        <w:t>1 Crónicas 21:11–12</w:t>
+      </w:r>
+    </w:p>
+    <w:p>
+      <w:pPr>
+        <w:pStyle w:val="ListBullet"/>
+        <w:spacing w:line="240" w:lineRule="auto"/>
+        <w:ind w:left="720"/>
+      </w:pPr>
+      <w:r>
+        <w:rPr>
+          <w:lang w:val="es_ES" w:bidi="es_ES"/>
+        </w:rPr>
+      </w:r>
+      <w:r>
+        <w:rPr>
+          <w:lang w:val="es_ES" w:bidi="es_ES"/>
+        </w:rPr>
+        <w:t>Hechos 7:11</w:t>
+      </w:r>
+    </w:p>
+    <w:p>
+      <w:pPr>
+        <w:pStyle w:val="ListBullet"/>
+        <w:spacing w:line="240" w:lineRule="auto"/>
+        <w:ind w:left="720"/>
+      </w:pPr>
+      <w:r>
+        <w:rPr>
+          <w:lang w:val="es_ES" w:bidi="es_ES"/>
+        </w:rPr>
+      </w:r>
+      <w:r>
+        <w:rPr>
+          <w:lang w:val="es_ES" w:bidi="es_ES"/>
+        </w:rPr>
+        <w:t>Génesis 12:10</w:t>
+      </w:r>
+    </w:p>
+    <w:p>
+      <w:pPr>
+        <w:pStyle w:val="ListBullet"/>
+        <w:spacing w:line="240" w:lineRule="auto"/>
+        <w:ind w:left="720"/>
+      </w:pPr>
+      <w:r>
+        <w:rPr>
+          <w:lang w:val="es_ES" w:bidi="es_ES"/>
+        </w:rPr>
+      </w:r>
+      <w:r>
+        <w:rPr>
+          <w:lang w:val="es_ES" w:bidi="es_ES"/>
+        </w:rPr>
+        <w:t>Génesis 45:6</w:t>
+      </w:r>
+    </w:p>
+    <w:p>
+      <w:pPr>
+        <w:pStyle w:val="ListBullet"/>
+        <w:spacing w:line="240" w:lineRule="auto"/>
+        <w:ind w:left="720"/>
+      </w:pPr>
+      <w:r>
+        <w:rPr>
+          <w:lang w:val="es_ES" w:bidi="es_ES"/>
+        </w:rPr>
+      </w:r>
+      <w:r>
+        <w:rPr>
+          <w:lang w:val="es_ES" w:bidi="es_ES"/>
+        </w:rPr>
+        <w:t>Jeremías 11:21–23</w:t>
+      </w:r>
+    </w:p>
+    <w:p>
+      <w:pPr>
+        <w:pStyle w:val="ListBullet"/>
+        <w:spacing w:line="240" w:lineRule="auto"/>
+        <w:ind w:left="720"/>
+      </w:pPr>
+      <w:r>
+        <w:rPr>
+          <w:lang w:val="es_ES" w:bidi="es_ES"/>
+        </w:rPr>
+      </w:r>
+      <w:r>
+        <w:rPr>
+          <w:lang w:val="es_ES" w:bidi="es_ES"/>
+        </w:rPr>
+        <w:t>Lucas 4:25</w:t>
+      </w:r>
+    </w:p>
+    <w:p>
+      <w:pPr>
+        <w:pStyle w:val="ListBullet"/>
+        <w:spacing w:line="240" w:lineRule="auto"/>
+        <w:ind w:left="720"/>
+      </w:pPr>
+      <w:r>
+        <w:rPr>
+          <w:lang w:val="es_ES" w:bidi="es_ES"/>
+        </w:rPr>
+      </w:r>
+      <w:r>
+        <w:rPr>
+          <w:lang w:val="es_ES" w:bidi="es_ES"/>
+        </w:rPr>
+        <w:t>Mateo 24:8</w:t>
+      </w:r>
     </w:p>
     <w:p>
       <w:pPr>
@@ -2864,114 +2678,84 @@
           <w:lang w:val="es_ES" w:bidi="es_ES"/>
         </w:rPr>
       </w:r>
-      <w:hyperlink r:id="rId44">
-        <w:r>
-          <w:rPr>
-            <w:lang w:val="es_ES" w:bidi="es_ES"/>
-          </w:rPr>
-          <w:rPr>
-            <w:color w:val="0000EE"/>
-            <w:u w:val="single"/>
-          </w:rPr>
-          <w:t>Hechos 7.14–16</w:t>
-        </w:r>
-      </w:hyperlink>
-    </w:p>
-    <w:p>
-      <w:pPr>
-        <w:pStyle w:val="ListBullet"/>
-        <w:spacing w:line="240" w:lineRule="auto"/>
-        <w:ind w:left="720"/>
-      </w:pPr>
-      <w:r>
-        <w:rPr>
-          <w:lang w:val="es_ES" w:bidi="es_ES"/>
-        </w:rPr>
-      </w:r>
-      <w:hyperlink r:id="rId45">
-        <w:r>
-          <w:rPr>
-            <w:lang w:val="es_ES" w:bidi="es_ES"/>
-          </w:rPr>
-          <w:rPr>
-            <w:color w:val="0000EE"/>
-            <w:u w:val="single"/>
-          </w:rPr>
-          <w:t>Génesis 34.2</w:t>
-        </w:r>
-      </w:hyperlink>
-    </w:p>
-    <w:p>
-      <w:pPr>
-        <w:pStyle w:val="ListBullet"/>
-        <w:spacing w:line="240" w:lineRule="auto"/>
-        <w:ind w:left="720"/>
-      </w:pPr>
-      <w:r>
-        <w:rPr>
-          <w:lang w:val="es_ES" w:bidi="es_ES"/>
-        </w:rPr>
-      </w:r>
-      <w:hyperlink r:id="rId46">
-        <w:r>
-          <w:rPr>
-            <w:lang w:val="es_ES" w:bidi="es_ES"/>
-          </w:rPr>
-          <w:rPr>
-            <w:color w:val="0000EE"/>
-            <w:u w:val="single"/>
-          </w:rPr>
-          <w:t>Génesis 34.21</w:t>
-        </w:r>
-      </w:hyperlink>
-    </w:p>
-    <w:p>
-      <w:pPr>
-        <w:pStyle w:val="ListBullet"/>
-        <w:spacing w:line="240" w:lineRule="auto"/>
-        <w:ind w:left="720"/>
-      </w:pPr>
-      <w:r>
-        <w:rPr>
-          <w:lang w:val="es_ES" w:bidi="es_ES"/>
-        </w:rPr>
-      </w:r>
-      <w:hyperlink r:id="rId47">
-        <w:r>
-          <w:rPr>
-            <w:lang w:val="es_ES" w:bidi="es_ES"/>
-          </w:rPr>
-          <w:rPr>
-            <w:color w:val="0000EE"/>
-            <w:u w:val="single"/>
-          </w:rPr>
-          <w:t>Josué 24.32–33</w:t>
-        </w:r>
-      </w:hyperlink>
-    </w:p>
-    <w:p>
-      <w:pPr>
-        <w:pStyle w:val="ListBullet"/>
-        <w:spacing w:line="240" w:lineRule="auto"/>
-        <w:ind w:left="720"/>
-      </w:pPr>
-      <w:r>
-        <w:rPr>
-          <w:lang w:val="es_ES" w:bidi="es_ES"/>
-        </w:rPr>
-      </w:r>
-      <w:hyperlink r:id="rId48">
-        <w:r>
-          <w:rPr>
-            <w:lang w:val="es_ES" w:bidi="es_ES"/>
-          </w:rPr>
-          <w:rPr>
-            <w:color w:val="0000EE"/>
-            <w:u w:val="single"/>
-          </w:rPr>
-          <w:t>Jueces 9.28</w:t>
-        </w:r>
-      </w:hyperlink>
+      <w:r>
+        <w:rPr>
+          <w:lang w:val="es_ES" w:bidi="es_ES"/>
+        </w:rPr>
+        <w:t>Hechos 7.14–16</w:t>
+      </w:r>
+    </w:p>
+    <w:p>
+      <w:pPr>
+        <w:pStyle w:val="ListBullet"/>
+        <w:spacing w:line="240" w:lineRule="auto"/>
+        <w:ind w:left="720"/>
+      </w:pPr>
+      <w:r>
+        <w:rPr>
+          <w:lang w:val="es_ES" w:bidi="es_ES"/>
+        </w:rPr>
+      </w:r>
+      <w:r>
+        <w:rPr>
+          <w:lang w:val="es_ES" w:bidi="es_ES"/>
+        </w:rPr>
+        <w:t>Génesis 34.2</w:t>
+      </w:r>
+    </w:p>
+    <w:p>
+      <w:pPr>
+        <w:pStyle w:val="ListBullet"/>
+        <w:spacing w:line="240" w:lineRule="auto"/>
+        <w:ind w:left="720"/>
+      </w:pPr>
+      <w:r>
+        <w:rPr>
+          <w:lang w:val="es_ES" w:bidi="es_ES"/>
+        </w:rPr>
+      </w:r>
+      <w:r>
+        <w:rPr>
+          <w:lang w:val="es_ES" w:bidi="es_ES"/>
+        </w:rPr>
+        <w:t>Génesis 34.21</w:t>
+      </w:r>
+    </w:p>
+    <w:p>
+      <w:pPr>
+        <w:pStyle w:val="ListBullet"/>
+        <w:spacing w:line="240" w:lineRule="auto"/>
+        <w:ind w:left="720"/>
+      </w:pPr>
+      <w:r>
+        <w:rPr>
+          <w:lang w:val="es_ES" w:bidi="es_ES"/>
+        </w:rPr>
+      </w:r>
+      <w:r>
+        <w:rPr>
+          <w:lang w:val="es_ES" w:bidi="es_ES"/>
+        </w:rPr>
+        <w:t>Josué 24.32–33</w:t>
+      </w:r>
+    </w:p>
+    <w:p>
+      <w:pPr>
+        <w:pStyle w:val="ListBullet"/>
+        <w:spacing w:line="240" w:lineRule="auto"/>
+        <w:ind w:left="720"/>
+      </w:pPr>
+      <w:r>
+        <w:rPr>
+          <w:lang w:val="es_ES" w:bidi="es_ES"/>
+        </w:rPr>
+      </w:r>
+      <w:r>
+        <w:rPr>
+          <w:lang w:val="es_ES" w:bidi="es_ES"/>
+        </w:rPr>
+        <w:t>Jueces 9.28</w:t>
+      </w:r>
     </w:p>
     <w:p>
       <w:pPr>
@@ -3355,114 +3139,84 @@
           <w:lang w:val="es_ES" w:bidi="es_ES"/>
         </w:rPr>
       </w:r>
-      <w:hyperlink r:id="rId49">
-        <w:r>
-          <w:rPr>
-            <w:lang w:val="es_ES" w:bidi="es_ES"/>
-          </w:rPr>
-          <w:rPr>
-            <w:color w:val="0000EE"/>
-            <w:u w:val="single"/>
-          </w:rPr>
-          <w:t>Daniel 1.6–7</w:t>
-        </w:r>
-      </w:hyperlink>
-    </w:p>
-    <w:p>
-      <w:pPr>
-        <w:pStyle w:val="ListBullet"/>
-        <w:spacing w:line="240" w:lineRule="auto"/>
-        <w:ind w:left="720"/>
-      </w:pPr>
-      <w:r>
-        <w:rPr>
-          <w:lang w:val="es_ES" w:bidi="es_ES"/>
-        </w:rPr>
-      </w:r>
-      <w:hyperlink r:id="rId50">
-        <w:r>
-          <w:rPr>
-            <w:lang w:val="es_ES" w:bidi="es_ES"/>
-          </w:rPr>
-          <w:rPr>
-            <w:color w:val="0000EE"/>
-            <w:u w:val="single"/>
-          </w:rPr>
-          <w:t>Daniel 2.17–18</w:t>
-        </w:r>
-      </w:hyperlink>
-    </w:p>
-    <w:p>
-      <w:pPr>
-        <w:pStyle w:val="ListBullet"/>
-        <w:spacing w:line="240" w:lineRule="auto"/>
-        <w:ind w:left="720"/>
-      </w:pPr>
-      <w:r>
-        <w:rPr>
-          <w:lang w:val="es_ES" w:bidi="es_ES"/>
-        </w:rPr>
-      </w:r>
-      <w:hyperlink r:id="rId51">
-        <w:r>
-          <w:rPr>
-            <w:lang w:val="es_ES" w:bidi="es_ES"/>
-          </w:rPr>
-          <w:rPr>
-            <w:color w:val="0000EE"/>
-            <w:u w:val="single"/>
-          </w:rPr>
-          <w:t>Jeremías 28.1</w:t>
-        </w:r>
-      </w:hyperlink>
-    </w:p>
-    <w:p>
-      <w:pPr>
-        <w:pStyle w:val="ListBullet"/>
-        <w:spacing w:line="240" w:lineRule="auto"/>
-        <w:ind w:left="720"/>
-      </w:pPr>
-      <w:r>
-        <w:rPr>
-          <w:lang w:val="es_ES" w:bidi="es_ES"/>
-        </w:rPr>
-      </w:r>
-      <w:hyperlink r:id="rId52">
-        <w:r>
-          <w:rPr>
-            <w:lang w:val="es_ES" w:bidi="es_ES"/>
-          </w:rPr>
-          <w:rPr>
-            <w:color w:val="0000EE"/>
-            <w:u w:val="single"/>
-          </w:rPr>
-          <w:t>Jeremías 28.5–7</w:t>
-        </w:r>
-      </w:hyperlink>
-    </w:p>
-    <w:p>
-      <w:pPr>
-        <w:pStyle w:val="ListBullet"/>
-        <w:spacing w:line="240" w:lineRule="auto"/>
-        <w:ind w:left="720"/>
-      </w:pPr>
-      <w:r>
-        <w:rPr>
-          <w:lang w:val="es_ES" w:bidi="es_ES"/>
-        </w:rPr>
-      </w:r>
-      <w:hyperlink r:id="rId53">
-        <w:r>
-          <w:rPr>
-            <w:lang w:val="es_ES" w:bidi="es_ES"/>
-          </w:rPr>
-          <w:rPr>
-            <w:color w:val="0000EE"/>
-            <w:u w:val="single"/>
-          </w:rPr>
-          <w:t>Jeremías 28.15–17</w:t>
-        </w:r>
-      </w:hyperlink>
+      <w:r>
+        <w:rPr>
+          <w:lang w:val="es_ES" w:bidi="es_ES"/>
+        </w:rPr>
+        <w:t>Daniel 1.6–7</w:t>
+      </w:r>
+    </w:p>
+    <w:p>
+      <w:pPr>
+        <w:pStyle w:val="ListBullet"/>
+        <w:spacing w:line="240" w:lineRule="auto"/>
+        <w:ind w:left="720"/>
+      </w:pPr>
+      <w:r>
+        <w:rPr>
+          <w:lang w:val="es_ES" w:bidi="es_ES"/>
+        </w:rPr>
+      </w:r>
+      <w:r>
+        <w:rPr>
+          <w:lang w:val="es_ES" w:bidi="es_ES"/>
+        </w:rPr>
+        <w:t>Daniel 2.17–18</w:t>
+      </w:r>
+    </w:p>
+    <w:p>
+      <w:pPr>
+        <w:pStyle w:val="ListBullet"/>
+        <w:spacing w:line="240" w:lineRule="auto"/>
+        <w:ind w:left="720"/>
+      </w:pPr>
+      <w:r>
+        <w:rPr>
+          <w:lang w:val="es_ES" w:bidi="es_ES"/>
+        </w:rPr>
+      </w:r>
+      <w:r>
+        <w:rPr>
+          <w:lang w:val="es_ES" w:bidi="es_ES"/>
+        </w:rPr>
+        <w:t>Jeremías 28.1</w:t>
+      </w:r>
+    </w:p>
+    <w:p>
+      <w:pPr>
+        <w:pStyle w:val="ListBullet"/>
+        <w:spacing w:line="240" w:lineRule="auto"/>
+        <w:ind w:left="720"/>
+      </w:pPr>
+      <w:r>
+        <w:rPr>
+          <w:lang w:val="es_ES" w:bidi="es_ES"/>
+        </w:rPr>
+      </w:r>
+      <w:r>
+        <w:rPr>
+          <w:lang w:val="es_ES" w:bidi="es_ES"/>
+        </w:rPr>
+        <w:t>Jeremías 28.5–7</w:t>
+      </w:r>
+    </w:p>
+    <w:p>
+      <w:pPr>
+        <w:pStyle w:val="ListBullet"/>
+        <w:spacing w:line="240" w:lineRule="auto"/>
+        <w:ind w:left="720"/>
+      </w:pPr>
+      <w:r>
+        <w:rPr>
+          <w:lang w:val="es_ES" w:bidi="es_ES"/>
+        </w:rPr>
+      </w:r>
+      <w:r>
+        <w:rPr>
+          <w:lang w:val="es_ES" w:bidi="es_ES"/>
+        </w:rPr>
+        <w:t>Jeremías 28.15–17</w:t>
+      </w:r>
     </w:p>
     <w:p>
       <w:pPr>
@@ -3740,138 +3494,102 @@
           <w:lang w:val="es_ES" w:bidi="es_ES"/>
         </w:rPr>
       </w:r>
-      <w:hyperlink r:id="rId54">
-        <w:r>
-          <w:rPr>
-            <w:lang w:val="es_ES" w:bidi="es_ES"/>
-          </w:rPr>
-          <w:rPr>
-            <w:color w:val="0000EE"/>
-            <w:u w:val="single"/>
-          </w:rPr>
-          <w:t>2 Reyes 19.12</w:t>
-        </w:r>
-      </w:hyperlink>
-    </w:p>
-    <w:p>
-      <w:pPr>
-        <w:pStyle w:val="ListBullet"/>
-        <w:spacing w:line="240" w:lineRule="auto"/>
-        <w:ind w:left="720"/>
-      </w:pPr>
-      <w:r>
-        <w:rPr>
-          <w:lang w:val="es_ES" w:bidi="es_ES"/>
-        </w:rPr>
-      </w:r>
-      <w:hyperlink r:id="rId55">
-        <w:r>
-          <w:rPr>
-            <w:lang w:val="es_ES" w:bidi="es_ES"/>
-          </w:rPr>
-          <w:rPr>
-            <w:color w:val="0000EE"/>
-            <w:u w:val="single"/>
-          </w:rPr>
-          <w:t>Hechos 7.1–3</w:t>
-        </w:r>
-      </w:hyperlink>
-    </w:p>
-    <w:p>
-      <w:pPr>
-        <w:pStyle w:val="ListBullet"/>
-        <w:spacing w:line="240" w:lineRule="auto"/>
-        <w:ind w:left="720"/>
-      </w:pPr>
-      <w:r>
-        <w:rPr>
-          <w:lang w:val="es_ES" w:bidi="es_ES"/>
-        </w:rPr>
-      </w:r>
-      <w:hyperlink r:id="rId56">
-        <w:r>
-          <w:rPr>
-            <w:lang w:val="es_ES" w:bidi="es_ES"/>
-          </w:rPr>
-          <w:rPr>
-            <w:color w:val="0000EE"/>
-            <w:u w:val="single"/>
-          </w:rPr>
-          <w:t>Génesis 11.31</w:t>
-        </w:r>
-      </w:hyperlink>
-    </w:p>
-    <w:p>
-      <w:pPr>
-        <w:pStyle w:val="ListBullet"/>
-        <w:spacing w:line="240" w:lineRule="auto"/>
-        <w:ind w:left="720"/>
-      </w:pPr>
-      <w:r>
-        <w:rPr>
-          <w:lang w:val="es_ES" w:bidi="es_ES"/>
-        </w:rPr>
-      </w:r>
-      <w:hyperlink r:id="rId57">
-        <w:r>
-          <w:rPr>
-            <w:lang w:val="es_ES" w:bidi="es_ES"/>
-          </w:rPr>
-          <w:rPr>
-            <w:color w:val="0000EE"/>
-            <w:u w:val="single"/>
-          </w:rPr>
-          <w:t>Génesis 27.43–45</w:t>
-        </w:r>
-      </w:hyperlink>
-    </w:p>
-    <w:p>
-      <w:pPr>
-        <w:pStyle w:val="ListBullet"/>
-        <w:spacing w:line="240" w:lineRule="auto"/>
-        <w:ind w:left="720"/>
-      </w:pPr>
-      <w:r>
-        <w:rPr>
-          <w:lang w:val="es_ES" w:bidi="es_ES"/>
-        </w:rPr>
-      </w:r>
-      <w:hyperlink r:id="rId58">
-        <w:r>
-          <w:rPr>
-            <w:lang w:val="es_ES" w:bidi="es_ES"/>
-          </w:rPr>
-          <w:rPr>
-            <w:color w:val="0000EE"/>
-            <w:u w:val="single"/>
-          </w:rPr>
-          <w:t>Génesis 28.10–11</w:t>
-        </w:r>
-      </w:hyperlink>
-    </w:p>
-    <w:p>
-      <w:pPr>
-        <w:pStyle w:val="ListBullet"/>
-        <w:spacing w:line="240" w:lineRule="auto"/>
-        <w:ind w:left="720"/>
-      </w:pPr>
-      <w:r>
-        <w:rPr>
-          <w:lang w:val="es_ES" w:bidi="es_ES"/>
-        </w:rPr>
-      </w:r>
-      <w:hyperlink r:id="rId59">
-        <w:r>
-          <w:rPr>
-            <w:lang w:val="es_ES" w:bidi="es_ES"/>
-          </w:rPr>
-          <w:rPr>
-            <w:color w:val="0000EE"/>
-            <w:u w:val="single"/>
-          </w:rPr>
-          <w:t>Génesis 29.4–6</w:t>
-        </w:r>
-      </w:hyperlink>
+      <w:r>
+        <w:rPr>
+          <w:lang w:val="es_ES" w:bidi="es_ES"/>
+        </w:rPr>
+        <w:t>2 Reyes 19.12</w:t>
+      </w:r>
+    </w:p>
+    <w:p>
+      <w:pPr>
+        <w:pStyle w:val="ListBullet"/>
+        <w:spacing w:line="240" w:lineRule="auto"/>
+        <w:ind w:left="720"/>
+      </w:pPr>
+      <w:r>
+        <w:rPr>
+          <w:lang w:val="es_ES" w:bidi="es_ES"/>
+        </w:rPr>
+      </w:r>
+      <w:r>
+        <w:rPr>
+          <w:lang w:val="es_ES" w:bidi="es_ES"/>
+        </w:rPr>
+        <w:t>Hechos 7.1–3</w:t>
+      </w:r>
+    </w:p>
+    <w:p>
+      <w:pPr>
+        <w:pStyle w:val="ListBullet"/>
+        <w:spacing w:line="240" w:lineRule="auto"/>
+        <w:ind w:left="720"/>
+      </w:pPr>
+      <w:r>
+        <w:rPr>
+          <w:lang w:val="es_ES" w:bidi="es_ES"/>
+        </w:rPr>
+      </w:r>
+      <w:r>
+        <w:rPr>
+          <w:lang w:val="es_ES" w:bidi="es_ES"/>
+        </w:rPr>
+        <w:t>Génesis 11.31</w:t>
+      </w:r>
+    </w:p>
+    <w:p>
+      <w:pPr>
+        <w:pStyle w:val="ListBullet"/>
+        <w:spacing w:line="240" w:lineRule="auto"/>
+        <w:ind w:left="720"/>
+      </w:pPr>
+      <w:r>
+        <w:rPr>
+          <w:lang w:val="es_ES" w:bidi="es_ES"/>
+        </w:rPr>
+      </w:r>
+      <w:r>
+        <w:rPr>
+          <w:lang w:val="es_ES" w:bidi="es_ES"/>
+        </w:rPr>
+        <w:t>Génesis 27.43–45</w:t>
+      </w:r>
+    </w:p>
+    <w:p>
+      <w:pPr>
+        <w:pStyle w:val="ListBullet"/>
+        <w:spacing w:line="240" w:lineRule="auto"/>
+        <w:ind w:left="720"/>
+      </w:pPr>
+      <w:r>
+        <w:rPr>
+          <w:lang w:val="es_ES" w:bidi="es_ES"/>
+        </w:rPr>
+      </w:r>
+      <w:r>
+        <w:rPr>
+          <w:lang w:val="es_ES" w:bidi="es_ES"/>
+        </w:rPr>
+        <w:t>Génesis 28.10–11</w:t>
+      </w:r>
+    </w:p>
+    <w:p>
+      <w:pPr>
+        <w:pStyle w:val="ListBullet"/>
+        <w:spacing w:line="240" w:lineRule="auto"/>
+        <w:ind w:left="720"/>
+      </w:pPr>
+      <w:r>
+        <w:rPr>
+          <w:lang w:val="es_ES" w:bidi="es_ES"/>
+        </w:rPr>
+      </w:r>
+      <w:r>
+        <w:rPr>
+          <w:lang w:val="es_ES" w:bidi="es_ES"/>
+        </w:rPr>
+        <w:t>Génesis 29.4–6</w:t>
+      </w:r>
     </w:p>
     <w:p>
       <w:pPr>
@@ -4101,186 +3819,138 @@
           <w:lang w:val="es_ES" w:bidi="es_ES"/>
         </w:rPr>
       </w:r>
-      <w:hyperlink r:id="rId60">
-        <w:r>
-          <w:rPr>
-            <w:lang w:val="es_ES" w:bidi="es_ES"/>
-          </w:rPr>
-          <w:rPr>
-            <w:color w:val="0000EE"/>
-            <w:u w:val="single"/>
-          </w:rPr>
-          <w:t>Hechos 26.12–14</w:t>
-        </w:r>
-      </w:hyperlink>
-    </w:p>
-    <w:p>
-      <w:pPr>
-        <w:pStyle w:val="ListBullet"/>
-        <w:spacing w:line="240" w:lineRule="auto"/>
-        <w:ind w:left="720"/>
-      </w:pPr>
-      <w:r>
-        <w:rPr>
-          <w:lang w:val="es_ES" w:bidi="es_ES"/>
-        </w:rPr>
-      </w:r>
-      <w:hyperlink r:id="rId61">
-        <w:r>
-          <w:rPr>
-            <w:lang w:val="es_ES" w:bidi="es_ES"/>
-          </w:rPr>
-          <w:rPr>
-            <w:color w:val="0000EE"/>
-            <w:u w:val="single"/>
-          </w:rPr>
-          <w:t>Génesis 39.13–15</w:t>
-        </w:r>
-      </w:hyperlink>
-    </w:p>
-    <w:p>
-      <w:pPr>
-        <w:pStyle w:val="ListBullet"/>
-        <w:spacing w:line="240" w:lineRule="auto"/>
-        <w:ind w:left="720"/>
-      </w:pPr>
-      <w:r>
-        <w:rPr>
-          <w:lang w:val="es_ES" w:bidi="es_ES"/>
-        </w:rPr>
-      </w:r>
-      <w:hyperlink r:id="rId62">
-        <w:r>
-          <w:rPr>
-            <w:lang w:val="es_ES" w:bidi="es_ES"/>
-          </w:rPr>
-          <w:rPr>
-            <w:color w:val="0000EE"/>
-            <w:u w:val="single"/>
-          </w:rPr>
-          <w:t>Génesis 40.15</w:t>
-        </w:r>
-      </w:hyperlink>
-    </w:p>
-    <w:p>
-      <w:pPr>
-        <w:pStyle w:val="ListBullet"/>
-        <w:spacing w:line="240" w:lineRule="auto"/>
-        <w:ind w:left="720"/>
-      </w:pPr>
-      <w:r>
-        <w:rPr>
-          <w:lang w:val="es_ES" w:bidi="es_ES"/>
-        </w:rPr>
-      </w:r>
-      <w:hyperlink r:id="rId63">
-        <w:r>
-          <w:rPr>
-            <w:lang w:val="es_ES" w:bidi="es_ES"/>
-          </w:rPr>
-          <w:rPr>
-            <w:color w:val="0000EE"/>
-            <w:u w:val="single"/>
-          </w:rPr>
-          <w:t>Génesis 41.12–13</w:t>
-        </w:r>
-      </w:hyperlink>
-    </w:p>
-    <w:p>
-      <w:pPr>
-        <w:pStyle w:val="ListBullet"/>
-        <w:spacing w:line="240" w:lineRule="auto"/>
-        <w:ind w:left="720"/>
-      </w:pPr>
-      <w:r>
-        <w:rPr>
-          <w:lang w:val="es_ES" w:bidi="es_ES"/>
-        </w:rPr>
-      </w:r>
-      <w:hyperlink r:id="rId64">
-        <w:r>
-          <w:rPr>
-            <w:lang w:val="es_ES" w:bidi="es_ES"/>
-          </w:rPr>
-          <w:rPr>
-            <w:color w:val="0000EE"/>
-            <w:u w:val="single"/>
-          </w:rPr>
-          <w:t>Juan 5.1–4</w:t>
-        </w:r>
-      </w:hyperlink>
-    </w:p>
-    <w:p>
-      <w:pPr>
-        <w:pStyle w:val="ListBullet"/>
-        <w:spacing w:line="240" w:lineRule="auto"/>
-        <w:ind w:left="720"/>
-      </w:pPr>
-      <w:r>
-        <w:rPr>
-          <w:lang w:val="es_ES" w:bidi="es_ES"/>
-        </w:rPr>
-      </w:r>
-      <w:hyperlink r:id="rId65">
-        <w:r>
-          <w:rPr>
-            <w:lang w:val="es_ES" w:bidi="es_ES"/>
-          </w:rPr>
-          <w:rPr>
-            <w:color w:val="0000EE"/>
-            <w:u w:val="single"/>
-          </w:rPr>
-          <w:t>Juan 19.13</w:t>
-        </w:r>
-      </w:hyperlink>
-    </w:p>
-    <w:p>
-      <w:pPr>
-        <w:pStyle w:val="ListBullet"/>
-        <w:spacing w:line="240" w:lineRule="auto"/>
-        <w:ind w:left="720"/>
-      </w:pPr>
-      <w:r>
-        <w:rPr>
-          <w:lang w:val="es_ES" w:bidi="es_ES"/>
-        </w:rPr>
-      </w:r>
-      <w:hyperlink r:id="rId66">
-        <w:r>
-          <w:rPr>
-            <w:lang w:val="es_ES" w:bidi="es_ES"/>
-          </w:rPr>
-          <w:rPr>
-            <w:color w:val="0000EE"/>
-            <w:u w:val="single"/>
-          </w:rPr>
-          <w:t>Jonás 1.8–10</w:t>
-        </w:r>
-      </w:hyperlink>
-    </w:p>
-    <w:p>
-      <w:pPr>
-        <w:pStyle w:val="ListBullet"/>
-        <w:spacing w:line="240" w:lineRule="auto"/>
-        <w:ind w:left="720"/>
-      </w:pPr>
-      <w:r>
-        <w:rPr>
-          <w:lang w:val="es_ES" w:bidi="es_ES"/>
-        </w:rPr>
-      </w:r>
-      <w:hyperlink r:id="rId67">
-        <w:r>
-          <w:rPr>
-            <w:lang w:val="es_ES" w:bidi="es_ES"/>
-          </w:rPr>
-          <w:rPr>
-            <w:color w:val="0000EE"/>
-            <w:u w:val="single"/>
-          </w:rPr>
-          <w:t>Filipenses 3.5</w:t>
-        </w:r>
-      </w:hyperlink>
+      <w:r>
+        <w:rPr>
+          <w:lang w:val="es_ES" w:bidi="es_ES"/>
+        </w:rPr>
+        <w:t>Hechos 26.12–14</w:t>
+      </w:r>
+    </w:p>
+    <w:p>
+      <w:pPr>
+        <w:pStyle w:val="ListBullet"/>
+        <w:spacing w:line="240" w:lineRule="auto"/>
+        <w:ind w:left="720"/>
+      </w:pPr>
+      <w:r>
+        <w:rPr>
+          <w:lang w:val="es_ES" w:bidi="es_ES"/>
+        </w:rPr>
+      </w:r>
+      <w:r>
+        <w:rPr>
+          <w:lang w:val="es_ES" w:bidi="es_ES"/>
+        </w:rPr>
+        <w:t>Génesis 39.13–15</w:t>
+      </w:r>
+    </w:p>
+    <w:p>
+      <w:pPr>
+        <w:pStyle w:val="ListBullet"/>
+        <w:spacing w:line="240" w:lineRule="auto"/>
+        <w:ind w:left="720"/>
+      </w:pPr>
+      <w:r>
+        <w:rPr>
+          <w:lang w:val="es_ES" w:bidi="es_ES"/>
+        </w:rPr>
+      </w:r>
+      <w:r>
+        <w:rPr>
+          <w:lang w:val="es_ES" w:bidi="es_ES"/>
+        </w:rPr>
+        <w:t>Génesis 40.15</w:t>
+      </w:r>
+    </w:p>
+    <w:p>
+      <w:pPr>
+        <w:pStyle w:val="ListBullet"/>
+        <w:spacing w:line="240" w:lineRule="auto"/>
+        <w:ind w:left="720"/>
+      </w:pPr>
+      <w:r>
+        <w:rPr>
+          <w:lang w:val="es_ES" w:bidi="es_ES"/>
+        </w:rPr>
+      </w:r>
+      <w:r>
+        <w:rPr>
+          <w:lang w:val="es_ES" w:bidi="es_ES"/>
+        </w:rPr>
+        <w:t>Génesis 41.12–13</w:t>
+      </w:r>
+    </w:p>
+    <w:p>
+      <w:pPr>
+        <w:pStyle w:val="ListBullet"/>
+        <w:spacing w:line="240" w:lineRule="auto"/>
+        <w:ind w:left="720"/>
+      </w:pPr>
+      <w:r>
+        <w:rPr>
+          <w:lang w:val="es_ES" w:bidi="es_ES"/>
+        </w:rPr>
+      </w:r>
+      <w:r>
+        <w:rPr>
+          <w:lang w:val="es_ES" w:bidi="es_ES"/>
+        </w:rPr>
+        <w:t>Juan 5.1–4</w:t>
+      </w:r>
+    </w:p>
+    <w:p>
+      <w:pPr>
+        <w:pStyle w:val="ListBullet"/>
+        <w:spacing w:line="240" w:lineRule="auto"/>
+        <w:ind w:left="720"/>
+      </w:pPr>
+      <w:r>
+        <w:rPr>
+          <w:lang w:val="es_ES" w:bidi="es_ES"/>
+        </w:rPr>
+      </w:r>
+      <w:r>
+        <w:rPr>
+          <w:lang w:val="es_ES" w:bidi="es_ES"/>
+        </w:rPr>
+        <w:t>Juan 19.13</w:t>
+      </w:r>
+    </w:p>
+    <w:p>
+      <w:pPr>
+        <w:pStyle w:val="ListBullet"/>
+        <w:spacing w:line="240" w:lineRule="auto"/>
+        <w:ind w:left="720"/>
+      </w:pPr>
+      <w:r>
+        <w:rPr>
+          <w:lang w:val="es_ES" w:bidi="es_ES"/>
+        </w:rPr>
+      </w:r>
+      <w:r>
+        <w:rPr>
+          <w:lang w:val="es_ES" w:bidi="es_ES"/>
+        </w:rPr>
+        <w:t>Jonás 1.8–10</w:t>
+      </w:r>
+    </w:p>
+    <w:p>
+      <w:pPr>
+        <w:pStyle w:val="ListBullet"/>
+        <w:spacing w:line="240" w:lineRule="auto"/>
+        <w:ind w:left="720"/>
+      </w:pPr>
+      <w:r>
+        <w:rPr>
+          <w:lang w:val="es_ES" w:bidi="es_ES"/>
+        </w:rPr>
+      </w:r>
+      <w:r>
+        <w:rPr>
+          <w:lang w:val="es_ES" w:bidi="es_ES"/>
+        </w:rPr>
+        <w:t>Filipenses 3.5</w:t>
+      </w:r>
     </w:p>
     <w:p>
       <w:pPr>
@@ -4581,162 +4251,120 @@
           <w:lang w:val="es_ES" w:bidi="es_ES"/>
         </w:rPr>
       </w:r>
-      <w:hyperlink r:id="rId68">
-        <w:r>
-          <w:rPr>
-            <w:lang w:val="es_ES" w:bidi="es_ES"/>
-          </w:rPr>
-          <w:rPr>
-            <w:color w:val="0000EE"/>
-            <w:u w:val="single"/>
-          </w:rPr>
-          <w:t>2 Samuel 2.10–11</w:t>
-        </w:r>
-      </w:hyperlink>
-    </w:p>
-    <w:p>
-      <w:pPr>
-        <w:pStyle w:val="ListBullet"/>
-        <w:spacing w:line="240" w:lineRule="auto"/>
-        <w:ind w:left="720"/>
-      </w:pPr>
-      <w:r>
-        <w:rPr>
-          <w:lang w:val="es_ES" w:bidi="es_ES"/>
-        </w:rPr>
-      </w:r>
-      <w:hyperlink r:id="rId69">
-        <w:r>
-          <w:rPr>
-            <w:lang w:val="es_ES" w:bidi="es_ES"/>
-          </w:rPr>
-          <w:rPr>
-            <w:color w:val="0000EE"/>
-            <w:u w:val="single"/>
-          </w:rPr>
-          <w:t>Génesis 13.18</w:t>
-        </w:r>
-      </w:hyperlink>
-    </w:p>
-    <w:p>
-      <w:pPr>
-        <w:pStyle w:val="ListBullet"/>
-        <w:spacing w:line="240" w:lineRule="auto"/>
-        <w:ind w:left="720"/>
-      </w:pPr>
-      <w:r>
-        <w:rPr>
-          <w:lang w:val="es_ES" w:bidi="es_ES"/>
-        </w:rPr>
-      </w:r>
-      <w:hyperlink r:id="rId70">
-        <w:r>
-          <w:rPr>
-            <w:lang w:val="es_ES" w:bidi="es_ES"/>
-          </w:rPr>
-          <w:rPr>
-            <w:color w:val="0000EE"/>
-            <w:u w:val="single"/>
-          </w:rPr>
-          <w:t>Génesis 23.1–2</w:t>
-        </w:r>
-      </w:hyperlink>
-    </w:p>
-    <w:p>
-      <w:pPr>
-        <w:pStyle w:val="ListBullet"/>
-        <w:spacing w:line="240" w:lineRule="auto"/>
-        <w:ind w:left="720"/>
-      </w:pPr>
-      <w:r>
-        <w:rPr>
-          <w:lang w:val="es_ES" w:bidi="es_ES"/>
-        </w:rPr>
-      </w:r>
-      <w:hyperlink r:id="rId71">
-        <w:r>
-          <w:rPr>
-            <w:lang w:val="es_ES" w:bidi="es_ES"/>
-          </w:rPr>
-          <w:rPr>
-            <w:color w:val="0000EE"/>
-            <w:u w:val="single"/>
-          </w:rPr>
-          <w:t>Génesis 35.27</w:t>
-        </w:r>
-      </w:hyperlink>
-    </w:p>
-    <w:p>
-      <w:pPr>
-        <w:pStyle w:val="ListBullet"/>
-        <w:spacing w:line="240" w:lineRule="auto"/>
-        <w:ind w:left="720"/>
-      </w:pPr>
-      <w:r>
-        <w:rPr>
-          <w:lang w:val="es_ES" w:bidi="es_ES"/>
-        </w:rPr>
-      </w:r>
-      <w:hyperlink r:id="rId72">
-        <w:r>
-          <w:rPr>
-            <w:lang w:val="es_ES" w:bidi="es_ES"/>
-          </w:rPr>
-          <w:rPr>
-            <w:color w:val="0000EE"/>
-            <w:u w:val="single"/>
-          </w:rPr>
-          <w:t>Génesis 37.12–14</w:t>
-        </w:r>
-      </w:hyperlink>
-    </w:p>
-    <w:p>
-      <w:pPr>
-        <w:pStyle w:val="ListBullet"/>
-        <w:spacing w:line="240" w:lineRule="auto"/>
-        <w:ind w:left="720"/>
-      </w:pPr>
-      <w:r>
-        <w:rPr>
-          <w:lang w:val="es_ES" w:bidi="es_ES"/>
-        </w:rPr>
-      </w:r>
-      <w:hyperlink r:id="rId73">
-        <w:r>
-          <w:rPr>
-            <w:lang w:val="es_ES" w:bidi="es_ES"/>
-          </w:rPr>
-          <w:rPr>
-            <w:color w:val="0000EE"/>
-            <w:u w:val="single"/>
-          </w:rPr>
-          <w:t>Jueces 1.10</w:t>
-        </w:r>
-      </w:hyperlink>
-    </w:p>
-    <w:p>
-      <w:pPr>
-        <w:pStyle w:val="ListBullet"/>
-        <w:spacing w:line="240" w:lineRule="auto"/>
-        <w:ind w:left="720"/>
-      </w:pPr>
-      <w:r>
-        <w:rPr>
-          <w:lang w:val="es_ES" w:bidi="es_ES"/>
-        </w:rPr>
-      </w:r>
-      <w:hyperlink r:id="rId74">
-        <w:r>
-          <w:rPr>
-            <w:lang w:val="es_ES" w:bidi="es_ES"/>
-          </w:rPr>
-          <w:rPr>
-            <w:color w:val="0000EE"/>
-            <w:u w:val="single"/>
-          </w:rPr>
-          <w:t>Números 13.22</w:t>
-        </w:r>
-      </w:hyperlink>
+      <w:r>
+        <w:rPr>
+          <w:lang w:val="es_ES" w:bidi="es_ES"/>
+        </w:rPr>
+        <w:t>2 Samuel 2.10–11</w:t>
+      </w:r>
+    </w:p>
+    <w:p>
+      <w:pPr>
+        <w:pStyle w:val="ListBullet"/>
+        <w:spacing w:line="240" w:lineRule="auto"/>
+        <w:ind w:left="720"/>
+      </w:pPr>
+      <w:r>
+        <w:rPr>
+          <w:lang w:val="es_ES" w:bidi="es_ES"/>
+        </w:rPr>
+      </w:r>
+      <w:r>
+        <w:rPr>
+          <w:lang w:val="es_ES" w:bidi="es_ES"/>
+        </w:rPr>
+        <w:t>Génesis 13.18</w:t>
+      </w:r>
+    </w:p>
+    <w:p>
+      <w:pPr>
+        <w:pStyle w:val="ListBullet"/>
+        <w:spacing w:line="240" w:lineRule="auto"/>
+        <w:ind w:left="720"/>
+      </w:pPr>
+      <w:r>
+        <w:rPr>
+          <w:lang w:val="es_ES" w:bidi="es_ES"/>
+        </w:rPr>
+      </w:r>
+      <w:r>
+        <w:rPr>
+          <w:lang w:val="es_ES" w:bidi="es_ES"/>
+        </w:rPr>
+        <w:t>Génesis 23.1–2</w:t>
+      </w:r>
+    </w:p>
+    <w:p>
+      <w:pPr>
+        <w:pStyle w:val="ListBullet"/>
+        <w:spacing w:line="240" w:lineRule="auto"/>
+        <w:ind w:left="720"/>
+      </w:pPr>
+      <w:r>
+        <w:rPr>
+          <w:lang w:val="es_ES" w:bidi="es_ES"/>
+        </w:rPr>
+      </w:r>
+      <w:r>
+        <w:rPr>
+          <w:lang w:val="es_ES" w:bidi="es_ES"/>
+        </w:rPr>
+        <w:t>Génesis 35.27</w:t>
+      </w:r>
+    </w:p>
+    <w:p>
+      <w:pPr>
+        <w:pStyle w:val="ListBullet"/>
+        <w:spacing w:line="240" w:lineRule="auto"/>
+        <w:ind w:left="720"/>
+      </w:pPr>
+      <w:r>
+        <w:rPr>
+          <w:lang w:val="es_ES" w:bidi="es_ES"/>
+        </w:rPr>
+      </w:r>
+      <w:r>
+        <w:rPr>
+          <w:lang w:val="es_ES" w:bidi="es_ES"/>
+        </w:rPr>
+        <w:t>Génesis 37.12–14</w:t>
+      </w:r>
+    </w:p>
+    <w:p>
+      <w:pPr>
+        <w:pStyle w:val="ListBullet"/>
+        <w:spacing w:line="240" w:lineRule="auto"/>
+        <w:ind w:left="720"/>
+      </w:pPr>
+      <w:r>
+        <w:rPr>
+          <w:lang w:val="es_ES" w:bidi="es_ES"/>
+        </w:rPr>
+      </w:r>
+      <w:r>
+        <w:rPr>
+          <w:lang w:val="es_ES" w:bidi="es_ES"/>
+        </w:rPr>
+        <w:t>Jueces 1.10</w:t>
+      </w:r>
+    </w:p>
+    <w:p>
+      <w:pPr>
+        <w:pStyle w:val="ListBullet"/>
+        <w:spacing w:line="240" w:lineRule="auto"/>
+        <w:ind w:left="720"/>
+      </w:pPr>
+      <w:r>
+        <w:rPr>
+          <w:lang w:val="es_ES" w:bidi="es_ES"/>
+        </w:rPr>
+      </w:r>
+      <w:r>
+        <w:rPr>
+          <w:lang w:val="es_ES" w:bidi="es_ES"/>
+        </w:rPr>
+        <w:t>Números 13.22</w:t>
+      </w:r>
     </w:p>
     <w:p>
       <w:pPr>
@@ -5036,90 +4664,66 @@
           <w:lang w:val="es_ES" w:bidi="es_ES"/>
         </w:rPr>
       </w:r>
-      <w:hyperlink r:id="rId75">
-        <w:r>
-          <w:rPr>
-            <w:lang w:val="es_ES" w:bidi="es_ES"/>
-          </w:rPr>
-          <w:rPr>
-            <w:color w:val="0000EE"/>
-            <w:u w:val="single"/>
-          </w:rPr>
-          <w:t>Hechos 8:9–11</w:t>
-        </w:r>
-      </w:hyperlink>
-    </w:p>
-    <w:p>
-      <w:pPr>
-        <w:pStyle w:val="ListBullet"/>
-        <w:spacing w:line="240" w:lineRule="auto"/>
-        <w:ind w:left="720"/>
-      </w:pPr>
-      <w:r>
-        <w:rPr>
-          <w:lang w:val="es_ES" w:bidi="es_ES"/>
-        </w:rPr>
-      </w:r>
-      <w:hyperlink r:id="rId76">
-        <w:r>
-          <w:rPr>
-            <w:lang w:val="es_ES" w:bidi="es_ES"/>
-          </w:rPr>
-          <w:rPr>
-            <w:color w:val="0000EE"/>
-            <w:u w:val="single"/>
-          </w:rPr>
-          <w:t>Éxodo 7:11–13</w:t>
-        </w:r>
-      </w:hyperlink>
-    </w:p>
-    <w:p>
-      <w:pPr>
-        <w:pStyle w:val="ListBullet"/>
-        <w:spacing w:line="240" w:lineRule="auto"/>
-        <w:ind w:left="720"/>
-      </w:pPr>
-      <w:r>
-        <w:rPr>
-          <w:lang w:val="es_ES" w:bidi="es_ES"/>
-        </w:rPr>
-      </w:r>
-      <w:hyperlink r:id="rId77">
-        <w:r>
-          <w:rPr>
-            <w:lang w:val="es_ES" w:bidi="es_ES"/>
-          </w:rPr>
-          <w:rPr>
-            <w:color w:val="0000EE"/>
-            <w:u w:val="single"/>
-          </w:rPr>
-          <w:t>Gálatas 5:19–21</w:t>
-        </w:r>
-      </w:hyperlink>
-    </w:p>
-    <w:p>
-      <w:pPr>
-        <w:pStyle w:val="ListBullet"/>
-        <w:spacing w:line="240" w:lineRule="auto"/>
-        <w:ind w:left="720"/>
-      </w:pPr>
-      <w:r>
-        <w:rPr>
-          <w:lang w:val="es_ES" w:bidi="es_ES"/>
-        </w:rPr>
-      </w:r>
-      <w:hyperlink r:id="rId78">
-        <w:r>
-          <w:rPr>
-            <w:lang w:val="es_ES" w:bidi="es_ES"/>
-          </w:rPr>
-          <w:rPr>
-            <w:color w:val="0000EE"/>
-            <w:u w:val="single"/>
-          </w:rPr>
-          <w:t>Apocalipsis 9:20–21</w:t>
-        </w:r>
-      </w:hyperlink>
+      <w:r>
+        <w:rPr>
+          <w:lang w:val="es_ES" w:bidi="es_ES"/>
+        </w:rPr>
+        <w:t>Hechos 8:9–11</w:t>
+      </w:r>
+    </w:p>
+    <w:p>
+      <w:pPr>
+        <w:pStyle w:val="ListBullet"/>
+        <w:spacing w:line="240" w:lineRule="auto"/>
+        <w:ind w:left="720"/>
+      </w:pPr>
+      <w:r>
+        <w:rPr>
+          <w:lang w:val="es_ES" w:bidi="es_ES"/>
+        </w:rPr>
+      </w:r>
+      <w:r>
+        <w:rPr>
+          <w:lang w:val="es_ES" w:bidi="es_ES"/>
+        </w:rPr>
+        <w:t>Éxodo 7:11–13</w:t>
+      </w:r>
+    </w:p>
+    <w:p>
+      <w:pPr>
+        <w:pStyle w:val="ListBullet"/>
+        <w:spacing w:line="240" w:lineRule="auto"/>
+        <w:ind w:left="720"/>
+      </w:pPr>
+      <w:r>
+        <w:rPr>
+          <w:lang w:val="es_ES" w:bidi="es_ES"/>
+        </w:rPr>
+      </w:r>
+      <w:r>
+        <w:rPr>
+          <w:lang w:val="es_ES" w:bidi="es_ES"/>
+        </w:rPr>
+        <w:t>Gálatas 5:19–21</w:t>
+      </w:r>
+    </w:p>
+    <w:p>
+      <w:pPr>
+        <w:pStyle w:val="ListBullet"/>
+        <w:spacing w:line="240" w:lineRule="auto"/>
+        <w:ind w:left="720"/>
+      </w:pPr>
+      <w:r>
+        <w:rPr>
+          <w:lang w:val="es_ES" w:bidi="es_ES"/>
+        </w:rPr>
+      </w:r>
+      <w:r>
+        <w:rPr>
+          <w:lang w:val="es_ES" w:bidi="es_ES"/>
+        </w:rPr>
+        <w:t>Apocalipsis 9:20–21</w:t>
+      </w:r>
     </w:p>
     <w:p>
       <w:pPr>
@@ -5430,282 +5034,210 @@
           <w:lang w:val="es_ES" w:bidi="es_ES"/>
         </w:rPr>
       </w:r>
-      <w:hyperlink r:id="rId79">
-        <w:r>
-          <w:rPr>
-            <w:lang w:val="es_ES" w:bidi="es_ES"/>
-          </w:rPr>
-          <w:rPr>
-            <w:color w:val="0000EE"/>
-            <w:u w:val="single"/>
-          </w:rPr>
-          <w:t>1 Corintios 6.9</w:t>
-        </w:r>
-      </w:hyperlink>
-    </w:p>
-    <w:p>
-      <w:pPr>
-        <w:pStyle w:val="ListBullet"/>
-        <w:spacing w:line="240" w:lineRule="auto"/>
-        <w:ind w:left="720"/>
-      </w:pPr>
-      <w:r>
-        <w:rPr>
-          <w:lang w:val="es_ES" w:bidi="es_ES"/>
-        </w:rPr>
-      </w:r>
-      <w:hyperlink r:id="rId80">
-        <w:r>
-          <w:rPr>
-            <w:lang w:val="es_ES" w:bidi="es_ES"/>
-          </w:rPr>
-          <w:rPr>
-            <w:color w:val="0000EE"/>
-            <w:u w:val="single"/>
-          </w:rPr>
-          <w:t>1 Pedro 1.4</w:t>
-        </w:r>
-      </w:hyperlink>
-    </w:p>
-    <w:p>
-      <w:pPr>
-        <w:pStyle w:val="ListBullet"/>
-        <w:spacing w:line="240" w:lineRule="auto"/>
-        <w:ind w:left="720"/>
-      </w:pPr>
-      <w:r>
-        <w:rPr>
-          <w:lang w:val="es_ES" w:bidi="es_ES"/>
-        </w:rPr>
-      </w:r>
-      <w:hyperlink r:id="rId81">
-        <w:r>
-          <w:rPr>
-            <w:lang w:val="es_ES" w:bidi="es_ES"/>
-          </w:rPr>
-          <w:rPr>
-            <w:color w:val="0000EE"/>
-            <w:u w:val="single"/>
-          </w:rPr>
-          <w:t>2 Samuel 21.3</w:t>
-        </w:r>
-      </w:hyperlink>
-    </w:p>
-    <w:p>
-      <w:pPr>
-        <w:pStyle w:val="ListBullet"/>
-        <w:spacing w:line="240" w:lineRule="auto"/>
-        <w:ind w:left="720"/>
-      </w:pPr>
-      <w:r>
-        <w:rPr>
-          <w:lang w:val="es_ES" w:bidi="es_ES"/>
-        </w:rPr>
-      </w:r>
-      <w:hyperlink r:id="rId82">
-        <w:r>
-          <w:rPr>
-            <w:lang w:val="es_ES" w:bidi="es_ES"/>
-          </w:rPr>
-          <w:rPr>
-            <w:color w:val="0000EE"/>
-            <w:u w:val="single"/>
-          </w:rPr>
-          <w:t>Hechos 7.4–5</w:t>
-        </w:r>
-      </w:hyperlink>
-    </w:p>
-    <w:p>
-      <w:pPr>
-        <w:pStyle w:val="ListBullet"/>
-        <w:spacing w:line="240" w:lineRule="auto"/>
-        <w:ind w:left="720"/>
-      </w:pPr>
-      <w:r>
-        <w:rPr>
-          <w:lang w:val="es_ES" w:bidi="es_ES"/>
-        </w:rPr>
-      </w:r>
-      <w:hyperlink r:id="rId83">
-        <w:r>
-          <w:rPr>
-            <w:lang w:val="es_ES" w:bidi="es_ES"/>
-          </w:rPr>
-          <w:rPr>
-            <w:color w:val="0000EE"/>
-            <w:u w:val="single"/>
-          </w:rPr>
-          <w:t>Deuteronomio 20.16</w:t>
-        </w:r>
-      </w:hyperlink>
-    </w:p>
-    <w:p>
-      <w:pPr>
-        <w:pStyle w:val="ListBullet"/>
-        <w:spacing w:line="240" w:lineRule="auto"/>
-        <w:ind w:left="720"/>
-      </w:pPr>
-      <w:r>
-        <w:rPr>
-          <w:lang w:val="es_ES" w:bidi="es_ES"/>
-        </w:rPr>
-      </w:r>
-      <w:hyperlink r:id="rId84">
-        <w:r>
-          <w:rPr>
-            <w:lang w:val="es_ES" w:bidi="es_ES"/>
-          </w:rPr>
-          <w:rPr>
-            <w:color w:val="0000EE"/>
-            <w:u w:val="single"/>
-          </w:rPr>
-          <w:t>Gálatas 5.21</w:t>
-        </w:r>
-      </w:hyperlink>
-    </w:p>
-    <w:p>
-      <w:pPr>
-        <w:pStyle w:val="ListBullet"/>
-        <w:spacing w:line="240" w:lineRule="auto"/>
-        <w:ind w:left="720"/>
-      </w:pPr>
-      <w:r>
-        <w:rPr>
-          <w:lang w:val="es_ES" w:bidi="es_ES"/>
-        </w:rPr>
-      </w:r>
-      <w:hyperlink r:id="rId85">
-        <w:r>
-          <w:rPr>
-            <w:lang w:val="es_ES" w:bidi="es_ES"/>
-          </w:rPr>
-          <w:rPr>
-            <w:color w:val="0000EE"/>
-            <w:u w:val="single"/>
-          </w:rPr>
-          <w:t>Génesis 15.7</w:t>
-        </w:r>
-      </w:hyperlink>
-    </w:p>
-    <w:p>
-      <w:pPr>
-        <w:pStyle w:val="ListBullet"/>
-        <w:spacing w:line="240" w:lineRule="auto"/>
-        <w:ind w:left="720"/>
-      </w:pPr>
-      <w:r>
-        <w:rPr>
-          <w:lang w:val="es_ES" w:bidi="es_ES"/>
-        </w:rPr>
-      </w:r>
-      <w:hyperlink r:id="rId86">
-        <w:r>
-          <w:rPr>
-            <w:lang w:val="es_ES" w:bidi="es_ES"/>
-          </w:rPr>
-          <w:rPr>
-            <w:color w:val="0000EE"/>
-            <w:u w:val="single"/>
-          </w:rPr>
-          <w:t>Hebreos 9.15</w:t>
-        </w:r>
-      </w:hyperlink>
-    </w:p>
-    <w:p>
-      <w:pPr>
-        <w:pStyle w:val="ListBullet"/>
-        <w:spacing w:line="240" w:lineRule="auto"/>
-        <w:ind w:left="720"/>
-      </w:pPr>
-      <w:r>
-        <w:rPr>
-          <w:lang w:val="es_ES" w:bidi="es_ES"/>
-        </w:rPr>
-      </w:r>
-      <w:hyperlink r:id="rId87">
-        <w:r>
-          <w:rPr>
-            <w:lang w:val="es_ES" w:bidi="es_ES"/>
-          </w:rPr>
-          <w:rPr>
-            <w:color w:val="0000EE"/>
-            <w:u w:val="single"/>
-          </w:rPr>
-          <w:t>Jeremías 2.7</w:t>
-        </w:r>
-      </w:hyperlink>
-    </w:p>
-    <w:p>
-      <w:pPr>
-        <w:pStyle w:val="ListBullet"/>
-        <w:spacing w:line="240" w:lineRule="auto"/>
-        <w:ind w:left="720"/>
-      </w:pPr>
-      <w:r>
-        <w:rPr>
-          <w:lang w:val="es_ES" w:bidi="es_ES"/>
-        </w:rPr>
-      </w:r>
-      <w:hyperlink r:id="rId88">
-        <w:r>
-          <w:rPr>
-            <w:lang w:val="es_ES" w:bidi="es_ES"/>
-          </w:rPr>
-          <w:rPr>
-            <w:color w:val="0000EE"/>
-            <w:u w:val="single"/>
-          </w:rPr>
-          <w:t>Lucas 15.11</w:t>
-        </w:r>
-      </w:hyperlink>
-    </w:p>
-    <w:p>
-      <w:pPr>
-        <w:pStyle w:val="ListBullet"/>
-        <w:spacing w:line="240" w:lineRule="auto"/>
-        <w:ind w:left="720"/>
-      </w:pPr>
-      <w:r>
-        <w:rPr>
-          <w:lang w:val="es_ES" w:bidi="es_ES"/>
-        </w:rPr>
-      </w:r>
-      <w:hyperlink r:id="rId89">
-        <w:r>
-          <w:rPr>
-            <w:lang w:val="es_ES" w:bidi="es_ES"/>
-          </w:rPr>
-          <w:rPr>
-            <w:color w:val="0000EE"/>
-            <w:u w:val="single"/>
-          </w:rPr>
-          <w:t>Mateo 19.29</w:t>
-        </w:r>
-      </w:hyperlink>
-    </w:p>
-    <w:p>
-      <w:pPr>
-        <w:pStyle w:val="ListBullet"/>
-        <w:spacing w:line="240" w:lineRule="auto"/>
-        <w:ind w:left="720"/>
-      </w:pPr>
-      <w:r>
-        <w:rPr>
-          <w:lang w:val="es_ES" w:bidi="es_ES"/>
-        </w:rPr>
-      </w:r>
-      <w:hyperlink r:id="rId90">
-        <w:r>
-          <w:rPr>
-            <w:lang w:val="es_ES" w:bidi="es_ES"/>
-          </w:rPr>
-          <w:rPr>
-            <w:color w:val="0000EE"/>
-            <w:u w:val="single"/>
-          </w:rPr>
-          <w:t>Salmo 79.1</w:t>
-        </w:r>
-      </w:hyperlink>
+      <w:r>
+        <w:rPr>
+          <w:lang w:val="es_ES" w:bidi="es_ES"/>
+        </w:rPr>
+        <w:t>1 Corintios 6.9</w:t>
+      </w:r>
+    </w:p>
+    <w:p>
+      <w:pPr>
+        <w:pStyle w:val="ListBullet"/>
+        <w:spacing w:line="240" w:lineRule="auto"/>
+        <w:ind w:left="720"/>
+      </w:pPr>
+      <w:r>
+        <w:rPr>
+          <w:lang w:val="es_ES" w:bidi="es_ES"/>
+        </w:rPr>
+      </w:r>
+      <w:r>
+        <w:rPr>
+          <w:lang w:val="es_ES" w:bidi="es_ES"/>
+        </w:rPr>
+        <w:t>1 Pedro 1.4</w:t>
+      </w:r>
+    </w:p>
+    <w:p>
+      <w:pPr>
+        <w:pStyle w:val="ListBullet"/>
+        <w:spacing w:line="240" w:lineRule="auto"/>
+        <w:ind w:left="720"/>
+      </w:pPr>
+      <w:r>
+        <w:rPr>
+          <w:lang w:val="es_ES" w:bidi="es_ES"/>
+        </w:rPr>
+      </w:r>
+      <w:r>
+        <w:rPr>
+          <w:lang w:val="es_ES" w:bidi="es_ES"/>
+        </w:rPr>
+        <w:t>2 Samuel 21.3</w:t>
+      </w:r>
+    </w:p>
+    <w:p>
+      <w:pPr>
+        <w:pStyle w:val="ListBullet"/>
+        <w:spacing w:line="240" w:lineRule="auto"/>
+        <w:ind w:left="720"/>
+      </w:pPr>
+      <w:r>
+        <w:rPr>
+          <w:lang w:val="es_ES" w:bidi="es_ES"/>
+        </w:rPr>
+      </w:r>
+      <w:r>
+        <w:rPr>
+          <w:lang w:val="es_ES" w:bidi="es_ES"/>
+        </w:rPr>
+        <w:t>Hechos 7.4–5</w:t>
+      </w:r>
+    </w:p>
+    <w:p>
+      <w:pPr>
+        <w:pStyle w:val="ListBullet"/>
+        <w:spacing w:line="240" w:lineRule="auto"/>
+        <w:ind w:left="720"/>
+      </w:pPr>
+      <w:r>
+        <w:rPr>
+          <w:lang w:val="es_ES" w:bidi="es_ES"/>
+        </w:rPr>
+      </w:r>
+      <w:r>
+        <w:rPr>
+          <w:lang w:val="es_ES" w:bidi="es_ES"/>
+        </w:rPr>
+        <w:t>Deuteronomio 20.16</w:t>
+      </w:r>
+    </w:p>
+    <w:p>
+      <w:pPr>
+        <w:pStyle w:val="ListBullet"/>
+        <w:spacing w:line="240" w:lineRule="auto"/>
+        <w:ind w:left="720"/>
+      </w:pPr>
+      <w:r>
+        <w:rPr>
+          <w:lang w:val="es_ES" w:bidi="es_ES"/>
+        </w:rPr>
+      </w:r>
+      <w:r>
+        <w:rPr>
+          <w:lang w:val="es_ES" w:bidi="es_ES"/>
+        </w:rPr>
+        <w:t>Gálatas 5.21</w:t>
+      </w:r>
+    </w:p>
+    <w:p>
+      <w:pPr>
+        <w:pStyle w:val="ListBullet"/>
+        <w:spacing w:line="240" w:lineRule="auto"/>
+        <w:ind w:left="720"/>
+      </w:pPr>
+      <w:r>
+        <w:rPr>
+          <w:lang w:val="es_ES" w:bidi="es_ES"/>
+        </w:rPr>
+      </w:r>
+      <w:r>
+        <w:rPr>
+          <w:lang w:val="es_ES" w:bidi="es_ES"/>
+        </w:rPr>
+        <w:t>Génesis 15.7</w:t>
+      </w:r>
+    </w:p>
+    <w:p>
+      <w:pPr>
+        <w:pStyle w:val="ListBullet"/>
+        <w:spacing w:line="240" w:lineRule="auto"/>
+        <w:ind w:left="720"/>
+      </w:pPr>
+      <w:r>
+        <w:rPr>
+          <w:lang w:val="es_ES" w:bidi="es_ES"/>
+        </w:rPr>
+      </w:r>
+      <w:r>
+        <w:rPr>
+          <w:lang w:val="es_ES" w:bidi="es_ES"/>
+        </w:rPr>
+        <w:t>Hebreos 9.15</w:t>
+      </w:r>
+    </w:p>
+    <w:p>
+      <w:pPr>
+        <w:pStyle w:val="ListBullet"/>
+        <w:spacing w:line="240" w:lineRule="auto"/>
+        <w:ind w:left="720"/>
+      </w:pPr>
+      <w:r>
+        <w:rPr>
+          <w:lang w:val="es_ES" w:bidi="es_ES"/>
+        </w:rPr>
+      </w:r>
+      <w:r>
+        <w:rPr>
+          <w:lang w:val="es_ES" w:bidi="es_ES"/>
+        </w:rPr>
+        <w:t>Jeremías 2.7</w:t>
+      </w:r>
+    </w:p>
+    <w:p>
+      <w:pPr>
+        <w:pStyle w:val="ListBullet"/>
+        <w:spacing w:line="240" w:lineRule="auto"/>
+        <w:ind w:left="720"/>
+      </w:pPr>
+      <w:r>
+        <w:rPr>
+          <w:lang w:val="es_ES" w:bidi="es_ES"/>
+        </w:rPr>
+      </w:r>
+      <w:r>
+        <w:rPr>
+          <w:lang w:val="es_ES" w:bidi="es_ES"/>
+        </w:rPr>
+        <w:t>Lucas 15.11</w:t>
+      </w:r>
+    </w:p>
+    <w:p>
+      <w:pPr>
+        <w:pStyle w:val="ListBullet"/>
+        <w:spacing w:line="240" w:lineRule="auto"/>
+        <w:ind w:left="720"/>
+      </w:pPr>
+      <w:r>
+        <w:rPr>
+          <w:lang w:val="es_ES" w:bidi="es_ES"/>
+        </w:rPr>
+      </w:r>
+      <w:r>
+        <w:rPr>
+          <w:lang w:val="es_ES" w:bidi="es_ES"/>
+        </w:rPr>
+        <w:t>Mateo 19.29</w:t>
+      </w:r>
+    </w:p>
+    <w:p>
+      <w:pPr>
+        <w:pStyle w:val="ListBullet"/>
+        <w:spacing w:line="240" w:lineRule="auto"/>
+        <w:ind w:left="720"/>
+      </w:pPr>
+      <w:r>
+        <w:rPr>
+          <w:lang w:val="es_ES" w:bidi="es_ES"/>
+        </w:rPr>
+      </w:r>
+      <w:r>
+        <w:rPr>
+          <w:lang w:val="es_ES" w:bidi="es_ES"/>
+        </w:rPr>
+        <w:t>Salmo 79.1</w:t>
+      </w:r>
     </w:p>
     <w:p>
       <w:pPr>
@@ -6052,162 +5584,120 @@
           <w:lang w:val="es_ES" w:bidi="es_ES"/>
         </w:rPr>
       </w:r>
-      <w:hyperlink r:id="rId91">
-        <w:r>
-          <w:rPr>
-            <w:lang w:val="es_ES" w:bidi="es_ES"/>
-          </w:rPr>
-          <w:rPr>
-            <w:color w:val="0000EE"/>
-            <w:u w:val="single"/>
-          </w:rPr>
-          <w:t>Gálatas 4:1–2</w:t>
-        </w:r>
-      </w:hyperlink>
-    </w:p>
-    <w:p>
-      <w:pPr>
-        <w:pStyle w:val="ListBullet"/>
-        <w:spacing w:line="240" w:lineRule="auto"/>
-        <w:ind w:left="720"/>
-      </w:pPr>
-      <w:r>
-        <w:rPr>
-          <w:lang w:val="es_ES" w:bidi="es_ES"/>
-        </w:rPr>
-      </w:r>
-      <w:hyperlink r:id="rId92">
-        <w:r>
-          <w:rPr>
-            <w:lang w:val="es_ES" w:bidi="es_ES"/>
-          </w:rPr>
-          <w:rPr>
-            <w:color w:val="0000EE"/>
-            <w:u w:val="single"/>
-          </w:rPr>
-          <w:t>Gálatas 4:7</w:t>
-        </w:r>
-      </w:hyperlink>
-    </w:p>
-    <w:p>
-      <w:pPr>
-        <w:pStyle w:val="ListBullet"/>
-        <w:spacing w:line="240" w:lineRule="auto"/>
-        <w:ind w:left="720"/>
-      </w:pPr>
-      <w:r>
-        <w:rPr>
-          <w:lang w:val="es_ES" w:bidi="es_ES"/>
-        </w:rPr>
-      </w:r>
-      <w:hyperlink r:id="rId93">
-        <w:r>
-          <w:rPr>
-            <w:lang w:val="es_ES" w:bidi="es_ES"/>
-          </w:rPr>
-          <w:rPr>
-            <w:color w:val="0000EE"/>
-            <w:u w:val="single"/>
-          </w:rPr>
-          <w:t>Génesis 15:1</w:t>
-        </w:r>
-      </w:hyperlink>
-    </w:p>
-    <w:p>
-      <w:pPr>
-        <w:pStyle w:val="ListBullet"/>
-        <w:spacing w:line="240" w:lineRule="auto"/>
-        <w:ind w:left="720"/>
-      </w:pPr>
-      <w:r>
-        <w:rPr>
-          <w:lang w:val="es_ES" w:bidi="es_ES"/>
-        </w:rPr>
-      </w:r>
-      <w:hyperlink r:id="rId94">
-        <w:r>
-          <w:rPr>
-            <w:lang w:val="es_ES" w:bidi="es_ES"/>
-          </w:rPr>
-          <w:rPr>
-            <w:color w:val="0000EE"/>
-            <w:u w:val="single"/>
-          </w:rPr>
-          <w:t>Génesis 21:10–11</w:t>
-        </w:r>
-      </w:hyperlink>
-    </w:p>
-    <w:p>
-      <w:pPr>
-        <w:pStyle w:val="ListBullet"/>
-        <w:spacing w:line="240" w:lineRule="auto"/>
-        <w:ind w:left="720"/>
-      </w:pPr>
-      <w:r>
-        <w:rPr>
-          <w:lang w:val="es_ES" w:bidi="es_ES"/>
-        </w:rPr>
-      </w:r>
-      <w:hyperlink r:id="rId95">
-        <w:r>
-          <w:rPr>
-            <w:lang w:val="es_ES" w:bidi="es_ES"/>
-          </w:rPr>
-          <w:rPr>
-            <w:color w:val="0000EE"/>
-            <w:u w:val="single"/>
-          </w:rPr>
-          <w:t>Lucas 20:14</w:t>
-        </w:r>
-      </w:hyperlink>
-    </w:p>
-    <w:p>
-      <w:pPr>
-        <w:pStyle w:val="ListBullet"/>
-        <w:spacing w:line="240" w:lineRule="auto"/>
-        <w:ind w:left="720"/>
-      </w:pPr>
-      <w:r>
-        <w:rPr>
-          <w:lang w:val="es_ES" w:bidi="es_ES"/>
-        </w:rPr>
-      </w:r>
-      <w:hyperlink r:id="rId96">
-        <w:r>
-          <w:rPr>
-            <w:lang w:val="es_ES" w:bidi="es_ES"/>
-          </w:rPr>
-          <w:rPr>
-            <w:color w:val="0000EE"/>
-            <w:u w:val="single"/>
-          </w:rPr>
-          <w:t>Marcos 12:7</w:t>
-        </w:r>
-      </w:hyperlink>
-    </w:p>
-    <w:p>
-      <w:pPr>
-        <w:pStyle w:val="ListBullet"/>
-        <w:spacing w:line="240" w:lineRule="auto"/>
-        <w:ind w:left="720"/>
-      </w:pPr>
-      <w:r>
-        <w:rPr>
-          <w:lang w:val="es_ES" w:bidi="es_ES"/>
-        </w:rPr>
-      </w:r>
-      <w:hyperlink r:id="rId97">
-        <w:r>
-          <w:rPr>
-            <w:lang w:val="es_ES" w:bidi="es_ES"/>
-          </w:rPr>
-          <w:rPr>
-            <w:color w:val="0000EE"/>
-            <w:u w:val="single"/>
-          </w:rPr>
-          <w:t>Mateo 21:38–39</w:t>
-        </w:r>
-      </w:hyperlink>
+      <w:r>
+        <w:rPr>
+          <w:lang w:val="es_ES" w:bidi="es_ES"/>
+        </w:rPr>
+        <w:t>Gálatas 4:1–2</w:t>
+      </w:r>
+    </w:p>
+    <w:p>
+      <w:pPr>
+        <w:pStyle w:val="ListBullet"/>
+        <w:spacing w:line="240" w:lineRule="auto"/>
+        <w:ind w:left="720"/>
+      </w:pPr>
+      <w:r>
+        <w:rPr>
+          <w:lang w:val="es_ES" w:bidi="es_ES"/>
+        </w:rPr>
+      </w:r>
+      <w:r>
+        <w:rPr>
+          <w:lang w:val="es_ES" w:bidi="es_ES"/>
+        </w:rPr>
+        <w:t>Gálatas 4:7</w:t>
+      </w:r>
+    </w:p>
+    <w:p>
+      <w:pPr>
+        <w:pStyle w:val="ListBullet"/>
+        <w:spacing w:line="240" w:lineRule="auto"/>
+        <w:ind w:left="720"/>
+      </w:pPr>
+      <w:r>
+        <w:rPr>
+          <w:lang w:val="es_ES" w:bidi="es_ES"/>
+        </w:rPr>
+      </w:r>
+      <w:r>
+        <w:rPr>
+          <w:lang w:val="es_ES" w:bidi="es_ES"/>
+        </w:rPr>
+        <w:t>Génesis 15:1</w:t>
+      </w:r>
+    </w:p>
+    <w:p>
+      <w:pPr>
+        <w:pStyle w:val="ListBullet"/>
+        <w:spacing w:line="240" w:lineRule="auto"/>
+        <w:ind w:left="720"/>
+      </w:pPr>
+      <w:r>
+        <w:rPr>
+          <w:lang w:val="es_ES" w:bidi="es_ES"/>
+        </w:rPr>
+      </w:r>
+      <w:r>
+        <w:rPr>
+          <w:lang w:val="es_ES" w:bidi="es_ES"/>
+        </w:rPr>
+        <w:t>Génesis 21:10–11</w:t>
+      </w:r>
+    </w:p>
+    <w:p>
+      <w:pPr>
+        <w:pStyle w:val="ListBullet"/>
+        <w:spacing w:line="240" w:lineRule="auto"/>
+        <w:ind w:left="720"/>
+      </w:pPr>
+      <w:r>
+        <w:rPr>
+          <w:lang w:val="es_ES" w:bidi="es_ES"/>
+        </w:rPr>
+      </w:r>
+      <w:r>
+        <w:rPr>
+          <w:lang w:val="es_ES" w:bidi="es_ES"/>
+        </w:rPr>
+        <w:t>Lucas 20:14</w:t>
+      </w:r>
+    </w:p>
+    <w:p>
+      <w:pPr>
+        <w:pStyle w:val="ListBullet"/>
+        <w:spacing w:line="240" w:lineRule="auto"/>
+        <w:ind w:left="720"/>
+      </w:pPr>
+      <w:r>
+        <w:rPr>
+          <w:lang w:val="es_ES" w:bidi="es_ES"/>
+        </w:rPr>
+      </w:r>
+      <w:r>
+        <w:rPr>
+          <w:lang w:val="es_ES" w:bidi="es_ES"/>
+        </w:rPr>
+        <w:t>Marcos 12:7</w:t>
+      </w:r>
+    </w:p>
+    <w:p>
+      <w:pPr>
+        <w:pStyle w:val="ListBullet"/>
+        <w:spacing w:line="240" w:lineRule="auto"/>
+        <w:ind w:left="720"/>
+      </w:pPr>
+      <w:r>
+        <w:rPr>
+          <w:lang w:val="es_ES" w:bidi="es_ES"/>
+        </w:rPr>
+      </w:r>
+      <w:r>
+        <w:rPr>
+          <w:lang w:val="es_ES" w:bidi="es_ES"/>
+        </w:rPr>
+        <w:t>Mateo 21:38–39</w:t>
+      </w:r>
     </w:p>
     <w:p>
       <w:pPr>
@@ -6505,162 +5995,120 @@
           <w:lang w:val="es_ES" w:bidi="es_ES"/>
         </w:rPr>
       </w:r>
-      <w:hyperlink r:id="rId98">
-        <w:r>
-          <w:rPr>
-            <w:lang w:val="es_ES" w:bidi="es_ES"/>
-          </w:rPr>
-          <w:rPr>
-            <w:color w:val="0000EE"/>
-            <w:u w:val="single"/>
-          </w:rPr>
-          <w:t>Lucas 3.1–2</w:t>
-        </w:r>
-      </w:hyperlink>
-    </w:p>
-    <w:p>
-      <w:pPr>
-        <w:pStyle w:val="ListBullet"/>
-        <w:spacing w:line="240" w:lineRule="auto"/>
-        <w:ind w:left="720"/>
-      </w:pPr>
-      <w:r>
-        <w:rPr>
-          <w:lang w:val="es_ES" w:bidi="es_ES"/>
-        </w:rPr>
-      </w:r>
-      <w:hyperlink r:id="rId99">
-        <w:r>
-          <w:rPr>
-            <w:lang w:val="es_ES" w:bidi="es_ES"/>
-          </w:rPr>
-          <w:rPr>
-            <w:color w:val="0000EE"/>
-            <w:u w:val="single"/>
-          </w:rPr>
-          <w:t>Lucas 3.20</w:t>
-        </w:r>
-      </w:hyperlink>
-    </w:p>
-    <w:p>
-      <w:pPr>
-        <w:pStyle w:val="ListBullet"/>
-        <w:spacing w:line="240" w:lineRule="auto"/>
-        <w:ind w:left="720"/>
-      </w:pPr>
-      <w:r>
-        <w:rPr>
-          <w:lang w:val="es_ES" w:bidi="es_ES"/>
-        </w:rPr>
-      </w:r>
-      <w:hyperlink r:id="rId100">
-        <w:r>
-          <w:rPr>
-            <w:lang w:val="es_ES" w:bidi="es_ES"/>
-          </w:rPr>
-          <w:rPr>
-            <w:color w:val="0000EE"/>
-            <w:u w:val="single"/>
-          </w:rPr>
-          <w:t>Lucas 9.9</w:t>
-        </w:r>
-      </w:hyperlink>
-    </w:p>
-    <w:p>
-      <w:pPr>
-        <w:pStyle w:val="ListBullet"/>
-        <w:spacing w:line="240" w:lineRule="auto"/>
-        <w:ind w:left="720"/>
-      </w:pPr>
-      <w:r>
-        <w:rPr>
-          <w:lang w:val="es_ES" w:bidi="es_ES"/>
-        </w:rPr>
-      </w:r>
-      <w:hyperlink r:id="rId101">
-        <w:r>
-          <w:rPr>
-            <w:lang w:val="es_ES" w:bidi="es_ES"/>
-          </w:rPr>
-          <w:rPr>
-            <w:color w:val="0000EE"/>
-            <w:u w:val="single"/>
-          </w:rPr>
-          <w:t>Lucas 13.32</w:t>
-        </w:r>
-      </w:hyperlink>
-    </w:p>
-    <w:p>
-      <w:pPr>
-        <w:pStyle w:val="ListBullet"/>
-        <w:spacing w:line="240" w:lineRule="auto"/>
-        <w:ind w:left="720"/>
-      </w:pPr>
-      <w:r>
-        <w:rPr>
-          <w:lang w:val="es_ES" w:bidi="es_ES"/>
-        </w:rPr>
-      </w:r>
-      <w:hyperlink r:id="rId102">
-        <w:r>
-          <w:rPr>
-            <w:lang w:val="es_ES" w:bidi="es_ES"/>
-          </w:rPr>
-          <w:rPr>
-            <w:color w:val="0000EE"/>
-            <w:u w:val="single"/>
-          </w:rPr>
-          <w:t>Lucas 23.9</w:t>
-        </w:r>
-      </w:hyperlink>
-    </w:p>
-    <w:p>
-      <w:pPr>
-        <w:pStyle w:val="ListBullet"/>
-        <w:spacing w:line="240" w:lineRule="auto"/>
-        <w:ind w:left="720"/>
-      </w:pPr>
-      <w:r>
-        <w:rPr>
-          <w:lang w:val="es_ES" w:bidi="es_ES"/>
-        </w:rPr>
-      </w:r>
-      <w:hyperlink r:id="rId103">
-        <w:r>
-          <w:rPr>
-            <w:lang w:val="es_ES" w:bidi="es_ES"/>
-          </w:rPr>
-          <w:rPr>
-            <w:color w:val="0000EE"/>
-            <w:u w:val="single"/>
-          </w:rPr>
-          <w:t>Marcos 6.20</w:t>
-        </w:r>
-      </w:hyperlink>
-    </w:p>
-    <w:p>
-      <w:pPr>
-        <w:pStyle w:val="ListBullet"/>
-        <w:spacing w:line="240" w:lineRule="auto"/>
-        <w:ind w:left="720"/>
-      </w:pPr>
-      <w:r>
-        <w:rPr>
-          <w:lang w:val="es_ES" w:bidi="es_ES"/>
-        </w:rPr>
-      </w:r>
-      <w:hyperlink r:id="rId104">
-        <w:r>
-          <w:rPr>
-            <w:lang w:val="es_ES" w:bidi="es_ES"/>
-          </w:rPr>
-          <w:rPr>
-            <w:color w:val="0000EE"/>
-            <w:u w:val="single"/>
-          </w:rPr>
-          <w:t>Mateo 14.2</w:t>
-        </w:r>
-      </w:hyperlink>
+      <w:r>
+        <w:rPr>
+          <w:lang w:val="es_ES" w:bidi="es_ES"/>
+        </w:rPr>
+        <w:t>Lucas 3.1–2</w:t>
+      </w:r>
+    </w:p>
+    <w:p>
+      <w:pPr>
+        <w:pStyle w:val="ListBullet"/>
+        <w:spacing w:line="240" w:lineRule="auto"/>
+        <w:ind w:left="720"/>
+      </w:pPr>
+      <w:r>
+        <w:rPr>
+          <w:lang w:val="es_ES" w:bidi="es_ES"/>
+        </w:rPr>
+      </w:r>
+      <w:r>
+        <w:rPr>
+          <w:lang w:val="es_ES" w:bidi="es_ES"/>
+        </w:rPr>
+        <w:t>Lucas 3.20</w:t>
+      </w:r>
+    </w:p>
+    <w:p>
+      <w:pPr>
+        <w:pStyle w:val="ListBullet"/>
+        <w:spacing w:line="240" w:lineRule="auto"/>
+        <w:ind w:left="720"/>
+      </w:pPr>
+      <w:r>
+        <w:rPr>
+          <w:lang w:val="es_ES" w:bidi="es_ES"/>
+        </w:rPr>
+      </w:r>
+      <w:r>
+        <w:rPr>
+          <w:lang w:val="es_ES" w:bidi="es_ES"/>
+        </w:rPr>
+        <w:t>Lucas 9.9</w:t>
+      </w:r>
+    </w:p>
+    <w:p>
+      <w:pPr>
+        <w:pStyle w:val="ListBullet"/>
+        <w:spacing w:line="240" w:lineRule="auto"/>
+        <w:ind w:left="720"/>
+      </w:pPr>
+      <w:r>
+        <w:rPr>
+          <w:lang w:val="es_ES" w:bidi="es_ES"/>
+        </w:rPr>
+      </w:r>
+      <w:r>
+        <w:rPr>
+          <w:lang w:val="es_ES" w:bidi="es_ES"/>
+        </w:rPr>
+        <w:t>Lucas 13.32</w:t>
+      </w:r>
+    </w:p>
+    <w:p>
+      <w:pPr>
+        <w:pStyle w:val="ListBullet"/>
+        <w:spacing w:line="240" w:lineRule="auto"/>
+        <w:ind w:left="720"/>
+      </w:pPr>
+      <w:r>
+        <w:rPr>
+          <w:lang w:val="es_ES" w:bidi="es_ES"/>
+        </w:rPr>
+      </w:r>
+      <w:r>
+        <w:rPr>
+          <w:lang w:val="es_ES" w:bidi="es_ES"/>
+        </w:rPr>
+        <w:t>Lucas 23.9</w:t>
+      </w:r>
+    </w:p>
+    <w:p>
+      <w:pPr>
+        <w:pStyle w:val="ListBullet"/>
+        <w:spacing w:line="240" w:lineRule="auto"/>
+        <w:ind w:left="720"/>
+      </w:pPr>
+      <w:r>
+        <w:rPr>
+          <w:lang w:val="es_ES" w:bidi="es_ES"/>
+        </w:rPr>
+      </w:r>
+      <w:r>
+        <w:rPr>
+          <w:lang w:val="es_ES" w:bidi="es_ES"/>
+        </w:rPr>
+        <w:t>Marcos 6.20</w:t>
+      </w:r>
+    </w:p>
+    <w:p>
+      <w:pPr>
+        <w:pStyle w:val="ListBullet"/>
+        <w:spacing w:line="240" w:lineRule="auto"/>
+        <w:ind w:left="720"/>
+      </w:pPr>
+      <w:r>
+        <w:rPr>
+          <w:lang w:val="es_ES" w:bidi="es_ES"/>
+        </w:rPr>
+      </w:r>
+      <w:r>
+        <w:rPr>
+          <w:lang w:val="es_ES" w:bidi="es_ES"/>
+        </w:rPr>
+        <w:t>Mateo 14.2</w:t>
+      </w:r>
     </w:p>
     <w:p>
       <w:pPr>
@@ -6938,114 +6386,84 @@
           <w:lang w:val="es_ES" w:bidi="es_ES"/>
         </w:rPr>
       </w:r>
-      <w:hyperlink r:id="rId105">
-        <w:r>
-          <w:rPr>
-            <w:lang w:val="es_ES" w:bidi="es_ES"/>
-          </w:rPr>
-          <w:rPr>
-            <w:color w:val="0000EE"/>
-            <w:u w:val="single"/>
-          </w:rPr>
-          <w:t>Mateo 2.3</w:t>
-        </w:r>
-      </w:hyperlink>
-    </w:p>
-    <w:p>
-      <w:pPr>
-        <w:pStyle w:val="ListBullet"/>
-        <w:spacing w:line="240" w:lineRule="auto"/>
-        <w:ind w:left="720"/>
-      </w:pPr>
-      <w:r>
-        <w:rPr>
-          <w:lang w:val="es_ES" w:bidi="es_ES"/>
-        </w:rPr>
-      </w:r>
-      <w:hyperlink r:id="rId106">
-        <w:r>
-          <w:rPr>
-            <w:lang w:val="es_ES" w:bidi="es_ES"/>
-          </w:rPr>
-          <w:rPr>
-            <w:color w:val="0000EE"/>
-            <w:u w:val="single"/>
-          </w:rPr>
-          <w:t>Mateo 2.12</w:t>
-        </w:r>
-      </w:hyperlink>
-    </w:p>
-    <w:p>
-      <w:pPr>
-        <w:pStyle w:val="ListBullet"/>
-        <w:spacing w:line="240" w:lineRule="auto"/>
-        <w:ind w:left="720"/>
-      </w:pPr>
-      <w:r>
-        <w:rPr>
-          <w:lang w:val="es_ES" w:bidi="es_ES"/>
-        </w:rPr>
-      </w:r>
-      <w:hyperlink r:id="rId107">
-        <w:r>
-          <w:rPr>
-            <w:lang w:val="es_ES" w:bidi="es_ES"/>
-          </w:rPr>
-          <w:rPr>
-            <w:color w:val="0000EE"/>
-            <w:u w:val="single"/>
-          </w:rPr>
-          <w:t>Mateo 2.16</w:t>
-        </w:r>
-      </w:hyperlink>
-    </w:p>
-    <w:p>
-      <w:pPr>
-        <w:pStyle w:val="ListBullet"/>
-        <w:spacing w:line="240" w:lineRule="auto"/>
-        <w:ind w:left="720"/>
-      </w:pPr>
-      <w:r>
-        <w:rPr>
-          <w:lang w:val="es_ES" w:bidi="es_ES"/>
-        </w:rPr>
-      </w:r>
-      <w:hyperlink r:id="rId108">
-        <w:r>
-          <w:rPr>
-            <w:lang w:val="es_ES" w:bidi="es_ES"/>
-          </w:rPr>
-          <w:rPr>
-            <w:color w:val="0000EE"/>
-            <w:u w:val="single"/>
-          </w:rPr>
-          <w:t>Mateo 2.20</w:t>
-        </w:r>
-      </w:hyperlink>
-    </w:p>
-    <w:p>
-      <w:pPr>
-        <w:pStyle w:val="ListBullet"/>
-        <w:spacing w:line="240" w:lineRule="auto"/>
-        <w:ind w:left="720"/>
-      </w:pPr>
-      <w:r>
-        <w:rPr>
-          <w:lang w:val="es_ES" w:bidi="es_ES"/>
-        </w:rPr>
-      </w:r>
-      <w:hyperlink r:id="rId109">
-        <w:r>
-          <w:rPr>
-            <w:lang w:val="es_ES" w:bidi="es_ES"/>
-          </w:rPr>
-          <w:rPr>
-            <w:color w:val="0000EE"/>
-            <w:u w:val="single"/>
-          </w:rPr>
-          <w:t>Mateo 2.22</w:t>
-        </w:r>
-      </w:hyperlink>
+      <w:r>
+        <w:rPr>
+          <w:lang w:val="es_ES" w:bidi="es_ES"/>
+        </w:rPr>
+        <w:t>Mateo 2.3</w:t>
+      </w:r>
+    </w:p>
+    <w:p>
+      <w:pPr>
+        <w:pStyle w:val="ListBullet"/>
+        <w:spacing w:line="240" w:lineRule="auto"/>
+        <w:ind w:left="720"/>
+      </w:pPr>
+      <w:r>
+        <w:rPr>
+          <w:lang w:val="es_ES" w:bidi="es_ES"/>
+        </w:rPr>
+      </w:r>
+      <w:r>
+        <w:rPr>
+          <w:lang w:val="es_ES" w:bidi="es_ES"/>
+        </w:rPr>
+        <w:t>Mateo 2.12</w:t>
+      </w:r>
+    </w:p>
+    <w:p>
+      <w:pPr>
+        <w:pStyle w:val="ListBullet"/>
+        <w:spacing w:line="240" w:lineRule="auto"/>
+        <w:ind w:left="720"/>
+      </w:pPr>
+      <w:r>
+        <w:rPr>
+          <w:lang w:val="es_ES" w:bidi="es_ES"/>
+        </w:rPr>
+      </w:r>
+      <w:r>
+        <w:rPr>
+          <w:lang w:val="es_ES" w:bidi="es_ES"/>
+        </w:rPr>
+        <w:t>Mateo 2.16</w:t>
+      </w:r>
+    </w:p>
+    <w:p>
+      <w:pPr>
+        <w:pStyle w:val="ListBullet"/>
+        <w:spacing w:line="240" w:lineRule="auto"/>
+        <w:ind w:left="720"/>
+      </w:pPr>
+      <w:r>
+        <w:rPr>
+          <w:lang w:val="es_ES" w:bidi="es_ES"/>
+        </w:rPr>
+      </w:r>
+      <w:r>
+        <w:rPr>
+          <w:lang w:val="es_ES" w:bidi="es_ES"/>
+        </w:rPr>
+        <w:t>Mateo 2.20</w:t>
+      </w:r>
+    </w:p>
+    <w:p>
+      <w:pPr>
+        <w:pStyle w:val="ListBullet"/>
+        <w:spacing w:line="240" w:lineRule="auto"/>
+        <w:ind w:left="720"/>
+      </w:pPr>
+      <w:r>
+        <w:rPr>
+          <w:lang w:val="es_ES" w:bidi="es_ES"/>
+        </w:rPr>
+      </w:r>
+      <w:r>
+        <w:rPr>
+          <w:lang w:val="es_ES" w:bidi="es_ES"/>
+        </w:rPr>
+        <w:t>Mateo 2.22</w:t>
+      </w:r>
     </w:p>
     <w:p>
       <w:pPr>
@@ -7239,90 +6657,66 @@
           <w:lang w:val="es_ES" w:bidi="es_ES"/>
         </w:rPr>
       </w:r>
-      <w:hyperlink r:id="rId110">
-        <w:r>
-          <w:rPr>
-            <w:lang w:val="es_ES" w:bidi="es_ES"/>
-          </w:rPr>
-          <w:rPr>
-            <w:color w:val="0000EE"/>
-            <w:u w:val="single"/>
-          </w:rPr>
-          <w:t>Lucas 3.19</w:t>
-        </w:r>
-      </w:hyperlink>
-    </w:p>
-    <w:p>
-      <w:pPr>
-        <w:pStyle w:val="ListBullet"/>
-        <w:spacing w:line="240" w:lineRule="auto"/>
-        <w:ind w:left="720"/>
-      </w:pPr>
-      <w:r>
-        <w:rPr>
-          <w:lang w:val="es_ES" w:bidi="es_ES"/>
-        </w:rPr>
-      </w:r>
-      <w:hyperlink r:id="rId111">
-        <w:r>
-          <w:rPr>
-            <w:lang w:val="es_ES" w:bidi="es_ES"/>
-          </w:rPr>
-          <w:rPr>
-            <w:color w:val="0000EE"/>
-            <w:u w:val="single"/>
-          </w:rPr>
-          <w:t>Marcos 6.17</w:t>
-        </w:r>
-      </w:hyperlink>
-    </w:p>
-    <w:p>
-      <w:pPr>
-        <w:pStyle w:val="ListBullet"/>
-        <w:spacing w:line="240" w:lineRule="auto"/>
-        <w:ind w:left="720"/>
-      </w:pPr>
-      <w:r>
-        <w:rPr>
-          <w:lang w:val="es_ES" w:bidi="es_ES"/>
-        </w:rPr>
-      </w:r>
-      <w:hyperlink r:id="rId112">
-        <w:r>
-          <w:rPr>
-            <w:lang w:val="es_ES" w:bidi="es_ES"/>
-          </w:rPr>
-          <w:rPr>
-            <w:color w:val="0000EE"/>
-            <w:u w:val="single"/>
-          </w:rPr>
-          <w:t>Marcos 6.22</w:t>
-        </w:r>
-      </w:hyperlink>
-    </w:p>
-    <w:p>
-      <w:pPr>
-        <w:pStyle w:val="ListBullet"/>
-        <w:spacing w:line="240" w:lineRule="auto"/>
-        <w:ind w:left="720"/>
-      </w:pPr>
-      <w:r>
-        <w:rPr>
-          <w:lang w:val="es_ES" w:bidi="es_ES"/>
-        </w:rPr>
-      </w:r>
-      <w:hyperlink r:id="rId113">
-        <w:r>
-          <w:rPr>
-            <w:lang w:val="es_ES" w:bidi="es_ES"/>
-          </w:rPr>
-          <w:rPr>
-            <w:color w:val="0000EE"/>
-            <w:u w:val="single"/>
-          </w:rPr>
-          <w:t>Mateo 14.4</w:t>
-        </w:r>
-      </w:hyperlink>
+      <w:r>
+        <w:rPr>
+          <w:lang w:val="es_ES" w:bidi="es_ES"/>
+        </w:rPr>
+        <w:t>Lucas 3.19</w:t>
+      </w:r>
+    </w:p>
+    <w:p>
+      <w:pPr>
+        <w:pStyle w:val="ListBullet"/>
+        <w:spacing w:line="240" w:lineRule="auto"/>
+        <w:ind w:left="720"/>
+      </w:pPr>
+      <w:r>
+        <w:rPr>
+          <w:lang w:val="es_ES" w:bidi="es_ES"/>
+        </w:rPr>
+      </w:r>
+      <w:r>
+        <w:rPr>
+          <w:lang w:val="es_ES" w:bidi="es_ES"/>
+        </w:rPr>
+        <w:t>Marcos 6.17</w:t>
+      </w:r>
+    </w:p>
+    <w:p>
+      <w:pPr>
+        <w:pStyle w:val="ListBullet"/>
+        <w:spacing w:line="240" w:lineRule="auto"/>
+        <w:ind w:left="720"/>
+      </w:pPr>
+      <w:r>
+        <w:rPr>
+          <w:lang w:val="es_ES" w:bidi="es_ES"/>
+        </w:rPr>
+      </w:r>
+      <w:r>
+        <w:rPr>
+          <w:lang w:val="es_ES" w:bidi="es_ES"/>
+        </w:rPr>
+        <w:t>Marcos 6.22</w:t>
+      </w:r>
+    </w:p>
+    <w:p>
+      <w:pPr>
+        <w:pStyle w:val="ListBullet"/>
+        <w:spacing w:line="240" w:lineRule="auto"/>
+        <w:ind w:left="720"/>
+      </w:pPr>
+      <w:r>
+        <w:rPr>
+          <w:lang w:val="es_ES" w:bidi="es_ES"/>
+        </w:rPr>
+      </w:r>
+      <w:r>
+        <w:rPr>
+          <w:lang w:val="es_ES" w:bidi="es_ES"/>
+        </w:rPr>
+        <w:t>Mateo 14.4</w:t>
+      </w:r>
     </w:p>
     <w:p>
       <w:pPr>
@@ -7715,114 +7109,84 @@
           <w:lang w:val="es_ES" w:bidi="es_ES"/>
         </w:rPr>
       </w:r>
-      <w:hyperlink r:id="rId114">
-        <w:r>
-          <w:rPr>
-            <w:lang w:val="es_ES" w:bidi="es_ES"/>
-          </w:rPr>
-          <w:rPr>
-            <w:color w:val="0000EE"/>
-            <w:u w:val="single"/>
-          </w:rPr>
-          <w:t>2 Crónicas 8.7–8</w:t>
-        </w:r>
-      </w:hyperlink>
-    </w:p>
-    <w:p>
-      <w:pPr>
-        <w:pStyle w:val="ListBullet"/>
-        <w:spacing w:line="240" w:lineRule="auto"/>
-        <w:ind w:left="720"/>
-      </w:pPr>
-      <w:r>
-        <w:rPr>
-          <w:lang w:val="es_ES" w:bidi="es_ES"/>
-        </w:rPr>
-      </w:r>
-      <w:hyperlink r:id="rId115">
-        <w:r>
-          <w:rPr>
-            <w:lang w:val="es_ES" w:bidi="es_ES"/>
-          </w:rPr>
-          <w:rPr>
-            <w:color w:val="0000EE"/>
-            <w:u w:val="single"/>
-          </w:rPr>
-          <w:t>Éxodo 3.7–8</w:t>
-        </w:r>
-      </w:hyperlink>
-    </w:p>
-    <w:p>
-      <w:pPr>
-        <w:pStyle w:val="ListBullet"/>
-        <w:spacing w:line="240" w:lineRule="auto"/>
-        <w:ind w:left="720"/>
-      </w:pPr>
-      <w:r>
-        <w:rPr>
-          <w:lang w:val="es_ES" w:bidi="es_ES"/>
-        </w:rPr>
-      </w:r>
-      <w:hyperlink r:id="rId45">
-        <w:r>
-          <w:rPr>
-            <w:lang w:val="es_ES" w:bidi="es_ES"/>
-          </w:rPr>
-          <w:rPr>
-            <w:color w:val="0000EE"/>
-            <w:u w:val="single"/>
-          </w:rPr>
-          <w:t>Génesis 34.2</w:t>
-        </w:r>
-      </w:hyperlink>
-    </w:p>
-    <w:p>
-      <w:pPr>
-        <w:pStyle w:val="ListBullet"/>
-        <w:spacing w:line="240" w:lineRule="auto"/>
-        <w:ind w:left="720"/>
-      </w:pPr>
-      <w:r>
-        <w:rPr>
-          <w:lang w:val="es_ES" w:bidi="es_ES"/>
-        </w:rPr>
-      </w:r>
-      <w:hyperlink r:id="rId116">
-        <w:r>
-          <w:rPr>
-            <w:lang w:val="es_ES" w:bidi="es_ES"/>
-          </w:rPr>
-          <w:rPr>
-            <w:color w:val="0000EE"/>
-            <w:u w:val="single"/>
-          </w:rPr>
-          <w:t>Josué 9.1–2</w:t>
-        </w:r>
-      </w:hyperlink>
-    </w:p>
-    <w:p>
-      <w:pPr>
-        <w:pStyle w:val="ListBullet"/>
-        <w:spacing w:line="240" w:lineRule="auto"/>
-        <w:ind w:left="720"/>
-      </w:pPr>
-      <w:r>
-        <w:rPr>
-          <w:lang w:val="es_ES" w:bidi="es_ES"/>
-        </w:rPr>
-      </w:r>
-      <w:hyperlink r:id="rId117">
-        <w:r>
-          <w:rPr>
-            <w:lang w:val="es_ES" w:bidi="es_ES"/>
-          </w:rPr>
-          <w:rPr>
-            <w:color w:val="0000EE"/>
-            <w:u w:val="single"/>
-          </w:rPr>
-          <w:t>Jueces 3.1–3</w:t>
-        </w:r>
-      </w:hyperlink>
+      <w:r>
+        <w:rPr>
+          <w:lang w:val="es_ES" w:bidi="es_ES"/>
+        </w:rPr>
+        <w:t>2 Crónicas 8.7–8</w:t>
+      </w:r>
+    </w:p>
+    <w:p>
+      <w:pPr>
+        <w:pStyle w:val="ListBullet"/>
+        <w:spacing w:line="240" w:lineRule="auto"/>
+        <w:ind w:left="720"/>
+      </w:pPr>
+      <w:r>
+        <w:rPr>
+          <w:lang w:val="es_ES" w:bidi="es_ES"/>
+        </w:rPr>
+      </w:r>
+      <w:r>
+        <w:rPr>
+          <w:lang w:val="es_ES" w:bidi="es_ES"/>
+        </w:rPr>
+        <w:t>Éxodo 3.7–8</w:t>
+      </w:r>
+    </w:p>
+    <w:p>
+      <w:pPr>
+        <w:pStyle w:val="ListBullet"/>
+        <w:spacing w:line="240" w:lineRule="auto"/>
+        <w:ind w:left="720"/>
+      </w:pPr>
+      <w:r>
+        <w:rPr>
+          <w:lang w:val="es_ES" w:bidi="es_ES"/>
+        </w:rPr>
+      </w:r>
+      <w:r>
+        <w:rPr>
+          <w:lang w:val="es_ES" w:bidi="es_ES"/>
+        </w:rPr>
+        <w:t>Génesis 34.2</w:t>
+      </w:r>
+    </w:p>
+    <w:p>
+      <w:pPr>
+        <w:pStyle w:val="ListBullet"/>
+        <w:spacing w:line="240" w:lineRule="auto"/>
+        <w:ind w:left="720"/>
+      </w:pPr>
+      <w:r>
+        <w:rPr>
+          <w:lang w:val="es_ES" w:bidi="es_ES"/>
+        </w:rPr>
+      </w:r>
+      <w:r>
+        <w:rPr>
+          <w:lang w:val="es_ES" w:bidi="es_ES"/>
+        </w:rPr>
+        <w:t>Josué 9.1–2</w:t>
+      </w:r>
+    </w:p>
+    <w:p>
+      <w:pPr>
+        <w:pStyle w:val="ListBullet"/>
+        <w:spacing w:line="240" w:lineRule="auto"/>
+        <w:ind w:left="720"/>
+      </w:pPr>
+      <w:r>
+        <w:rPr>
+          <w:lang w:val="es_ES" w:bidi="es_ES"/>
+        </w:rPr>
+      </w:r>
+      <w:r>
+        <w:rPr>
+          <w:lang w:val="es_ES" w:bidi="es_ES"/>
+        </w:rPr>
+        <w:t>Jueces 3.1–3</w:t>
+      </w:r>
     </w:p>
     <w:p>
       <w:pPr>
@@ -8235,138 +7599,102 @@
           <w:lang w:val="es_ES" w:bidi="es_ES"/>
         </w:rPr>
       </w:r>
-      <w:hyperlink r:id="rId118">
-        <w:r>
-          <w:rPr>
-            <w:lang w:val="es_ES" w:bidi="es_ES"/>
-          </w:rPr>
-          <w:rPr>
-            <w:color w:val="0000EE"/>
-            <w:u w:val="single"/>
-          </w:rPr>
-          <w:t>Habacuc 3:17</w:t>
-        </w:r>
-      </w:hyperlink>
-    </w:p>
-    <w:p>
-      <w:pPr>
-        <w:pStyle w:val="ListBullet"/>
-        <w:spacing w:line="240" w:lineRule="auto"/>
-        <w:ind w:left="720"/>
-      </w:pPr>
-      <w:r>
-        <w:rPr>
-          <w:lang w:val="es_ES" w:bidi="es_ES"/>
-        </w:rPr>
-      </w:r>
-      <w:hyperlink r:id="rId119">
-        <w:r>
-          <w:rPr>
-            <w:lang w:val="es_ES" w:bidi="es_ES"/>
-          </w:rPr>
-          <w:rPr>
-            <w:color w:val="0000EE"/>
-            <w:u w:val="single"/>
-          </w:rPr>
-          <w:t>Santiago 3:12</w:t>
-        </w:r>
-      </w:hyperlink>
-    </w:p>
-    <w:p>
-      <w:pPr>
-        <w:pStyle w:val="ListBullet"/>
-        <w:spacing w:line="240" w:lineRule="auto"/>
-        <w:ind w:left="720"/>
-      </w:pPr>
-      <w:r>
-        <w:rPr>
-          <w:lang w:val="es_ES" w:bidi="es_ES"/>
-        </w:rPr>
-      </w:r>
-      <w:hyperlink r:id="rId120">
-        <w:r>
-          <w:rPr>
-            <w:lang w:val="es_ES" w:bidi="es_ES"/>
-          </w:rPr>
-          <w:rPr>
-            <w:color w:val="0000EE"/>
-            <w:u w:val="single"/>
-          </w:rPr>
-          <w:t>Lucas 13:7</w:t>
-        </w:r>
-      </w:hyperlink>
-    </w:p>
-    <w:p>
-      <w:pPr>
-        <w:pStyle w:val="ListBullet"/>
-        <w:spacing w:line="240" w:lineRule="auto"/>
-        <w:ind w:left="720"/>
-      </w:pPr>
-      <w:r>
-        <w:rPr>
-          <w:lang w:val="es_ES" w:bidi="es_ES"/>
-        </w:rPr>
-      </w:r>
-      <w:hyperlink r:id="rId121">
-        <w:r>
-          <w:rPr>
-            <w:lang w:val="es_ES" w:bidi="es_ES"/>
-          </w:rPr>
-          <w:rPr>
-            <w:color w:val="0000EE"/>
-            <w:u w:val="single"/>
-          </w:rPr>
-          <w:t>Marcos 11:14</w:t>
-        </w:r>
-      </w:hyperlink>
-    </w:p>
-    <w:p>
-      <w:pPr>
-        <w:pStyle w:val="ListBullet"/>
-        <w:spacing w:line="240" w:lineRule="auto"/>
-        <w:ind w:left="720"/>
-      </w:pPr>
-      <w:r>
-        <w:rPr>
-          <w:lang w:val="es_ES" w:bidi="es_ES"/>
-        </w:rPr>
-      </w:r>
-      <w:hyperlink r:id="rId122">
-        <w:r>
-          <w:rPr>
-            <w:lang w:val="es_ES" w:bidi="es_ES"/>
-          </w:rPr>
-          <w:rPr>
-            <w:color w:val="0000EE"/>
-            <w:u w:val="single"/>
-          </w:rPr>
-          <w:t>Mateo 7:17</w:t>
-        </w:r>
-      </w:hyperlink>
-    </w:p>
-    <w:p>
-      <w:pPr>
-        <w:pStyle w:val="ListBullet"/>
-        <w:spacing w:line="240" w:lineRule="auto"/>
-        <w:ind w:left="720"/>
-      </w:pPr>
-      <w:r>
-        <w:rPr>
-          <w:lang w:val="es_ES" w:bidi="es_ES"/>
-        </w:rPr>
-      </w:r>
-      <w:hyperlink r:id="rId123">
-        <w:r>
-          <w:rPr>
-            <w:lang w:val="es_ES" w:bidi="es_ES"/>
-          </w:rPr>
-          <w:rPr>
-            <w:color w:val="0000EE"/>
-            <w:u w:val="single"/>
-          </w:rPr>
-          <w:t>Mateo 21:18</w:t>
-        </w:r>
-      </w:hyperlink>
+      <w:r>
+        <w:rPr>
+          <w:lang w:val="es_ES" w:bidi="es_ES"/>
+        </w:rPr>
+        <w:t>Habacuc 3:17</w:t>
+      </w:r>
+    </w:p>
+    <w:p>
+      <w:pPr>
+        <w:pStyle w:val="ListBullet"/>
+        <w:spacing w:line="240" w:lineRule="auto"/>
+        <w:ind w:left="720"/>
+      </w:pPr>
+      <w:r>
+        <w:rPr>
+          <w:lang w:val="es_ES" w:bidi="es_ES"/>
+        </w:rPr>
+      </w:r>
+      <w:r>
+        <w:rPr>
+          <w:lang w:val="es_ES" w:bidi="es_ES"/>
+        </w:rPr>
+        <w:t>Santiago 3:12</w:t>
+      </w:r>
+    </w:p>
+    <w:p>
+      <w:pPr>
+        <w:pStyle w:val="ListBullet"/>
+        <w:spacing w:line="240" w:lineRule="auto"/>
+        <w:ind w:left="720"/>
+      </w:pPr>
+      <w:r>
+        <w:rPr>
+          <w:lang w:val="es_ES" w:bidi="es_ES"/>
+        </w:rPr>
+      </w:r>
+      <w:r>
+        <w:rPr>
+          <w:lang w:val="es_ES" w:bidi="es_ES"/>
+        </w:rPr>
+        <w:t>Lucas 13:7</w:t>
+      </w:r>
+    </w:p>
+    <w:p>
+      <w:pPr>
+        <w:pStyle w:val="ListBullet"/>
+        <w:spacing w:line="240" w:lineRule="auto"/>
+        <w:ind w:left="720"/>
+      </w:pPr>
+      <w:r>
+        <w:rPr>
+          <w:lang w:val="es_ES" w:bidi="es_ES"/>
+        </w:rPr>
+      </w:r>
+      <w:r>
+        <w:rPr>
+          <w:lang w:val="es_ES" w:bidi="es_ES"/>
+        </w:rPr>
+        <w:t>Marcos 11:14</w:t>
+      </w:r>
+    </w:p>
+    <w:p>
+      <w:pPr>
+        <w:pStyle w:val="ListBullet"/>
+        <w:spacing w:line="240" w:lineRule="auto"/>
+        <w:ind w:left="720"/>
+      </w:pPr>
+      <w:r>
+        <w:rPr>
+          <w:lang w:val="es_ES" w:bidi="es_ES"/>
+        </w:rPr>
+      </w:r>
+      <w:r>
+        <w:rPr>
+          <w:lang w:val="es_ES" w:bidi="es_ES"/>
+        </w:rPr>
+        <w:t>Mateo 7:17</w:t>
+      </w:r>
+    </w:p>
+    <w:p>
+      <w:pPr>
+        <w:pStyle w:val="ListBullet"/>
+        <w:spacing w:line="240" w:lineRule="auto"/>
+        <w:ind w:left="720"/>
+      </w:pPr>
+      <w:r>
+        <w:rPr>
+          <w:lang w:val="es_ES" w:bidi="es_ES"/>
+        </w:rPr>
+      </w:r>
+      <w:r>
+        <w:rPr>
+          <w:lang w:val="es_ES" w:bidi="es_ES"/>
+        </w:rPr>
+        <w:t>Mateo 21:18</w:t>
+      </w:r>
     </w:p>
     <w:p>
       <w:pPr>
@@ -8647,66 +7975,48 @@
           <w:lang w:val="es_ES" w:bidi="es_ES"/>
         </w:rPr>
       </w:r>
-      <w:hyperlink r:id="rId124">
-        <w:r>
-          <w:rPr>
-            <w:lang w:val="es_ES" w:bidi="es_ES"/>
-          </w:rPr>
-          <w:rPr>
-            <w:color w:val="0000EE"/>
-            <w:u w:val="single"/>
-          </w:rPr>
-          <w:t>Jeremías 6:2</w:t>
-        </w:r>
-      </w:hyperlink>
-    </w:p>
-    <w:p>
-      <w:pPr>
-        <w:pStyle w:val="ListBullet"/>
-        <w:spacing w:line="240" w:lineRule="auto"/>
-        <w:ind w:left="720"/>
-      </w:pPr>
-      <w:r>
-        <w:rPr>
-          <w:lang w:val="es_ES" w:bidi="es_ES"/>
-        </w:rPr>
-      </w:r>
-      <w:hyperlink r:id="rId125">
-        <w:r>
-          <w:rPr>
-            <w:lang w:val="es_ES" w:bidi="es_ES"/>
-          </w:rPr>
-          <w:rPr>
-            <w:color w:val="0000EE"/>
-            <w:u w:val="single"/>
-          </w:rPr>
-          <w:t>Juan 12:15</w:t>
-        </w:r>
-      </w:hyperlink>
-    </w:p>
-    <w:p>
-      <w:pPr>
-        <w:pStyle w:val="ListBullet"/>
-        <w:spacing w:line="240" w:lineRule="auto"/>
-        <w:ind w:left="720"/>
-      </w:pPr>
-      <w:r>
-        <w:rPr>
-          <w:lang w:val="es_ES" w:bidi="es_ES"/>
-        </w:rPr>
-      </w:r>
-      <w:hyperlink r:id="rId126">
-        <w:r>
-          <w:rPr>
-            <w:lang w:val="es_ES" w:bidi="es_ES"/>
-          </w:rPr>
-          <w:rPr>
-            <w:color w:val="0000EE"/>
-            <w:u w:val="single"/>
-          </w:rPr>
-          <w:t>Mateo 21:5</w:t>
-        </w:r>
-      </w:hyperlink>
+      <w:r>
+        <w:rPr>
+          <w:lang w:val="es_ES" w:bidi="es_ES"/>
+        </w:rPr>
+        <w:t>Jeremías 6:2</w:t>
+      </w:r>
+    </w:p>
+    <w:p>
+      <w:pPr>
+        <w:pStyle w:val="ListBullet"/>
+        <w:spacing w:line="240" w:lineRule="auto"/>
+        <w:ind w:left="720"/>
+      </w:pPr>
+      <w:r>
+        <w:rPr>
+          <w:lang w:val="es_ES" w:bidi="es_ES"/>
+        </w:rPr>
+      </w:r>
+      <w:r>
+        <w:rPr>
+          <w:lang w:val="es_ES" w:bidi="es_ES"/>
+        </w:rPr>
+        <w:t>Juan 12:15</w:t>
+      </w:r>
+    </w:p>
+    <w:p>
+      <w:pPr>
+        <w:pStyle w:val="ListBullet"/>
+        <w:spacing w:line="240" w:lineRule="auto"/>
+        <w:ind w:left="720"/>
+      </w:pPr>
+      <w:r>
+        <w:rPr>
+          <w:lang w:val="es_ES" w:bidi="es_ES"/>
+        </w:rPr>
+      </w:r>
+      <w:r>
+        <w:rPr>
+          <w:lang w:val="es_ES" w:bidi="es_ES"/>
+        </w:rPr>
+        <w:t>Mateo 21:5</w:t>
+      </w:r>
     </w:p>
     <w:p>
       <w:pPr>
@@ -9111,234 +8421,174 @@
           <w:lang w:val="es_ES" w:bidi="es_ES"/>
         </w:rPr>
       </w:r>
-      <w:hyperlink r:id="rId127">
-        <w:r>
-          <w:rPr>
-            <w:lang w:val="es_ES" w:bidi="es_ES"/>
-          </w:rPr>
-          <w:rPr>
-            <w:color w:val="0000EE"/>
-            <w:u w:val="single"/>
-          </w:rPr>
-          <w:t>1 Juan 4:10</w:t>
-        </w:r>
-      </w:hyperlink>
-    </w:p>
-    <w:p>
-      <w:pPr>
-        <w:pStyle w:val="ListBullet"/>
-        <w:spacing w:line="240" w:lineRule="auto"/>
-        <w:ind w:left="720"/>
-      </w:pPr>
-      <w:r>
-        <w:rPr>
-          <w:lang w:val="es_ES" w:bidi="es_ES"/>
-        </w:rPr>
-      </w:r>
-      <w:hyperlink r:id="rId128">
-        <w:r>
-          <w:rPr>
-            <w:lang w:val="es_ES" w:bidi="es_ES"/>
-          </w:rPr>
-          <w:rPr>
-            <w:color w:val="0000EE"/>
-            <w:u w:val="single"/>
-          </w:rPr>
-          <w:t>Hechos 9:20</w:t>
-        </w:r>
-      </w:hyperlink>
-    </w:p>
-    <w:p>
-      <w:pPr>
-        <w:pStyle w:val="ListBullet"/>
-        <w:spacing w:line="240" w:lineRule="auto"/>
-        <w:ind w:left="720"/>
-      </w:pPr>
-      <w:r>
-        <w:rPr>
-          <w:lang w:val="es_ES" w:bidi="es_ES"/>
-        </w:rPr>
-      </w:r>
-      <w:hyperlink r:id="rId129">
-        <w:r>
-          <w:rPr>
-            <w:lang w:val="es_ES" w:bidi="es_ES"/>
-          </w:rPr>
-          <w:rPr>
-            <w:color w:val="0000EE"/>
-            <w:u w:val="single"/>
-          </w:rPr>
-          <w:t>Colosenses 1:17</w:t>
-        </w:r>
-      </w:hyperlink>
-    </w:p>
-    <w:p>
-      <w:pPr>
-        <w:pStyle w:val="ListBullet"/>
-        <w:spacing w:line="240" w:lineRule="auto"/>
-        <w:ind w:left="720"/>
-      </w:pPr>
-      <w:r>
-        <w:rPr>
-          <w:lang w:val="es_ES" w:bidi="es_ES"/>
-        </w:rPr>
-      </w:r>
-      <w:hyperlink r:id="rId130">
-        <w:r>
-          <w:rPr>
-            <w:lang w:val="es_ES" w:bidi="es_ES"/>
-          </w:rPr>
-          <w:rPr>
-            <w:color w:val="0000EE"/>
-            <w:u w:val="single"/>
-          </w:rPr>
-          <w:t>Gálatas 2:20</w:t>
-        </w:r>
-      </w:hyperlink>
-    </w:p>
-    <w:p>
-      <w:pPr>
-        <w:pStyle w:val="ListBullet"/>
-        <w:spacing w:line="240" w:lineRule="auto"/>
-        <w:ind w:left="720"/>
-      </w:pPr>
-      <w:r>
-        <w:rPr>
-          <w:lang w:val="es_ES" w:bidi="es_ES"/>
-        </w:rPr>
-      </w:r>
-      <w:hyperlink r:id="rId131">
-        <w:r>
-          <w:rPr>
-            <w:lang w:val="es_ES" w:bidi="es_ES"/>
-          </w:rPr>
-          <w:rPr>
-            <w:color w:val="0000EE"/>
-            <w:u w:val="single"/>
-          </w:rPr>
-          <w:t>Hebreos 4:14</w:t>
-        </w:r>
-      </w:hyperlink>
-    </w:p>
-    <w:p>
-      <w:pPr>
-        <w:pStyle w:val="ListBullet"/>
-        <w:spacing w:line="240" w:lineRule="auto"/>
-        <w:ind w:left="720"/>
-      </w:pPr>
-      <w:r>
-        <w:rPr>
-          <w:lang w:val="es_ES" w:bidi="es_ES"/>
-        </w:rPr>
-      </w:r>
-      <w:hyperlink r:id="rId132">
-        <w:r>
-          <w:rPr>
-            <w:lang w:val="es_ES" w:bidi="es_ES"/>
-          </w:rPr>
-          <w:rPr>
-            <w:color w:val="0000EE"/>
-            <w:u w:val="single"/>
-          </w:rPr>
-          <w:t>Juan 3:18</w:t>
-        </w:r>
-      </w:hyperlink>
-    </w:p>
-    <w:p>
-      <w:pPr>
-        <w:pStyle w:val="ListBullet"/>
-        <w:spacing w:line="240" w:lineRule="auto"/>
-        <w:ind w:left="720"/>
-      </w:pPr>
-      <w:r>
-        <w:rPr>
-          <w:lang w:val="es_ES" w:bidi="es_ES"/>
-        </w:rPr>
-      </w:r>
-      <w:hyperlink r:id="rId133">
-        <w:r>
-          <w:rPr>
-            <w:lang w:val="es_ES" w:bidi="es_ES"/>
-          </w:rPr>
-          <w:rPr>
-            <w:color w:val="0000EE"/>
-            <w:u w:val="single"/>
-          </w:rPr>
-          <w:t>Lucas 10:22</w:t>
-        </w:r>
-      </w:hyperlink>
-    </w:p>
-    <w:p>
-      <w:pPr>
-        <w:pStyle w:val="ListBullet"/>
-        <w:spacing w:line="240" w:lineRule="auto"/>
-        <w:ind w:left="720"/>
-      </w:pPr>
-      <w:r>
-        <w:rPr>
-          <w:lang w:val="es_ES" w:bidi="es_ES"/>
-        </w:rPr>
-      </w:r>
-      <w:hyperlink r:id="rId134">
-        <w:r>
-          <w:rPr>
-            <w:lang w:val="es_ES" w:bidi="es_ES"/>
-          </w:rPr>
-          <w:rPr>
-            <w:color w:val="0000EE"/>
-            <w:u w:val="single"/>
-          </w:rPr>
-          <w:t>Mateo 11:27</w:t>
-        </w:r>
-      </w:hyperlink>
-    </w:p>
-    <w:p>
-      <w:pPr>
-        <w:pStyle w:val="ListBullet"/>
-        <w:spacing w:line="240" w:lineRule="auto"/>
-        <w:ind w:left="720"/>
-      </w:pPr>
-      <w:r>
-        <w:rPr>
-          <w:lang w:val="es_ES" w:bidi="es_ES"/>
-        </w:rPr>
-      </w:r>
-      <w:hyperlink r:id="rId135">
-        <w:r>
-          <w:rPr>
-            <w:lang w:val="es_ES" w:bidi="es_ES"/>
-          </w:rPr>
-          <w:rPr>
-            <w:color w:val="0000EE"/>
-            <w:u w:val="single"/>
-          </w:rPr>
-          <w:t>Apocalipsis 2:18</w:t>
-        </w:r>
-      </w:hyperlink>
-    </w:p>
-    <w:p>
-      <w:pPr>
-        <w:pStyle w:val="ListBullet"/>
-        <w:spacing w:line="240" w:lineRule="auto"/>
-        <w:ind w:left="720"/>
-      </w:pPr>
-      <w:r>
-        <w:rPr>
-          <w:lang w:val="es_ES" w:bidi="es_ES"/>
-        </w:rPr>
-      </w:r>
-      <w:hyperlink r:id="rId136">
-        <w:r>
-          <w:rPr>
-            <w:lang w:val="es_ES" w:bidi="es_ES"/>
-          </w:rPr>
-          <w:rPr>
-            <w:color w:val="0000EE"/>
-            <w:u w:val="single"/>
-          </w:rPr>
-          <w:t>Romanos 8:29</w:t>
-        </w:r>
-      </w:hyperlink>
+      <w:r>
+        <w:rPr>
+          <w:lang w:val="es_ES" w:bidi="es_ES"/>
+        </w:rPr>
+        <w:t>1 Juan 4:10</w:t>
+      </w:r>
+    </w:p>
+    <w:p>
+      <w:pPr>
+        <w:pStyle w:val="ListBullet"/>
+        <w:spacing w:line="240" w:lineRule="auto"/>
+        <w:ind w:left="720"/>
+      </w:pPr>
+      <w:r>
+        <w:rPr>
+          <w:lang w:val="es_ES" w:bidi="es_ES"/>
+        </w:rPr>
+      </w:r>
+      <w:r>
+        <w:rPr>
+          <w:lang w:val="es_ES" w:bidi="es_ES"/>
+        </w:rPr>
+        <w:t>Hechos 9:20</w:t>
+      </w:r>
+    </w:p>
+    <w:p>
+      <w:pPr>
+        <w:pStyle w:val="ListBullet"/>
+        <w:spacing w:line="240" w:lineRule="auto"/>
+        <w:ind w:left="720"/>
+      </w:pPr>
+      <w:r>
+        <w:rPr>
+          <w:lang w:val="es_ES" w:bidi="es_ES"/>
+        </w:rPr>
+      </w:r>
+      <w:r>
+        <w:rPr>
+          <w:lang w:val="es_ES" w:bidi="es_ES"/>
+        </w:rPr>
+        <w:t>Colosenses 1:17</w:t>
+      </w:r>
+    </w:p>
+    <w:p>
+      <w:pPr>
+        <w:pStyle w:val="ListBullet"/>
+        <w:spacing w:line="240" w:lineRule="auto"/>
+        <w:ind w:left="720"/>
+      </w:pPr>
+      <w:r>
+        <w:rPr>
+          <w:lang w:val="es_ES" w:bidi="es_ES"/>
+        </w:rPr>
+      </w:r>
+      <w:r>
+        <w:rPr>
+          <w:lang w:val="es_ES" w:bidi="es_ES"/>
+        </w:rPr>
+        <w:t>Gálatas 2:20</w:t>
+      </w:r>
+    </w:p>
+    <w:p>
+      <w:pPr>
+        <w:pStyle w:val="ListBullet"/>
+        <w:spacing w:line="240" w:lineRule="auto"/>
+        <w:ind w:left="720"/>
+      </w:pPr>
+      <w:r>
+        <w:rPr>
+          <w:lang w:val="es_ES" w:bidi="es_ES"/>
+        </w:rPr>
+      </w:r>
+      <w:r>
+        <w:rPr>
+          <w:lang w:val="es_ES" w:bidi="es_ES"/>
+        </w:rPr>
+        <w:t>Hebreos 4:14</w:t>
+      </w:r>
+    </w:p>
+    <w:p>
+      <w:pPr>
+        <w:pStyle w:val="ListBullet"/>
+        <w:spacing w:line="240" w:lineRule="auto"/>
+        <w:ind w:left="720"/>
+      </w:pPr>
+      <w:r>
+        <w:rPr>
+          <w:lang w:val="es_ES" w:bidi="es_ES"/>
+        </w:rPr>
+      </w:r>
+      <w:r>
+        <w:rPr>
+          <w:lang w:val="es_ES" w:bidi="es_ES"/>
+        </w:rPr>
+        <w:t>Juan 3:18</w:t>
+      </w:r>
+    </w:p>
+    <w:p>
+      <w:pPr>
+        <w:pStyle w:val="ListBullet"/>
+        <w:spacing w:line="240" w:lineRule="auto"/>
+        <w:ind w:left="720"/>
+      </w:pPr>
+      <w:r>
+        <w:rPr>
+          <w:lang w:val="es_ES" w:bidi="es_ES"/>
+        </w:rPr>
+      </w:r>
+      <w:r>
+        <w:rPr>
+          <w:lang w:val="es_ES" w:bidi="es_ES"/>
+        </w:rPr>
+        <w:t>Lucas 10:22</w:t>
+      </w:r>
+    </w:p>
+    <w:p>
+      <w:pPr>
+        <w:pStyle w:val="ListBullet"/>
+        <w:spacing w:line="240" w:lineRule="auto"/>
+        <w:ind w:left="720"/>
+      </w:pPr>
+      <w:r>
+        <w:rPr>
+          <w:lang w:val="es_ES" w:bidi="es_ES"/>
+        </w:rPr>
+      </w:r>
+      <w:r>
+        <w:rPr>
+          <w:lang w:val="es_ES" w:bidi="es_ES"/>
+        </w:rPr>
+        <w:t>Mateo 11:27</w:t>
+      </w:r>
+    </w:p>
+    <w:p>
+      <w:pPr>
+        <w:pStyle w:val="ListBullet"/>
+        <w:spacing w:line="240" w:lineRule="auto"/>
+        <w:ind w:left="720"/>
+      </w:pPr>
+      <w:r>
+        <w:rPr>
+          <w:lang w:val="es_ES" w:bidi="es_ES"/>
+        </w:rPr>
+      </w:r>
+      <w:r>
+        <w:rPr>
+          <w:lang w:val="es_ES" w:bidi="es_ES"/>
+        </w:rPr>
+        <w:t>Apocalipsis 2:18</w:t>
+      </w:r>
+    </w:p>
+    <w:p>
+      <w:pPr>
+        <w:pStyle w:val="ListBullet"/>
+        <w:spacing w:line="240" w:lineRule="auto"/>
+        <w:ind w:left="720"/>
+      </w:pPr>
+      <w:r>
+        <w:rPr>
+          <w:lang w:val="es_ES" w:bidi="es_ES"/>
+        </w:rPr>
+      </w:r>
+      <w:r>
+        <w:rPr>
+          <w:lang w:val="es_ES" w:bidi="es_ES"/>
+        </w:rPr>
+        <w:t>Romanos 8:29</w:t>
+      </w:r>
     </w:p>
     <w:p>
       <w:pPr>
@@ -9968,210 +9218,156 @@
           <w:lang w:val="es_ES" w:bidi="es_ES"/>
         </w:rPr>
       </w:r>
-      <w:hyperlink r:id="rId137">
-        <w:r>
-          <w:rPr>
-            <w:lang w:val="es_ES" w:bidi="es_ES"/>
-          </w:rPr>
-          <w:rPr>
-            <w:color w:val="0000EE"/>
-            <w:u w:val="single"/>
-          </w:rPr>
-          <w:t>Hechos 7:56</w:t>
-        </w:r>
-      </w:hyperlink>
-    </w:p>
-    <w:p>
-      <w:pPr>
-        <w:pStyle w:val="ListBullet"/>
-        <w:spacing w:line="240" w:lineRule="auto"/>
-        <w:ind w:left="720"/>
-      </w:pPr>
-      <w:r>
-        <w:rPr>
-          <w:lang w:val="es_ES" w:bidi="es_ES"/>
-        </w:rPr>
-      </w:r>
-      <w:hyperlink r:id="rId138">
-        <w:r>
-          <w:rPr>
-            <w:lang w:val="es_ES" w:bidi="es_ES"/>
-          </w:rPr>
-          <w:rPr>
-            <w:color w:val="0000EE"/>
-            <w:u w:val="single"/>
-          </w:rPr>
-          <w:t>Daniel 7:14</w:t>
-        </w:r>
-      </w:hyperlink>
-    </w:p>
-    <w:p>
-      <w:pPr>
-        <w:pStyle w:val="ListBullet"/>
-        <w:spacing w:line="240" w:lineRule="auto"/>
-        <w:ind w:left="720"/>
-      </w:pPr>
-      <w:r>
-        <w:rPr>
-          <w:lang w:val="es_ES" w:bidi="es_ES"/>
-        </w:rPr>
-      </w:r>
-      <w:hyperlink r:id="rId139">
-        <w:r>
-          <w:rPr>
-            <w:lang w:val="es_ES" w:bidi="es_ES"/>
-          </w:rPr>
-          <w:rPr>
-            <w:color w:val="0000EE"/>
-            <w:u w:val="single"/>
-          </w:rPr>
-          <w:t>Ezequiel 43:6–8</w:t>
-        </w:r>
-      </w:hyperlink>
-    </w:p>
-    <w:p>
-      <w:pPr>
-        <w:pStyle w:val="ListBullet"/>
-        <w:spacing w:line="240" w:lineRule="auto"/>
-        <w:ind w:left="720"/>
-      </w:pPr>
-      <w:r>
-        <w:rPr>
-          <w:lang w:val="es_ES" w:bidi="es_ES"/>
-        </w:rPr>
-      </w:r>
-      <w:hyperlink r:id="rId140">
-        <w:r>
-          <w:rPr>
-            <w:lang w:val="es_ES" w:bidi="es_ES"/>
-          </w:rPr>
-          <w:rPr>
-            <w:color w:val="0000EE"/>
-            <w:u w:val="single"/>
-          </w:rPr>
-          <w:t>Juan 3:12–13</w:t>
-        </w:r>
-      </w:hyperlink>
-    </w:p>
-    <w:p>
-      <w:pPr>
-        <w:pStyle w:val="ListBullet"/>
-        <w:spacing w:line="240" w:lineRule="auto"/>
-        <w:ind w:left="720"/>
-      </w:pPr>
-      <w:r>
-        <w:rPr>
-          <w:lang w:val="es_ES" w:bidi="es_ES"/>
-        </w:rPr>
-      </w:r>
-      <w:hyperlink r:id="rId141">
-        <w:r>
-          <w:rPr>
-            <w:lang w:val="es_ES" w:bidi="es_ES"/>
-          </w:rPr>
-          <w:rPr>
-            <w:color w:val="0000EE"/>
-            <w:u w:val="single"/>
-          </w:rPr>
-          <w:t>Lucas 6:5</w:t>
-        </w:r>
-      </w:hyperlink>
-    </w:p>
-    <w:p>
-      <w:pPr>
-        <w:pStyle w:val="ListBullet"/>
-        <w:spacing w:line="240" w:lineRule="auto"/>
-        <w:ind w:left="720"/>
-      </w:pPr>
-      <w:r>
-        <w:rPr>
-          <w:lang w:val="es_ES" w:bidi="es_ES"/>
-        </w:rPr>
-      </w:r>
-      <w:hyperlink r:id="rId142">
-        <w:r>
-          <w:rPr>
-            <w:lang w:val="es_ES" w:bidi="es_ES"/>
-          </w:rPr>
-          <w:rPr>
-            <w:color w:val="0000EE"/>
-            <w:u w:val="single"/>
-          </w:rPr>
-          <w:t>Marcos 2:10</w:t>
-        </w:r>
-      </w:hyperlink>
-    </w:p>
-    <w:p>
-      <w:pPr>
-        <w:pStyle w:val="ListBullet"/>
-        <w:spacing w:line="240" w:lineRule="auto"/>
-        <w:ind w:left="720"/>
-      </w:pPr>
-      <w:r>
-        <w:rPr>
-          <w:lang w:val="es_ES" w:bidi="es_ES"/>
-        </w:rPr>
-      </w:r>
-      <w:hyperlink r:id="rId143">
-        <w:r>
-          <w:rPr>
-            <w:lang w:val="es_ES" w:bidi="es_ES"/>
-          </w:rPr>
-          <w:rPr>
-            <w:color w:val="0000EE"/>
-            <w:u w:val="single"/>
-          </w:rPr>
-          <w:t>Mateo 13:37</w:t>
-        </w:r>
-      </w:hyperlink>
-    </w:p>
-    <w:p>
-      <w:pPr>
-        <w:pStyle w:val="ListBullet"/>
-        <w:spacing w:line="240" w:lineRule="auto"/>
-        <w:ind w:left="720"/>
-      </w:pPr>
-      <w:r>
-        <w:rPr>
-          <w:lang w:val="es_ES" w:bidi="es_ES"/>
-        </w:rPr>
-      </w:r>
-      <w:hyperlink r:id="rId144">
-        <w:r>
-          <w:rPr>
-            <w:lang w:val="es_ES" w:bidi="es_ES"/>
-          </w:rPr>
-          <w:rPr>
-            <w:color w:val="0000EE"/>
-            <w:u w:val="single"/>
-          </w:rPr>
-          <w:t>Salmos 80:17–18</w:t>
-        </w:r>
-      </w:hyperlink>
-    </w:p>
-    <w:p>
-      <w:pPr>
-        <w:pStyle w:val="ListBullet"/>
-        <w:spacing w:line="240" w:lineRule="auto"/>
-        <w:ind w:left="720"/>
-      </w:pPr>
-      <w:r>
-        <w:rPr>
-          <w:lang w:val="es_ES" w:bidi="es_ES"/>
-        </w:rPr>
-      </w:r>
-      <w:hyperlink r:id="rId145">
-        <w:r>
-          <w:rPr>
-            <w:lang w:val="es_ES" w:bidi="es_ES"/>
-          </w:rPr>
-          <w:rPr>
-            <w:color w:val="0000EE"/>
-            <w:u w:val="single"/>
-          </w:rPr>
-          <w:t>Apocalipsis 14:14</w:t>
-        </w:r>
-      </w:hyperlink>
+      <w:r>
+        <w:rPr>
+          <w:lang w:val="es_ES" w:bidi="es_ES"/>
+        </w:rPr>
+        <w:t>Hechos 7:56</w:t>
+      </w:r>
+    </w:p>
+    <w:p>
+      <w:pPr>
+        <w:pStyle w:val="ListBullet"/>
+        <w:spacing w:line="240" w:lineRule="auto"/>
+        <w:ind w:left="720"/>
+      </w:pPr>
+      <w:r>
+        <w:rPr>
+          <w:lang w:val="es_ES" w:bidi="es_ES"/>
+        </w:rPr>
+      </w:r>
+      <w:r>
+        <w:rPr>
+          <w:lang w:val="es_ES" w:bidi="es_ES"/>
+        </w:rPr>
+        <w:t>Daniel 7:14</w:t>
+      </w:r>
+    </w:p>
+    <w:p>
+      <w:pPr>
+        <w:pStyle w:val="ListBullet"/>
+        <w:spacing w:line="240" w:lineRule="auto"/>
+        <w:ind w:left="720"/>
+      </w:pPr>
+      <w:r>
+        <w:rPr>
+          <w:lang w:val="es_ES" w:bidi="es_ES"/>
+        </w:rPr>
+      </w:r>
+      <w:r>
+        <w:rPr>
+          <w:lang w:val="es_ES" w:bidi="es_ES"/>
+        </w:rPr>
+        <w:t>Ezequiel 43:6–8</w:t>
+      </w:r>
+    </w:p>
+    <w:p>
+      <w:pPr>
+        <w:pStyle w:val="ListBullet"/>
+        <w:spacing w:line="240" w:lineRule="auto"/>
+        <w:ind w:left="720"/>
+      </w:pPr>
+      <w:r>
+        <w:rPr>
+          <w:lang w:val="es_ES" w:bidi="es_ES"/>
+        </w:rPr>
+      </w:r>
+      <w:r>
+        <w:rPr>
+          <w:lang w:val="es_ES" w:bidi="es_ES"/>
+        </w:rPr>
+        <w:t>Juan 3:12–13</w:t>
+      </w:r>
+    </w:p>
+    <w:p>
+      <w:pPr>
+        <w:pStyle w:val="ListBullet"/>
+        <w:spacing w:line="240" w:lineRule="auto"/>
+        <w:ind w:left="720"/>
+      </w:pPr>
+      <w:r>
+        <w:rPr>
+          <w:lang w:val="es_ES" w:bidi="es_ES"/>
+        </w:rPr>
+      </w:r>
+      <w:r>
+        <w:rPr>
+          <w:lang w:val="es_ES" w:bidi="es_ES"/>
+        </w:rPr>
+        <w:t>Lucas 6:5</w:t>
+      </w:r>
+    </w:p>
+    <w:p>
+      <w:pPr>
+        <w:pStyle w:val="ListBullet"/>
+        <w:spacing w:line="240" w:lineRule="auto"/>
+        <w:ind w:left="720"/>
+      </w:pPr>
+      <w:r>
+        <w:rPr>
+          <w:lang w:val="es_ES" w:bidi="es_ES"/>
+        </w:rPr>
+      </w:r>
+      <w:r>
+        <w:rPr>
+          <w:lang w:val="es_ES" w:bidi="es_ES"/>
+        </w:rPr>
+        <w:t>Marcos 2:10</w:t>
+      </w:r>
+    </w:p>
+    <w:p>
+      <w:pPr>
+        <w:pStyle w:val="ListBullet"/>
+        <w:spacing w:line="240" w:lineRule="auto"/>
+        <w:ind w:left="720"/>
+      </w:pPr>
+      <w:r>
+        <w:rPr>
+          <w:lang w:val="es_ES" w:bidi="es_ES"/>
+        </w:rPr>
+      </w:r>
+      <w:r>
+        <w:rPr>
+          <w:lang w:val="es_ES" w:bidi="es_ES"/>
+        </w:rPr>
+        <w:t>Mateo 13:37</w:t>
+      </w:r>
+    </w:p>
+    <w:p>
+      <w:pPr>
+        <w:pStyle w:val="ListBullet"/>
+        <w:spacing w:line="240" w:lineRule="auto"/>
+        <w:ind w:left="720"/>
+      </w:pPr>
+      <w:r>
+        <w:rPr>
+          <w:lang w:val="es_ES" w:bidi="es_ES"/>
+        </w:rPr>
+      </w:r>
+      <w:r>
+        <w:rPr>
+          <w:lang w:val="es_ES" w:bidi="es_ES"/>
+        </w:rPr>
+        <w:t>Salmos 80:17–18</w:t>
+      </w:r>
+    </w:p>
+    <w:p>
+      <w:pPr>
+        <w:pStyle w:val="ListBullet"/>
+        <w:spacing w:line="240" w:lineRule="auto"/>
+        <w:ind w:left="720"/>
+      </w:pPr>
+      <w:r>
+        <w:rPr>
+          <w:lang w:val="es_ES" w:bidi="es_ES"/>
+        </w:rPr>
+      </w:r>
+      <w:r>
+        <w:rPr>
+          <w:lang w:val="es_ES" w:bidi="es_ES"/>
+        </w:rPr>
+        <w:t>Apocalipsis 14:14</w:t>
+      </w:r>
     </w:p>
     <w:p>
       <w:pPr>
@@ -10488,90 +9684,66 @@
           <w:lang w:val="es_ES" w:bidi="es_ES"/>
         </w:rPr>
       </w:r>
-      <w:hyperlink r:id="rId146">
-        <w:r>
-          <w:rPr>
-            <w:lang w:val="es_ES" w:bidi="es_ES"/>
-          </w:rPr>
-          <w:rPr>
-            <w:color w:val="0000EE"/>
-            <w:u w:val="single"/>
-          </w:rPr>
-          <w:t>Génesis 6:2</w:t>
-        </w:r>
-      </w:hyperlink>
-    </w:p>
-    <w:p>
-      <w:pPr>
-        <w:pStyle w:val="ListBullet"/>
-        <w:spacing w:line="240" w:lineRule="auto"/>
-        <w:ind w:left="720"/>
-      </w:pPr>
-      <w:r>
-        <w:rPr>
-          <w:lang w:val="es_ES" w:bidi="es_ES"/>
-        </w:rPr>
-      </w:r>
-      <w:hyperlink r:id="rId147">
-        <w:r>
-          <w:rPr>
-            <w:lang w:val="es_ES" w:bidi="es_ES"/>
-          </w:rPr>
-          <w:rPr>
-            <w:color w:val="0000EE"/>
-            <w:u w:val="single"/>
-          </w:rPr>
-          <w:t>Génesis 6:4</w:t>
-        </w:r>
-      </w:hyperlink>
-    </w:p>
-    <w:p>
-      <w:pPr>
-        <w:pStyle w:val="ListBullet"/>
-        <w:spacing w:line="240" w:lineRule="auto"/>
-        <w:ind w:left="720"/>
-      </w:pPr>
-      <w:r>
-        <w:rPr>
-          <w:lang w:val="es_ES" w:bidi="es_ES"/>
-        </w:rPr>
-      </w:r>
-      <w:hyperlink r:id="rId148">
-        <w:r>
-          <w:rPr>
-            <w:lang w:val="es_ES" w:bidi="es_ES"/>
-          </w:rPr>
-          <w:rPr>
-            <w:color w:val="0000EE"/>
-            <w:u w:val="single"/>
-          </w:rPr>
-          <w:t>Job 1:6</w:t>
-        </w:r>
-      </w:hyperlink>
-    </w:p>
-    <w:p>
-      <w:pPr>
-        <w:pStyle w:val="ListBullet"/>
-        <w:spacing w:line="240" w:lineRule="auto"/>
-        <w:ind w:left="720"/>
-      </w:pPr>
-      <w:r>
-        <w:rPr>
-          <w:lang w:val="es_ES" w:bidi="es_ES"/>
-        </w:rPr>
-      </w:r>
-      <w:hyperlink r:id="rId149">
-        <w:r>
-          <w:rPr>
-            <w:lang w:val="es_ES" w:bidi="es_ES"/>
-          </w:rPr>
-          <w:rPr>
-            <w:color w:val="0000EE"/>
-            <w:u w:val="single"/>
-          </w:rPr>
-          <w:t>Romanos 8:14</w:t>
-        </w:r>
-      </w:hyperlink>
+      <w:r>
+        <w:rPr>
+          <w:lang w:val="es_ES" w:bidi="es_ES"/>
+        </w:rPr>
+        <w:t>Génesis 6:2</w:t>
+      </w:r>
+    </w:p>
+    <w:p>
+      <w:pPr>
+        <w:pStyle w:val="ListBullet"/>
+        <w:spacing w:line="240" w:lineRule="auto"/>
+        <w:ind w:left="720"/>
+      </w:pPr>
+      <w:r>
+        <w:rPr>
+          <w:lang w:val="es_ES" w:bidi="es_ES"/>
+        </w:rPr>
+      </w:r>
+      <w:r>
+        <w:rPr>
+          <w:lang w:val="es_ES" w:bidi="es_ES"/>
+        </w:rPr>
+        <w:t>Génesis 6:4</w:t>
+      </w:r>
+    </w:p>
+    <w:p>
+      <w:pPr>
+        <w:pStyle w:val="ListBullet"/>
+        <w:spacing w:line="240" w:lineRule="auto"/>
+        <w:ind w:left="720"/>
+      </w:pPr>
+      <w:r>
+        <w:rPr>
+          <w:lang w:val="es_ES" w:bidi="es_ES"/>
+        </w:rPr>
+      </w:r>
+      <w:r>
+        <w:rPr>
+          <w:lang w:val="es_ES" w:bidi="es_ES"/>
+        </w:rPr>
+        <w:t>Job 1:6</w:t>
+      </w:r>
+    </w:p>
+    <w:p>
+      <w:pPr>
+        <w:pStyle w:val="ListBullet"/>
+        <w:spacing w:line="240" w:lineRule="auto"/>
+        <w:ind w:left="720"/>
+      </w:pPr>
+      <w:r>
+        <w:rPr>
+          <w:lang w:val="es_ES" w:bidi="es_ES"/>
+        </w:rPr>
+      </w:r>
+      <w:r>
+        <w:rPr>
+          <w:lang w:val="es_ES" w:bidi="es_ES"/>
+        </w:rPr>
+        <w:t>Romanos 8:14</w:t>
+      </w:r>
     </w:p>
     <w:p>
       <w:pPr>
@@ -10873,18 +10045,12 @@
           <w:lang w:val="es_ES" w:bidi="es_ES"/>
         </w:rPr>
       </w:r>
-      <w:hyperlink r:id="rId150">
-        <w:r>
-          <w:rPr>
-            <w:lang w:val="es_ES" w:bidi="es_ES"/>
-          </w:rPr>
-          <w:rPr>
-            <w:color w:val="0000EE"/>
-            <w:u w:val="single"/>
-          </w:rPr>
-          <w:t>2 Reyes 18.18</w:t>
-        </w:r>
-      </w:hyperlink>
+      <w:r>
+        <w:rPr>
+          <w:lang w:val="es_ES" w:bidi="es_ES"/>
+        </w:rPr>
+        <w:t>2 Reyes 18.18</w:t>
+      </w:r>
     </w:p>
     <w:p>
       <w:pPr>
@@ -11145,162 +10311,120 @@
           <w:lang w:val="es_ES" w:bidi="es_ES"/>
         </w:rPr>
       </w:r>
-      <w:hyperlink r:id="rId151">
-        <w:r>
-          <w:rPr>
-            <w:lang w:val="es_ES" w:bidi="es_ES"/>
-          </w:rPr>
-          <w:rPr>
-            <w:color w:val="0000EE"/>
-            <w:u w:val="single"/>
-          </w:rPr>
-          <w:t>Gálatas 2.13</w:t>
-        </w:r>
-      </w:hyperlink>
-    </w:p>
-    <w:p>
-      <w:pPr>
-        <w:pStyle w:val="ListBullet"/>
-        <w:spacing w:line="240" w:lineRule="auto"/>
-        <w:ind w:left="720"/>
-      </w:pPr>
-      <w:r>
-        <w:rPr>
-          <w:lang w:val="es_ES" w:bidi="es_ES"/>
-        </w:rPr>
-      </w:r>
-      <w:hyperlink r:id="rId152">
-        <w:r>
-          <w:rPr>
-            <w:lang w:val="es_ES" w:bidi="es_ES"/>
-          </w:rPr>
-          <w:rPr>
-            <w:color w:val="0000EE"/>
-            <w:u w:val="single"/>
-          </w:rPr>
-          <w:t>Lucas 6.41–42</w:t>
-        </w:r>
-      </w:hyperlink>
-    </w:p>
-    <w:p>
-      <w:pPr>
-        <w:pStyle w:val="ListBullet"/>
-        <w:spacing w:line="240" w:lineRule="auto"/>
-        <w:ind w:left="720"/>
-      </w:pPr>
-      <w:r>
-        <w:rPr>
-          <w:lang w:val="es_ES" w:bidi="es_ES"/>
-        </w:rPr>
-      </w:r>
-      <w:hyperlink r:id="rId153">
-        <w:r>
-          <w:rPr>
-            <w:lang w:val="es_ES" w:bidi="es_ES"/>
-          </w:rPr>
-          <w:rPr>
-            <w:color w:val="0000EE"/>
-            <w:u w:val="single"/>
-          </w:rPr>
-          <w:t>Lucas 12.54–56</w:t>
-        </w:r>
-      </w:hyperlink>
-    </w:p>
-    <w:p>
-      <w:pPr>
-        <w:pStyle w:val="ListBullet"/>
-        <w:spacing w:line="240" w:lineRule="auto"/>
-        <w:ind w:left="720"/>
-      </w:pPr>
-      <w:r>
-        <w:rPr>
-          <w:lang w:val="es_ES" w:bidi="es_ES"/>
-        </w:rPr>
-      </w:r>
-      <w:hyperlink r:id="rId154">
-        <w:r>
-          <w:rPr>
-            <w:lang w:val="es_ES" w:bidi="es_ES"/>
-          </w:rPr>
-          <w:rPr>
-            <w:color w:val="0000EE"/>
-            <w:u w:val="single"/>
-          </w:rPr>
-          <w:t>Lucas 13.15</w:t>
-        </w:r>
-      </w:hyperlink>
-    </w:p>
-    <w:p>
-      <w:pPr>
-        <w:pStyle w:val="ListBullet"/>
-        <w:spacing w:line="240" w:lineRule="auto"/>
-        <w:ind w:left="720"/>
-      </w:pPr>
-      <w:r>
-        <w:rPr>
-          <w:lang w:val="es_ES" w:bidi="es_ES"/>
-        </w:rPr>
-      </w:r>
-      <w:hyperlink r:id="rId155">
-        <w:r>
-          <w:rPr>
-            <w:lang w:val="es_ES" w:bidi="es_ES"/>
-          </w:rPr>
-          <w:rPr>
-            <w:color w:val="0000EE"/>
-            <w:u w:val="single"/>
-          </w:rPr>
-          <w:t>Marcos 7.6–7</w:t>
-        </w:r>
-      </w:hyperlink>
-    </w:p>
-    <w:p>
-      <w:pPr>
-        <w:pStyle w:val="ListBullet"/>
-        <w:spacing w:line="240" w:lineRule="auto"/>
-        <w:ind w:left="720"/>
-      </w:pPr>
-      <w:r>
-        <w:rPr>
-          <w:lang w:val="es_ES" w:bidi="es_ES"/>
-        </w:rPr>
-      </w:r>
-      <w:hyperlink r:id="rId156">
-        <w:r>
-          <w:rPr>
-            <w:lang w:val="es_ES" w:bidi="es_ES"/>
-          </w:rPr>
-          <w:rPr>
-            <w:color w:val="0000EE"/>
-            <w:u w:val="single"/>
-          </w:rPr>
-          <w:t>Mateo 6.1–2</w:t>
-        </w:r>
-      </w:hyperlink>
-    </w:p>
-    <w:p>
-      <w:pPr>
-        <w:pStyle w:val="ListBullet"/>
-        <w:spacing w:line="240" w:lineRule="auto"/>
-        <w:ind w:left="720"/>
-      </w:pPr>
-      <w:r>
-        <w:rPr>
-          <w:lang w:val="es_ES" w:bidi="es_ES"/>
-        </w:rPr>
-      </w:r>
-      <w:hyperlink r:id="rId157">
-        <w:r>
-          <w:rPr>
-            <w:lang w:val="es_ES" w:bidi="es_ES"/>
-          </w:rPr>
-          <w:rPr>
-            <w:color w:val="0000EE"/>
-            <w:u w:val="single"/>
-          </w:rPr>
-          <w:t>Romanos 12.9</w:t>
-        </w:r>
-      </w:hyperlink>
+      <w:r>
+        <w:rPr>
+          <w:lang w:val="es_ES" w:bidi="es_ES"/>
+        </w:rPr>
+        <w:t>Gálatas 2.13</w:t>
+      </w:r>
+    </w:p>
+    <w:p>
+      <w:pPr>
+        <w:pStyle w:val="ListBullet"/>
+        <w:spacing w:line="240" w:lineRule="auto"/>
+        <w:ind w:left="720"/>
+      </w:pPr>
+      <w:r>
+        <w:rPr>
+          <w:lang w:val="es_ES" w:bidi="es_ES"/>
+        </w:rPr>
+      </w:r>
+      <w:r>
+        <w:rPr>
+          <w:lang w:val="es_ES" w:bidi="es_ES"/>
+        </w:rPr>
+        <w:t>Lucas 6.41–42</w:t>
+      </w:r>
+    </w:p>
+    <w:p>
+      <w:pPr>
+        <w:pStyle w:val="ListBullet"/>
+        <w:spacing w:line="240" w:lineRule="auto"/>
+        <w:ind w:left="720"/>
+      </w:pPr>
+      <w:r>
+        <w:rPr>
+          <w:lang w:val="es_ES" w:bidi="es_ES"/>
+        </w:rPr>
+      </w:r>
+      <w:r>
+        <w:rPr>
+          <w:lang w:val="es_ES" w:bidi="es_ES"/>
+        </w:rPr>
+        <w:t>Lucas 12.54–56</w:t>
+      </w:r>
+    </w:p>
+    <w:p>
+      <w:pPr>
+        <w:pStyle w:val="ListBullet"/>
+        <w:spacing w:line="240" w:lineRule="auto"/>
+        <w:ind w:left="720"/>
+      </w:pPr>
+      <w:r>
+        <w:rPr>
+          <w:lang w:val="es_ES" w:bidi="es_ES"/>
+        </w:rPr>
+      </w:r>
+      <w:r>
+        <w:rPr>
+          <w:lang w:val="es_ES" w:bidi="es_ES"/>
+        </w:rPr>
+        <w:t>Lucas 13.15</w:t>
+      </w:r>
+    </w:p>
+    <w:p>
+      <w:pPr>
+        <w:pStyle w:val="ListBullet"/>
+        <w:spacing w:line="240" w:lineRule="auto"/>
+        <w:ind w:left="720"/>
+      </w:pPr>
+      <w:r>
+        <w:rPr>
+          <w:lang w:val="es_ES" w:bidi="es_ES"/>
+        </w:rPr>
+      </w:r>
+      <w:r>
+        <w:rPr>
+          <w:lang w:val="es_ES" w:bidi="es_ES"/>
+        </w:rPr>
+        <w:t>Marcos 7.6–7</w:t>
+      </w:r>
+    </w:p>
+    <w:p>
+      <w:pPr>
+        <w:pStyle w:val="ListBullet"/>
+        <w:spacing w:line="240" w:lineRule="auto"/>
+        <w:ind w:left="720"/>
+      </w:pPr>
+      <w:r>
+        <w:rPr>
+          <w:lang w:val="es_ES" w:bidi="es_ES"/>
+        </w:rPr>
+      </w:r>
+      <w:r>
+        <w:rPr>
+          <w:lang w:val="es_ES" w:bidi="es_ES"/>
+        </w:rPr>
+        <w:t>Mateo 6.1–2</w:t>
+      </w:r>
+    </w:p>
+    <w:p>
+      <w:pPr>
+        <w:pStyle w:val="ListBullet"/>
+        <w:spacing w:line="240" w:lineRule="auto"/>
+        <w:ind w:left="720"/>
+      </w:pPr>
+      <w:r>
+        <w:rPr>
+          <w:lang w:val="es_ES" w:bidi="es_ES"/>
+        </w:rPr>
+      </w:r>
+      <w:r>
+        <w:rPr>
+          <w:lang w:val="es_ES" w:bidi="es_ES"/>
+        </w:rPr>
+        <w:t>Romanos 12.9</w:t>
+      </w:r>
     </w:p>
     <w:p>
       <w:pPr>
@@ -11616,162 +10740,120 @@
           <w:lang w:val="es_ES" w:bidi="es_ES"/>
         </w:rPr>
       </w:r>
-      <w:hyperlink r:id="rId158">
-        <w:r>
-          <w:rPr>
-            <w:lang w:val="es_ES" w:bidi="es_ES"/>
-          </w:rPr>
-          <w:rPr>
-            <w:color w:val="0000EE"/>
-            <w:u w:val="single"/>
-          </w:rPr>
-          <w:t>1 Reyes 9.20–21</w:t>
-        </w:r>
-      </w:hyperlink>
-    </w:p>
-    <w:p>
-      <w:pPr>
-        <w:pStyle w:val="ListBullet"/>
-        <w:spacing w:line="240" w:lineRule="auto"/>
-        <w:ind w:left="720"/>
-      </w:pPr>
-      <w:r>
-        <w:rPr>
-          <w:lang w:val="es_ES" w:bidi="es_ES"/>
-        </w:rPr>
-      </w:r>
-      <w:hyperlink r:id="rId115">
-        <w:r>
-          <w:rPr>
-            <w:lang w:val="es_ES" w:bidi="es_ES"/>
-          </w:rPr>
-          <w:rPr>
-            <w:color w:val="0000EE"/>
-            <w:u w:val="single"/>
-          </w:rPr>
-          <w:t>Éxodo 3.7–8</w:t>
-        </w:r>
-      </w:hyperlink>
-    </w:p>
-    <w:p>
-      <w:pPr>
-        <w:pStyle w:val="ListBullet"/>
-        <w:spacing w:line="240" w:lineRule="auto"/>
-        <w:ind w:left="720"/>
-      </w:pPr>
-      <w:r>
-        <w:rPr>
-          <w:lang w:val="es_ES" w:bidi="es_ES"/>
-        </w:rPr>
-      </w:r>
-      <w:hyperlink r:id="rId159">
-        <w:r>
-          <w:rPr>
-            <w:lang w:val="es_ES" w:bidi="es_ES"/>
-          </w:rPr>
-          <w:rPr>
-            <w:color w:val="0000EE"/>
-            <w:u w:val="single"/>
-          </w:rPr>
-          <w:t>Génesis 23.11</w:t>
-        </w:r>
-      </w:hyperlink>
-    </w:p>
-    <w:p>
-      <w:pPr>
-        <w:pStyle w:val="ListBullet"/>
-        <w:spacing w:line="240" w:lineRule="auto"/>
-        <w:ind w:left="720"/>
-      </w:pPr>
-      <w:r>
-        <w:rPr>
-          <w:lang w:val="es_ES" w:bidi="es_ES"/>
-        </w:rPr>
-      </w:r>
-      <w:hyperlink r:id="rId160">
-        <w:r>
-          <w:rPr>
-            <w:lang w:val="es_ES" w:bidi="es_ES"/>
-          </w:rPr>
-          <w:rPr>
-            <w:color w:val="0000EE"/>
-            <w:u w:val="single"/>
-          </w:rPr>
-          <w:t>Génesis 25.10</w:t>
-        </w:r>
-      </w:hyperlink>
-    </w:p>
-    <w:p>
-      <w:pPr>
-        <w:pStyle w:val="ListBullet"/>
-        <w:spacing w:line="240" w:lineRule="auto"/>
-        <w:ind w:left="720"/>
-      </w:pPr>
-      <w:r>
-        <w:rPr>
-          <w:lang w:val="es_ES" w:bidi="es_ES"/>
-        </w:rPr>
-      </w:r>
-      <w:hyperlink r:id="rId161">
-        <w:r>
-          <w:rPr>
-            <w:lang w:val="es_ES" w:bidi="es_ES"/>
-          </w:rPr>
-          <w:rPr>
-            <w:color w:val="0000EE"/>
-            <w:u w:val="single"/>
-          </w:rPr>
-          <w:t>Josué 1.4–5</w:t>
-        </w:r>
-      </w:hyperlink>
-    </w:p>
-    <w:p>
-      <w:pPr>
-        <w:pStyle w:val="ListBullet"/>
-        <w:spacing w:line="240" w:lineRule="auto"/>
-        <w:ind w:left="720"/>
-      </w:pPr>
-      <w:r>
-        <w:rPr>
-          <w:lang w:val="es_ES" w:bidi="es_ES"/>
-        </w:rPr>
-      </w:r>
-      <w:hyperlink r:id="rId162">
-        <w:r>
-          <w:rPr>
-            <w:lang w:val="es_ES" w:bidi="es_ES"/>
-          </w:rPr>
-          <w:rPr>
-            <w:color w:val="0000EE"/>
-            <w:u w:val="single"/>
-          </w:rPr>
-          <w:t>Nehemías 9.8</w:t>
-        </w:r>
-      </w:hyperlink>
-    </w:p>
-    <w:p>
-      <w:pPr>
-        <w:pStyle w:val="ListBullet"/>
-        <w:spacing w:line="240" w:lineRule="auto"/>
-        <w:ind w:left="720"/>
-      </w:pPr>
-      <w:r>
-        <w:rPr>
-          <w:lang w:val="es_ES" w:bidi="es_ES"/>
-        </w:rPr>
-      </w:r>
-      <w:hyperlink r:id="rId163">
-        <w:r>
-          <w:rPr>
-            <w:lang w:val="es_ES" w:bidi="es_ES"/>
-          </w:rPr>
-          <w:rPr>
-            <w:color w:val="0000EE"/>
-            <w:u w:val="single"/>
-          </w:rPr>
-          <w:t>Números 13.27–29</w:t>
-        </w:r>
-      </w:hyperlink>
+      <w:r>
+        <w:rPr>
+          <w:lang w:val="es_ES" w:bidi="es_ES"/>
+        </w:rPr>
+        <w:t>1 Reyes 9.20–21</w:t>
+      </w:r>
+    </w:p>
+    <w:p>
+      <w:pPr>
+        <w:pStyle w:val="ListBullet"/>
+        <w:spacing w:line="240" w:lineRule="auto"/>
+        <w:ind w:left="720"/>
+      </w:pPr>
+      <w:r>
+        <w:rPr>
+          <w:lang w:val="es_ES" w:bidi="es_ES"/>
+        </w:rPr>
+      </w:r>
+      <w:r>
+        <w:rPr>
+          <w:lang w:val="es_ES" w:bidi="es_ES"/>
+        </w:rPr>
+        <w:t>Éxodo 3.7–8</w:t>
+      </w:r>
+    </w:p>
+    <w:p>
+      <w:pPr>
+        <w:pStyle w:val="ListBullet"/>
+        <w:spacing w:line="240" w:lineRule="auto"/>
+        <w:ind w:left="720"/>
+      </w:pPr>
+      <w:r>
+        <w:rPr>
+          <w:lang w:val="es_ES" w:bidi="es_ES"/>
+        </w:rPr>
+      </w:r>
+      <w:r>
+        <w:rPr>
+          <w:lang w:val="es_ES" w:bidi="es_ES"/>
+        </w:rPr>
+        <w:t>Génesis 23.11</w:t>
+      </w:r>
+    </w:p>
+    <w:p>
+      <w:pPr>
+        <w:pStyle w:val="ListBullet"/>
+        <w:spacing w:line="240" w:lineRule="auto"/>
+        <w:ind w:left="720"/>
+      </w:pPr>
+      <w:r>
+        <w:rPr>
+          <w:lang w:val="es_ES" w:bidi="es_ES"/>
+        </w:rPr>
+      </w:r>
+      <w:r>
+        <w:rPr>
+          <w:lang w:val="es_ES" w:bidi="es_ES"/>
+        </w:rPr>
+        <w:t>Génesis 25.10</w:t>
+      </w:r>
+    </w:p>
+    <w:p>
+      <w:pPr>
+        <w:pStyle w:val="ListBullet"/>
+        <w:spacing w:line="240" w:lineRule="auto"/>
+        <w:ind w:left="720"/>
+      </w:pPr>
+      <w:r>
+        <w:rPr>
+          <w:lang w:val="es_ES" w:bidi="es_ES"/>
+        </w:rPr>
+      </w:r>
+      <w:r>
+        <w:rPr>
+          <w:lang w:val="es_ES" w:bidi="es_ES"/>
+        </w:rPr>
+        <w:t>Josué 1.4–5</w:t>
+      </w:r>
+    </w:p>
+    <w:p>
+      <w:pPr>
+        <w:pStyle w:val="ListBullet"/>
+        <w:spacing w:line="240" w:lineRule="auto"/>
+        <w:ind w:left="720"/>
+      </w:pPr>
+      <w:r>
+        <w:rPr>
+          <w:lang w:val="es_ES" w:bidi="es_ES"/>
+        </w:rPr>
+      </w:r>
+      <w:r>
+        <w:rPr>
+          <w:lang w:val="es_ES" w:bidi="es_ES"/>
+        </w:rPr>
+        <w:t>Nehemías 9.8</w:t>
+      </w:r>
+    </w:p>
+    <w:p>
+      <w:pPr>
+        <w:pStyle w:val="ListBullet"/>
+        <w:spacing w:line="240" w:lineRule="auto"/>
+        <w:ind w:left="720"/>
+      </w:pPr>
+      <w:r>
+        <w:rPr>
+          <w:lang w:val="es_ES" w:bidi="es_ES"/>
+        </w:rPr>
+      </w:r>
+      <w:r>
+        <w:rPr>
+          <w:lang w:val="es_ES" w:bidi="es_ES"/>
+        </w:rPr>
+        <w:t>Números 13.27–29</w:t>
+      </w:r>
     </w:p>
     <w:p>
       <w:pPr>
@@ -12208,114 +11290,84 @@
           <w:lang w:val="es_ES" w:bidi="es_ES"/>
         </w:rPr>
       </w:r>
-      <w:hyperlink r:id="rId164">
-        <w:r>
-          <w:rPr>
-            <w:lang w:val="es_ES" w:bidi="es_ES"/>
-          </w:rPr>
-          <w:rPr>
-            <w:color w:val="0000EE"/>
-            <w:u w:val="single"/>
-          </w:rPr>
-          <w:t>Éxodo 40:5–7</w:t>
-        </w:r>
-      </w:hyperlink>
-    </w:p>
-    <w:p>
-      <w:pPr>
-        <w:pStyle w:val="ListBullet"/>
-        <w:spacing w:line="240" w:lineRule="auto"/>
-        <w:ind w:left="720"/>
-      </w:pPr>
-      <w:r>
-        <w:rPr>
-          <w:lang w:val="es_ES" w:bidi="es_ES"/>
-        </w:rPr>
-      </w:r>
-      <w:hyperlink r:id="rId165">
-        <w:r>
-          <w:rPr>
-            <w:lang w:val="es_ES" w:bidi="es_ES"/>
-          </w:rPr>
-          <w:rPr>
-            <w:color w:val="0000EE"/>
-            <w:u w:val="single"/>
-          </w:rPr>
-          <w:t>Génesis 8:20</w:t>
-        </w:r>
-      </w:hyperlink>
-    </w:p>
-    <w:p>
-      <w:pPr>
-        <w:pStyle w:val="ListBullet"/>
-        <w:spacing w:line="240" w:lineRule="auto"/>
-        <w:ind w:left="720"/>
-      </w:pPr>
-      <w:r>
-        <w:rPr>
-          <w:lang w:val="es_ES" w:bidi="es_ES"/>
-        </w:rPr>
-      </w:r>
-      <w:hyperlink r:id="rId166">
-        <w:r>
-          <w:rPr>
-            <w:lang w:val="es_ES" w:bidi="es_ES"/>
-          </w:rPr>
-          <w:rPr>
-            <w:color w:val="0000EE"/>
-            <w:u w:val="single"/>
-          </w:rPr>
-          <w:t>Génesis 22:1–3</w:t>
-        </w:r>
-      </w:hyperlink>
-    </w:p>
-    <w:p>
-      <w:pPr>
-        <w:pStyle w:val="ListBullet"/>
-        <w:spacing w:line="240" w:lineRule="auto"/>
-        <w:ind w:left="720"/>
-      </w:pPr>
-      <w:r>
-        <w:rPr>
-          <w:lang w:val="es_ES" w:bidi="es_ES"/>
-        </w:rPr>
-      </w:r>
-      <w:hyperlink r:id="rId167">
-        <w:r>
-          <w:rPr>
-            <w:lang w:val="es_ES" w:bidi="es_ES"/>
-          </w:rPr>
-          <w:rPr>
-            <w:color w:val="0000EE"/>
-            <w:u w:val="single"/>
-          </w:rPr>
-          <w:t>Levítico 3:5</w:t>
-        </w:r>
-      </w:hyperlink>
-    </w:p>
-    <w:p>
-      <w:pPr>
-        <w:pStyle w:val="ListBullet"/>
-        <w:spacing w:line="240" w:lineRule="auto"/>
-        <w:ind w:left="720"/>
-      </w:pPr>
-      <w:r>
-        <w:rPr>
-          <w:lang w:val="es_ES" w:bidi="es_ES"/>
-        </w:rPr>
-      </w:r>
-      <w:hyperlink r:id="rId168">
-        <w:r>
-          <w:rPr>
-            <w:lang w:val="es_ES" w:bidi="es_ES"/>
-          </w:rPr>
-          <w:rPr>
-            <w:color w:val="0000EE"/>
-            <w:u w:val="single"/>
-          </w:rPr>
-          <w:t>Marcos 12:33</w:t>
-        </w:r>
-      </w:hyperlink>
+      <w:r>
+        <w:rPr>
+          <w:lang w:val="es_ES" w:bidi="es_ES"/>
+        </w:rPr>
+        <w:t>Éxodo 40:5–7</w:t>
+      </w:r>
+    </w:p>
+    <w:p>
+      <w:pPr>
+        <w:pStyle w:val="ListBullet"/>
+        <w:spacing w:line="240" w:lineRule="auto"/>
+        <w:ind w:left="720"/>
+      </w:pPr>
+      <w:r>
+        <w:rPr>
+          <w:lang w:val="es_ES" w:bidi="es_ES"/>
+        </w:rPr>
+      </w:r>
+      <w:r>
+        <w:rPr>
+          <w:lang w:val="es_ES" w:bidi="es_ES"/>
+        </w:rPr>
+        <w:t>Génesis 8:20</w:t>
+      </w:r>
+    </w:p>
+    <w:p>
+      <w:pPr>
+        <w:pStyle w:val="ListBullet"/>
+        <w:spacing w:line="240" w:lineRule="auto"/>
+        <w:ind w:left="720"/>
+      </w:pPr>
+      <w:r>
+        <w:rPr>
+          <w:lang w:val="es_ES" w:bidi="es_ES"/>
+        </w:rPr>
+      </w:r>
+      <w:r>
+        <w:rPr>
+          <w:lang w:val="es_ES" w:bidi="es_ES"/>
+        </w:rPr>
+        <w:t>Génesis 22:1–3</w:t>
+      </w:r>
+    </w:p>
+    <w:p>
+      <w:pPr>
+        <w:pStyle w:val="ListBullet"/>
+        <w:spacing w:line="240" w:lineRule="auto"/>
+        <w:ind w:left="720"/>
+      </w:pPr>
+      <w:r>
+        <w:rPr>
+          <w:lang w:val="es_ES" w:bidi="es_ES"/>
+        </w:rPr>
+      </w:r>
+      <w:r>
+        <w:rPr>
+          <w:lang w:val="es_ES" w:bidi="es_ES"/>
+        </w:rPr>
+        <w:t>Levítico 3:5</w:t>
+      </w:r>
+    </w:p>
+    <w:p>
+      <w:pPr>
+        <w:pStyle w:val="ListBullet"/>
+        <w:spacing w:line="240" w:lineRule="auto"/>
+        <w:ind w:left="720"/>
+      </w:pPr>
+      <w:r>
+        <w:rPr>
+          <w:lang w:val="es_ES" w:bidi="es_ES"/>
+        </w:rPr>
+      </w:r>
+      <w:r>
+        <w:rPr>
+          <w:lang w:val="es_ES" w:bidi="es_ES"/>
+        </w:rPr>
+        <w:t>Marcos 12:33</w:t>
+      </w:r>
     </w:p>
     <w:p>
       <w:pPr>
@@ -12531,114 +11583,84 @@
           <w:lang w:val="es_ES" w:bidi="es_ES"/>
         </w:rPr>
       </w:r>
-      <w:hyperlink r:id="rId169">
-        <w:r>
-          <w:rPr>
-            <w:lang w:val="es_ES" w:bidi="es_ES"/>
-          </w:rPr>
-          <w:rPr>
-            <w:color w:val="0000EE"/>
-            <w:u w:val="single"/>
-          </w:rPr>
-          <w:t>Daniel 2.27</w:t>
-        </w:r>
-      </w:hyperlink>
-    </w:p>
-    <w:p>
-      <w:pPr>
-        <w:pStyle w:val="ListBullet"/>
-        <w:spacing w:line="240" w:lineRule="auto"/>
-        <w:ind w:left="720"/>
-      </w:pPr>
-      <w:r>
-        <w:rPr>
-          <w:lang w:val="es_ES" w:bidi="es_ES"/>
-        </w:rPr>
-      </w:r>
-      <w:hyperlink r:id="rId170">
-        <w:r>
-          <w:rPr>
-            <w:lang w:val="es_ES" w:bidi="es_ES"/>
-          </w:rPr>
-          <w:rPr>
-            <w:color w:val="0000EE"/>
-            <w:u w:val="single"/>
-          </w:rPr>
-          <w:t>Daniel 5.7</w:t>
-        </w:r>
-      </w:hyperlink>
-    </w:p>
-    <w:p>
-      <w:pPr>
-        <w:pStyle w:val="ListBullet"/>
-        <w:spacing w:line="240" w:lineRule="auto"/>
-        <w:ind w:left="720"/>
-      </w:pPr>
-      <w:r>
-        <w:rPr>
-          <w:lang w:val="es_ES" w:bidi="es_ES"/>
-        </w:rPr>
-      </w:r>
-      <w:hyperlink r:id="rId171">
-        <w:r>
-          <w:rPr>
-            <w:lang w:val="es_ES" w:bidi="es_ES"/>
-          </w:rPr>
-          <w:rPr>
-            <w:color w:val="0000EE"/>
-            <w:u w:val="single"/>
-          </w:rPr>
-          <w:t>Mateo 2.1</w:t>
-        </w:r>
-      </w:hyperlink>
-    </w:p>
-    <w:p>
-      <w:pPr>
-        <w:pStyle w:val="ListBullet"/>
-        <w:spacing w:line="240" w:lineRule="auto"/>
-        <w:ind w:left="720"/>
-      </w:pPr>
-      <w:r>
-        <w:rPr>
-          <w:lang w:val="es_ES" w:bidi="es_ES"/>
-        </w:rPr>
-      </w:r>
-      <w:hyperlink r:id="rId172">
-        <w:r>
-          <w:rPr>
-            <w:lang w:val="es_ES" w:bidi="es_ES"/>
-          </w:rPr>
-          <w:rPr>
-            <w:color w:val="0000EE"/>
-            <w:u w:val="single"/>
-          </w:rPr>
-          <w:t>Mateo 2.7</w:t>
-        </w:r>
-      </w:hyperlink>
-    </w:p>
-    <w:p>
-      <w:pPr>
-        <w:pStyle w:val="ListBullet"/>
-        <w:spacing w:line="240" w:lineRule="auto"/>
-        <w:ind w:left="720"/>
-      </w:pPr>
-      <w:r>
-        <w:rPr>
-          <w:lang w:val="es_ES" w:bidi="es_ES"/>
-        </w:rPr>
-      </w:r>
-      <w:hyperlink r:id="rId107">
-        <w:r>
-          <w:rPr>
-            <w:lang w:val="es_ES" w:bidi="es_ES"/>
-          </w:rPr>
-          <w:rPr>
-            <w:color w:val="0000EE"/>
-            <w:u w:val="single"/>
-          </w:rPr>
-          <w:t>Mateo 2.16</w:t>
-        </w:r>
-      </w:hyperlink>
+      <w:r>
+        <w:rPr>
+          <w:lang w:val="es_ES" w:bidi="es_ES"/>
+        </w:rPr>
+        <w:t>Daniel 2.27</w:t>
+      </w:r>
+    </w:p>
+    <w:p>
+      <w:pPr>
+        <w:pStyle w:val="ListBullet"/>
+        <w:spacing w:line="240" w:lineRule="auto"/>
+        <w:ind w:left="720"/>
+      </w:pPr>
+      <w:r>
+        <w:rPr>
+          <w:lang w:val="es_ES" w:bidi="es_ES"/>
+        </w:rPr>
+      </w:r>
+      <w:r>
+        <w:rPr>
+          <w:lang w:val="es_ES" w:bidi="es_ES"/>
+        </w:rPr>
+        <w:t>Daniel 5.7</w:t>
+      </w:r>
+    </w:p>
+    <w:p>
+      <w:pPr>
+        <w:pStyle w:val="ListBullet"/>
+        <w:spacing w:line="240" w:lineRule="auto"/>
+        <w:ind w:left="720"/>
+      </w:pPr>
+      <w:r>
+        <w:rPr>
+          <w:lang w:val="es_ES" w:bidi="es_ES"/>
+        </w:rPr>
+      </w:r>
+      <w:r>
+        <w:rPr>
+          <w:lang w:val="es_ES" w:bidi="es_ES"/>
+        </w:rPr>
+        <w:t>Mateo 2.1</w:t>
+      </w:r>
+    </w:p>
+    <w:p>
+      <w:pPr>
+        <w:pStyle w:val="ListBullet"/>
+        <w:spacing w:line="240" w:lineRule="auto"/>
+        <w:ind w:left="720"/>
+      </w:pPr>
+      <w:r>
+        <w:rPr>
+          <w:lang w:val="es_ES" w:bidi="es_ES"/>
+        </w:rPr>
+      </w:r>
+      <w:r>
+        <w:rPr>
+          <w:lang w:val="es_ES" w:bidi="es_ES"/>
+        </w:rPr>
+        <w:t>Mateo 2.7</w:t>
+      </w:r>
+    </w:p>
+    <w:p>
+      <w:pPr>
+        <w:pStyle w:val="ListBullet"/>
+        <w:spacing w:line="240" w:lineRule="auto"/>
+        <w:ind w:left="720"/>
+      </w:pPr>
+      <w:r>
+        <w:rPr>
+          <w:lang w:val="es_ES" w:bidi="es_ES"/>
+        </w:rPr>
+      </w:r>
+      <w:r>
+        <w:rPr>
+          <w:lang w:val="es_ES" w:bidi="es_ES"/>
+        </w:rPr>
+        <w:t>Mateo 2.16</w:t>
+      </w:r>
     </w:p>
     <w:p>
       <w:pPr>
@@ -12989,66 +12011,48 @@
           <w:lang w:val="es_ES" w:bidi="es_ES"/>
         </w:rPr>
       </w:r>
-      <w:hyperlink r:id="rId173">
-        <w:r>
-          <w:rPr>
-            <w:lang w:val="es_ES" w:bidi="es_ES"/>
-          </w:rPr>
-          <w:rPr>
-            <w:color w:val="0000EE"/>
-            <w:u w:val="single"/>
-          </w:rPr>
-          <w:t>1 Crónicas 27:32–34</w:t>
-        </w:r>
-      </w:hyperlink>
-    </w:p>
-    <w:p>
-      <w:pPr>
-        <w:pStyle w:val="ListBullet"/>
-        <w:spacing w:line="240" w:lineRule="auto"/>
-        <w:ind w:left="720"/>
-      </w:pPr>
-      <w:r>
-        <w:rPr>
-          <w:lang w:val="es_ES" w:bidi="es_ES"/>
-        </w:rPr>
-      </w:r>
-      <w:hyperlink r:id="rId174">
-        <w:r>
-          <w:rPr>
-            <w:lang w:val="es_ES" w:bidi="es_ES"/>
-          </w:rPr>
-          <w:rPr>
-            <w:color w:val="0000EE"/>
-            <w:u w:val="single"/>
-          </w:rPr>
-          <w:t>Daniel 2:1–2</w:t>
-        </w:r>
-      </w:hyperlink>
-    </w:p>
-    <w:p>
-      <w:pPr>
-        <w:pStyle w:val="ListBullet"/>
-        <w:spacing w:line="240" w:lineRule="auto"/>
-        <w:ind w:left="720"/>
-      </w:pPr>
-      <w:r>
-        <w:rPr>
-          <w:lang w:val="es_ES" w:bidi="es_ES"/>
-        </w:rPr>
-      </w:r>
-      <w:hyperlink r:id="rId175">
-        <w:r>
-          <w:rPr>
-            <w:lang w:val="es_ES" w:bidi="es_ES"/>
-          </w:rPr>
-          <w:rPr>
-            <w:color w:val="0000EE"/>
-            <w:u w:val="single"/>
-          </w:rPr>
-          <w:t>Daniel 2:10–11</w:t>
-        </w:r>
-      </w:hyperlink>
+      <w:r>
+        <w:rPr>
+          <w:lang w:val="es_ES" w:bidi="es_ES"/>
+        </w:rPr>
+        <w:t>1 Crónicas 27:32–34</w:t>
+      </w:r>
+    </w:p>
+    <w:p>
+      <w:pPr>
+        <w:pStyle w:val="ListBullet"/>
+        <w:spacing w:line="240" w:lineRule="auto"/>
+        <w:ind w:left="720"/>
+      </w:pPr>
+      <w:r>
+        <w:rPr>
+          <w:lang w:val="es_ES" w:bidi="es_ES"/>
+        </w:rPr>
+      </w:r>
+      <w:r>
+        <w:rPr>
+          <w:lang w:val="es_ES" w:bidi="es_ES"/>
+        </w:rPr>
+        <w:t>Daniel 2:1–2</w:t>
+      </w:r>
+    </w:p>
+    <w:p>
+      <w:pPr>
+        <w:pStyle w:val="ListBullet"/>
+        <w:spacing w:line="240" w:lineRule="auto"/>
+        <w:ind w:left="720"/>
+      </w:pPr>
+      <w:r>
+        <w:rPr>
+          <w:lang w:val="es_ES" w:bidi="es_ES"/>
+        </w:rPr>
+      </w:r>
+      <w:r>
+        <w:rPr>
+          <w:lang w:val="es_ES" w:bidi="es_ES"/>
+        </w:rPr>
+        <w:t>Daniel 2:10–11</w:t>
+      </w:r>
     </w:p>
     <w:p>
       <w:pPr>
@@ -13347,138 +12351,102 @@
           <w:lang w:val="es_ES" w:bidi="es_ES"/>
         </w:rPr>
       </w:r>
-      <w:hyperlink r:id="rId176">
-        <w:r>
-          <w:rPr>
-            <w:lang w:val="es_ES" w:bidi="es_ES"/>
-          </w:rPr>
-          <w:rPr>
-            <w:color w:val="0000EE"/>
-            <w:u w:val="single"/>
-          </w:rPr>
-          <w:t>1 Samuel 2.8</w:t>
-        </w:r>
-      </w:hyperlink>
-    </w:p>
-    <w:p>
-      <w:pPr>
-        <w:pStyle w:val="ListBullet"/>
-        <w:spacing w:line="240" w:lineRule="auto"/>
-        <w:ind w:left="720"/>
-      </w:pPr>
-      <w:r>
-        <w:rPr>
-          <w:lang w:val="es_ES" w:bidi="es_ES"/>
-        </w:rPr>
-      </w:r>
-      <w:hyperlink r:id="rId177">
-        <w:r>
-          <w:rPr>
-            <w:lang w:val="es_ES" w:bidi="es_ES"/>
-          </w:rPr>
-          <w:rPr>
-            <w:color w:val="0000EE"/>
-            <w:u w:val="single"/>
-          </w:rPr>
-          <w:t>Hechos 19.17</w:t>
-        </w:r>
-      </w:hyperlink>
-    </w:p>
-    <w:p>
-      <w:pPr>
-        <w:pStyle w:val="ListBullet"/>
-        <w:spacing w:line="240" w:lineRule="auto"/>
-        <w:ind w:left="720"/>
-      </w:pPr>
-      <w:r>
-        <w:rPr>
-          <w:lang w:val="es_ES" w:bidi="es_ES"/>
-        </w:rPr>
-      </w:r>
-      <w:hyperlink r:id="rId178">
-        <w:r>
-          <w:rPr>
-            <w:lang w:val="es_ES" w:bidi="es_ES"/>
-          </w:rPr>
-          <w:rPr>
-            <w:color w:val="0000EE"/>
-            <w:u w:val="single"/>
-          </w:rPr>
-          <w:t>Juan 4.44</w:t>
-        </w:r>
-      </w:hyperlink>
-    </w:p>
-    <w:p>
-      <w:pPr>
-        <w:pStyle w:val="ListBullet"/>
-        <w:spacing w:line="240" w:lineRule="auto"/>
-        <w:ind w:left="720"/>
-      </w:pPr>
-      <w:r>
-        <w:rPr>
-          <w:lang w:val="es_ES" w:bidi="es_ES"/>
-        </w:rPr>
-      </w:r>
-      <w:hyperlink r:id="rId179">
-        <w:r>
-          <w:rPr>
-            <w:lang w:val="es_ES" w:bidi="es_ES"/>
-          </w:rPr>
-          <w:rPr>
-            <w:color w:val="0000EE"/>
-            <w:u w:val="single"/>
-          </w:rPr>
-          <w:t>Juan 12.26</w:t>
-        </w:r>
-      </w:hyperlink>
-    </w:p>
-    <w:p>
-      <w:pPr>
-        <w:pStyle w:val="ListBullet"/>
-        <w:spacing w:line="240" w:lineRule="auto"/>
-        <w:ind w:left="720"/>
-      </w:pPr>
-      <w:r>
-        <w:rPr>
-          <w:lang w:val="es_ES" w:bidi="es_ES"/>
-        </w:rPr>
-      </w:r>
-      <w:hyperlink r:id="rId180">
-        <w:r>
-          <w:rPr>
-            <w:lang w:val="es_ES" w:bidi="es_ES"/>
-          </w:rPr>
-          <w:rPr>
-            <w:color w:val="0000EE"/>
-            <w:u w:val="single"/>
-          </w:rPr>
-          <w:t>Marcos 6.4</w:t>
-        </w:r>
-      </w:hyperlink>
-    </w:p>
-    <w:p>
-      <w:pPr>
-        <w:pStyle w:val="ListBullet"/>
-        <w:spacing w:line="240" w:lineRule="auto"/>
-        <w:ind w:left="720"/>
-      </w:pPr>
-      <w:r>
-        <w:rPr>
-          <w:lang w:val="es_ES" w:bidi="es_ES"/>
-        </w:rPr>
-      </w:r>
-      <w:hyperlink r:id="rId181">
-        <w:r>
-          <w:rPr>
-            <w:lang w:val="es_ES" w:bidi="es_ES"/>
-          </w:rPr>
-          <w:rPr>
-            <w:color w:val="0000EE"/>
-            <w:u w:val="single"/>
-          </w:rPr>
-          <w:t>Mateo 15.6</w:t>
-        </w:r>
-      </w:hyperlink>
+      <w:r>
+        <w:rPr>
+          <w:lang w:val="es_ES" w:bidi="es_ES"/>
+        </w:rPr>
+        <w:t>1 Samuel 2.8</w:t>
+      </w:r>
+    </w:p>
+    <w:p>
+      <w:pPr>
+        <w:pStyle w:val="ListBullet"/>
+        <w:spacing w:line="240" w:lineRule="auto"/>
+        <w:ind w:left="720"/>
+      </w:pPr>
+      <w:r>
+        <w:rPr>
+          <w:lang w:val="es_ES" w:bidi="es_ES"/>
+        </w:rPr>
+      </w:r>
+      <w:r>
+        <w:rPr>
+          <w:lang w:val="es_ES" w:bidi="es_ES"/>
+        </w:rPr>
+        <w:t>Hechos 19.17</w:t>
+      </w:r>
+    </w:p>
+    <w:p>
+      <w:pPr>
+        <w:pStyle w:val="ListBullet"/>
+        <w:spacing w:line="240" w:lineRule="auto"/>
+        <w:ind w:left="720"/>
+      </w:pPr>
+      <w:r>
+        <w:rPr>
+          <w:lang w:val="es_ES" w:bidi="es_ES"/>
+        </w:rPr>
+      </w:r>
+      <w:r>
+        <w:rPr>
+          <w:lang w:val="es_ES" w:bidi="es_ES"/>
+        </w:rPr>
+        <w:t>Juan 4.44</w:t>
+      </w:r>
+    </w:p>
+    <w:p>
+      <w:pPr>
+        <w:pStyle w:val="ListBullet"/>
+        <w:spacing w:line="240" w:lineRule="auto"/>
+        <w:ind w:left="720"/>
+      </w:pPr>
+      <w:r>
+        <w:rPr>
+          <w:lang w:val="es_ES" w:bidi="es_ES"/>
+        </w:rPr>
+      </w:r>
+      <w:r>
+        <w:rPr>
+          <w:lang w:val="es_ES" w:bidi="es_ES"/>
+        </w:rPr>
+        <w:t>Juan 12.26</w:t>
+      </w:r>
+    </w:p>
+    <w:p>
+      <w:pPr>
+        <w:pStyle w:val="ListBullet"/>
+        <w:spacing w:line="240" w:lineRule="auto"/>
+        <w:ind w:left="720"/>
+      </w:pPr>
+      <w:r>
+        <w:rPr>
+          <w:lang w:val="es_ES" w:bidi="es_ES"/>
+        </w:rPr>
+      </w:r>
+      <w:r>
+        <w:rPr>
+          <w:lang w:val="es_ES" w:bidi="es_ES"/>
+        </w:rPr>
+        <w:t>Marcos 6.4</w:t>
+      </w:r>
+    </w:p>
+    <w:p>
+      <w:pPr>
+        <w:pStyle w:val="ListBullet"/>
+        <w:spacing w:line="240" w:lineRule="auto"/>
+        <w:ind w:left="720"/>
+      </w:pPr>
+      <w:r>
+        <w:rPr>
+          <w:lang w:val="es_ES" w:bidi="es_ES"/>
+        </w:rPr>
+      </w:r>
+      <w:r>
+        <w:rPr>
+          <w:lang w:val="es_ES" w:bidi="es_ES"/>
+        </w:rPr>
+        <w:t>Mateo 15.6</w:t>
+      </w:r>
     </w:p>
     <w:p>
       <w:pPr>
@@ -13753,66 +12721,48 @@
           <w:lang w:val="es_ES" w:bidi="es_ES"/>
         </w:rPr>
       </w:r>
-      <w:hyperlink r:id="rId182">
-        <w:r>
-          <w:rPr>
-            <w:lang w:val="es_ES" w:bidi="es_ES"/>
-          </w:rPr>
-          <w:rPr>
-            <w:color w:val="0000EE"/>
-            <w:u w:val="single"/>
-          </w:rPr>
-          <w:t>1 Corintios 15.30</w:t>
-        </w:r>
-      </w:hyperlink>
-    </w:p>
-    <w:p>
-      <w:pPr>
-        <w:pStyle w:val="ListBullet"/>
-        <w:spacing w:line="240" w:lineRule="auto"/>
-        <w:ind w:left="720"/>
-      </w:pPr>
-      <w:r>
-        <w:rPr>
-          <w:lang w:val="es_ES" w:bidi="es_ES"/>
-        </w:rPr>
-      </w:r>
-      <w:hyperlink r:id="rId183">
-        <w:r>
-          <w:rPr>
-            <w:lang w:val="es_ES" w:bidi="es_ES"/>
-          </w:rPr>
-          <w:rPr>
-            <w:color w:val="0000EE"/>
-            <w:u w:val="single"/>
-          </w:rPr>
-          <w:t>Hechos 10.30</w:t>
-        </w:r>
-      </w:hyperlink>
-    </w:p>
-    <w:p>
-      <w:pPr>
-        <w:pStyle w:val="ListBullet"/>
-        <w:spacing w:line="240" w:lineRule="auto"/>
-        <w:ind w:left="720"/>
-      </w:pPr>
-      <w:r>
-        <w:rPr>
-          <w:lang w:val="es_ES" w:bidi="es_ES"/>
-        </w:rPr>
-      </w:r>
-      <w:hyperlink r:id="rId184">
-        <w:r>
-          <w:rPr>
-            <w:lang w:val="es_ES" w:bidi="es_ES"/>
-          </w:rPr>
-          <w:rPr>
-            <w:color w:val="0000EE"/>
-            <w:u w:val="single"/>
-          </w:rPr>
-          <w:t>Marcos 14.35</w:t>
-        </w:r>
-      </w:hyperlink>
+      <w:r>
+        <w:rPr>
+          <w:lang w:val="es_ES" w:bidi="es_ES"/>
+        </w:rPr>
+        <w:t>1 Corintios 15.30</w:t>
+      </w:r>
+    </w:p>
+    <w:p>
+      <w:pPr>
+        <w:pStyle w:val="ListBullet"/>
+        <w:spacing w:line="240" w:lineRule="auto"/>
+        <w:ind w:left="720"/>
+      </w:pPr>
+      <w:r>
+        <w:rPr>
+          <w:lang w:val="es_ES" w:bidi="es_ES"/>
+        </w:rPr>
+      </w:r>
+      <w:r>
+        <w:rPr>
+          <w:lang w:val="es_ES" w:bidi="es_ES"/>
+        </w:rPr>
+        <w:t>Hechos 10.30</w:t>
+      </w:r>
+    </w:p>
+    <w:p>
+      <w:pPr>
+        <w:pStyle w:val="ListBullet"/>
+        <w:spacing w:line="240" w:lineRule="auto"/>
+        <w:ind w:left="720"/>
+      </w:pPr>
+      <w:r>
+        <w:rPr>
+          <w:lang w:val="es_ES" w:bidi="es_ES"/>
+        </w:rPr>
+      </w:r>
+      <w:r>
+        <w:rPr>
+          <w:lang w:val="es_ES" w:bidi="es_ES"/>
+        </w:rPr>
+        <w:t>Marcos 14.35</w:t>
+      </w:r>
     </w:p>
     <w:p>
       <w:pPr>
@@ -14032,90 +12982,66 @@
           <w:lang w:val="es_ES" w:bidi="es_ES"/>
         </w:rPr>
       </w:r>
-      <w:hyperlink r:id="rId185">
-        <w:r>
-          <w:rPr>
-            <w:lang w:val="es_ES" w:bidi="es_ES"/>
-          </w:rPr>
-          <w:rPr>
-            <w:color w:val="0000EE"/>
-            <w:u w:val="single"/>
-          </w:rPr>
-          <w:t>Hechos 2:15</w:t>
-        </w:r>
-      </w:hyperlink>
-    </w:p>
-    <w:p>
-      <w:pPr>
-        <w:pStyle w:val="ListBullet"/>
-        <w:spacing w:line="240" w:lineRule="auto"/>
-        <w:ind w:left="720"/>
-      </w:pPr>
-      <w:r>
-        <w:rPr>
-          <w:lang w:val="es_ES" w:bidi="es_ES"/>
-        </w:rPr>
-      </w:r>
-      <w:hyperlink r:id="rId186">
-        <w:r>
-          <w:rPr>
-            <w:lang w:val="es_ES" w:bidi="es_ES"/>
-          </w:rPr>
-          <w:rPr>
-            <w:color w:val="0000EE"/>
-            <w:u w:val="single"/>
-          </w:rPr>
-          <w:t>Juan 4:51–52</w:t>
-        </w:r>
-      </w:hyperlink>
-    </w:p>
-    <w:p>
-      <w:pPr>
-        <w:pStyle w:val="ListBullet"/>
-        <w:spacing w:line="240" w:lineRule="auto"/>
-        <w:ind w:left="720"/>
-      </w:pPr>
-      <w:r>
-        <w:rPr>
-          <w:lang w:val="es_ES" w:bidi="es_ES"/>
-        </w:rPr>
-      </w:r>
-      <w:hyperlink r:id="rId187">
-        <w:r>
-          <w:rPr>
-            <w:lang w:val="es_ES" w:bidi="es_ES"/>
-          </w:rPr>
-          <w:rPr>
-            <w:color w:val="0000EE"/>
-            <w:u w:val="single"/>
-          </w:rPr>
-          <w:t>Lucas 23:44</w:t>
-        </w:r>
-      </w:hyperlink>
-    </w:p>
-    <w:p>
-      <w:pPr>
-        <w:pStyle w:val="ListBullet"/>
-        <w:spacing w:line="240" w:lineRule="auto"/>
-        <w:ind w:left="720"/>
-      </w:pPr>
-      <w:r>
-        <w:rPr>
-          <w:lang w:val="es_ES" w:bidi="es_ES"/>
-        </w:rPr>
-      </w:r>
-      <w:hyperlink r:id="rId188">
-        <w:r>
-          <w:rPr>
-            <w:lang w:val="es_ES" w:bidi="es_ES"/>
-          </w:rPr>
-          <w:rPr>
-            <w:color w:val="0000EE"/>
-            <w:u w:val="single"/>
-          </w:rPr>
-          <w:t>Mateo 20:3</w:t>
-        </w:r>
-      </w:hyperlink>
+      <w:r>
+        <w:rPr>
+          <w:lang w:val="es_ES" w:bidi="es_ES"/>
+        </w:rPr>
+        <w:t>Hechos 2:15</w:t>
+      </w:r>
+    </w:p>
+    <w:p>
+      <w:pPr>
+        <w:pStyle w:val="ListBullet"/>
+        <w:spacing w:line="240" w:lineRule="auto"/>
+        <w:ind w:left="720"/>
+      </w:pPr>
+      <w:r>
+        <w:rPr>
+          <w:lang w:val="es_ES" w:bidi="es_ES"/>
+        </w:rPr>
+      </w:r>
+      <w:r>
+        <w:rPr>
+          <w:lang w:val="es_ES" w:bidi="es_ES"/>
+        </w:rPr>
+        <w:t>Juan 4:51–52</w:t>
+      </w:r>
+    </w:p>
+    <w:p>
+      <w:pPr>
+        <w:pStyle w:val="ListBullet"/>
+        <w:spacing w:line="240" w:lineRule="auto"/>
+        <w:ind w:left="720"/>
+      </w:pPr>
+      <w:r>
+        <w:rPr>
+          <w:lang w:val="es_ES" w:bidi="es_ES"/>
+        </w:rPr>
+      </w:r>
+      <w:r>
+        <w:rPr>
+          <w:lang w:val="es_ES" w:bidi="es_ES"/>
+        </w:rPr>
+        <w:t>Lucas 23:44</w:t>
+      </w:r>
+    </w:p>
+    <w:p>
+      <w:pPr>
+        <w:pStyle w:val="ListBullet"/>
+        <w:spacing w:line="240" w:lineRule="auto"/>
+        <w:ind w:left="720"/>
+      </w:pPr>
+      <w:r>
+        <w:rPr>
+          <w:lang w:val="es_ES" w:bidi="es_ES"/>
+        </w:rPr>
+      </w:r>
+      <w:r>
+        <w:rPr>
+          <w:lang w:val="es_ES" w:bidi="es_ES"/>
+        </w:rPr>
+        <w:t>Mateo 20:3</w:t>
+      </w:r>
     </w:p>
     <w:p>
       <w:pPr>
@@ -14319,114 +13245,84 @@
           <w:lang w:val="es_ES" w:bidi="es_ES"/>
         </w:rPr>
       </w:r>
-      <w:hyperlink r:id="rId189">
-        <w:r>
-          <w:rPr>
-            <w:lang w:val="es_ES" w:bidi="es_ES"/>
-          </w:rPr>
-          <w:rPr>
-            <w:color w:val="0000EE"/>
-            <w:u w:val="single"/>
-          </w:rPr>
-          <w:t>1 Reyes 8:51.</w:t>
-        </w:r>
-      </w:hyperlink>
-    </w:p>
-    <w:p>
-      <w:pPr>
-        <w:pStyle w:val="ListBullet"/>
-        <w:spacing w:line="240" w:lineRule="auto"/>
-        <w:ind w:left="720"/>
-      </w:pPr>
-      <w:r>
-        <w:rPr>
-          <w:lang w:val="es_ES" w:bidi="es_ES"/>
-        </w:rPr>
-      </w:r>
-      <w:hyperlink r:id="rId190">
-        <w:r>
-          <w:rPr>
-            <w:lang w:val="es_ES" w:bidi="es_ES"/>
-          </w:rPr>
-          <w:rPr>
-            <w:color w:val="0000EE"/>
-            <w:u w:val="single"/>
-          </w:rPr>
-          <w:t>Génesis 19:28.</w:t>
-        </w:r>
-      </w:hyperlink>
-    </w:p>
-    <w:p>
-      <w:pPr>
-        <w:pStyle w:val="ListBullet"/>
-        <w:spacing w:line="240" w:lineRule="auto"/>
-        <w:ind w:left="720"/>
-      </w:pPr>
-      <w:r>
-        <w:rPr>
-          <w:lang w:val="es_ES" w:bidi="es_ES"/>
-        </w:rPr>
-      </w:r>
-      <w:hyperlink r:id="rId191">
-        <w:r>
-          <w:rPr>
-            <w:lang w:val="es_ES" w:bidi="es_ES"/>
-          </w:rPr>
-          <w:rPr>
-            <w:color w:val="0000EE"/>
-            <w:u w:val="single"/>
-          </w:rPr>
-          <w:t>Proverbios 17:3.</w:t>
-        </w:r>
-      </w:hyperlink>
-    </w:p>
-    <w:p>
-      <w:pPr>
-        <w:pStyle w:val="ListBullet"/>
-        <w:spacing w:line="240" w:lineRule="auto"/>
-        <w:ind w:left="720"/>
-      </w:pPr>
-      <w:r>
-        <w:rPr>
-          <w:lang w:val="es_ES" w:bidi="es_ES"/>
-        </w:rPr>
-      </w:r>
-      <w:hyperlink r:id="rId192">
-        <w:r>
-          <w:rPr>
-            <w:lang w:val="es_ES" w:bidi="es_ES"/>
-          </w:rPr>
-          <w:rPr>
-            <w:color w:val="0000EE"/>
-            <w:u w:val="single"/>
-          </w:rPr>
-          <w:t>Salmos 21:9</w:t>
-        </w:r>
-      </w:hyperlink>
-    </w:p>
-    <w:p>
-      <w:pPr>
-        <w:pStyle w:val="ListBullet"/>
-        <w:spacing w:line="240" w:lineRule="auto"/>
-        <w:ind w:left="720"/>
-      </w:pPr>
-      <w:r>
-        <w:rPr>
-          <w:lang w:val="es_ES" w:bidi="es_ES"/>
-        </w:rPr>
-      </w:r>
-      <w:hyperlink r:id="rId193">
-        <w:r>
-          <w:rPr>
-            <w:lang w:val="es_ES" w:bidi="es_ES"/>
-          </w:rPr>
-          <w:rPr>
-            <w:color w:val="0000EE"/>
-            <w:u w:val="single"/>
-          </w:rPr>
-          <w:t>Apocalipsis 9:2.</w:t>
-        </w:r>
-      </w:hyperlink>
+      <w:r>
+        <w:rPr>
+          <w:lang w:val="es_ES" w:bidi="es_ES"/>
+        </w:rPr>
+        <w:t>1 Reyes 8:51.</w:t>
+      </w:r>
+    </w:p>
+    <w:p>
+      <w:pPr>
+        <w:pStyle w:val="ListBullet"/>
+        <w:spacing w:line="240" w:lineRule="auto"/>
+        <w:ind w:left="720"/>
+      </w:pPr>
+      <w:r>
+        <w:rPr>
+          <w:lang w:val="es_ES" w:bidi="es_ES"/>
+        </w:rPr>
+      </w:r>
+      <w:r>
+        <w:rPr>
+          <w:lang w:val="es_ES" w:bidi="es_ES"/>
+        </w:rPr>
+        <w:t>Génesis 19:28.</w:t>
+      </w:r>
+    </w:p>
+    <w:p>
+      <w:pPr>
+        <w:pStyle w:val="ListBullet"/>
+        <w:spacing w:line="240" w:lineRule="auto"/>
+        <w:ind w:left="720"/>
+      </w:pPr>
+      <w:r>
+        <w:rPr>
+          <w:lang w:val="es_ES" w:bidi="es_ES"/>
+        </w:rPr>
+      </w:r>
+      <w:r>
+        <w:rPr>
+          <w:lang w:val="es_ES" w:bidi="es_ES"/>
+        </w:rPr>
+        <w:t>Proverbios 17:3.</w:t>
+      </w:r>
+    </w:p>
+    <w:p>
+      <w:pPr>
+        <w:pStyle w:val="ListBullet"/>
+        <w:spacing w:line="240" w:lineRule="auto"/>
+        <w:ind w:left="720"/>
+      </w:pPr>
+      <w:r>
+        <w:rPr>
+          <w:lang w:val="es_ES" w:bidi="es_ES"/>
+        </w:rPr>
+      </w:r>
+      <w:r>
+        <w:rPr>
+          <w:lang w:val="es_ES" w:bidi="es_ES"/>
+        </w:rPr>
+        <w:t>Salmos 21:9</w:t>
+      </w:r>
+    </w:p>
+    <w:p>
+      <w:pPr>
+        <w:pStyle w:val="ListBullet"/>
+        <w:spacing w:line="240" w:lineRule="auto"/>
+        <w:ind w:left="720"/>
+      </w:pPr>
+      <w:r>
+        <w:rPr>
+          <w:lang w:val="es_ES" w:bidi="es_ES"/>
+        </w:rPr>
+      </w:r>
+      <w:r>
+        <w:rPr>
+          <w:lang w:val="es_ES" w:bidi="es_ES"/>
+        </w:rPr>
+        <w:t>Apocalipsis 9:2.</w:t>
+      </w:r>
     </w:p>
     <w:p>
       <w:pPr>
@@ -14612,114 +13508,84 @@
           <w:lang w:val="es_ES" w:bidi="es_ES"/>
         </w:rPr>
       </w:r>
-      <w:hyperlink r:id="rId194">
-        <w:r>
-          <w:rPr>
-            <w:lang w:val="es_ES" w:bidi="es_ES"/>
-          </w:rPr>
-          <w:rPr>
-            <w:color w:val="0000EE"/>
-            <w:u w:val="single"/>
-          </w:rPr>
-          <w:t>Deuteronomio 28.37</w:t>
-        </w:r>
-      </w:hyperlink>
-    </w:p>
-    <w:p>
-      <w:pPr>
-        <w:pStyle w:val="ListBullet"/>
-        <w:spacing w:line="240" w:lineRule="auto"/>
-        <w:ind w:left="720"/>
-      </w:pPr>
-      <w:r>
-        <w:rPr>
-          <w:lang w:val="es_ES" w:bidi="es_ES"/>
-        </w:rPr>
-      </w:r>
-      <w:hyperlink r:id="rId195">
-        <w:r>
-          <w:rPr>
-            <w:lang w:val="es_ES" w:bidi="es_ES"/>
-          </w:rPr>
-          <w:rPr>
-            <w:color w:val="0000EE"/>
-            <w:u w:val="single"/>
-          </w:rPr>
-          <w:t>Ezequiel 23.33</w:t>
-        </w:r>
-      </w:hyperlink>
-    </w:p>
-    <w:p>
-      <w:pPr>
-        <w:pStyle w:val="ListBullet"/>
-        <w:spacing w:line="240" w:lineRule="auto"/>
-        <w:ind w:left="720"/>
-      </w:pPr>
-      <w:r>
-        <w:rPr>
-          <w:lang w:val="es_ES" w:bidi="es_ES"/>
-        </w:rPr>
-      </w:r>
-      <w:hyperlink r:id="rId196">
-        <w:r>
-          <w:rPr>
-            <w:lang w:val="es_ES" w:bidi="es_ES"/>
-          </w:rPr>
-          <w:rPr>
-            <w:color w:val="0000EE"/>
-            <w:u w:val="single"/>
-          </w:rPr>
-          <w:t>Jeremías 2.12–13</w:t>
-        </w:r>
-      </w:hyperlink>
-    </w:p>
-    <w:p>
-      <w:pPr>
-        <w:pStyle w:val="ListBullet"/>
-        <w:spacing w:line="240" w:lineRule="auto"/>
-        <w:ind w:left="720"/>
-      </w:pPr>
-      <w:r>
-        <w:rPr>
-          <w:lang w:val="es_ES" w:bidi="es_ES"/>
-        </w:rPr>
-      </w:r>
-      <w:hyperlink r:id="rId197">
-        <w:r>
-          <w:rPr>
-            <w:lang w:val="es_ES" w:bidi="es_ES"/>
-          </w:rPr>
-          <w:rPr>
-            <w:color w:val="0000EE"/>
-            <w:u w:val="single"/>
-          </w:rPr>
-          <w:t>Job 21.4–6</w:t>
-        </w:r>
-      </w:hyperlink>
-    </w:p>
-    <w:p>
-      <w:pPr>
-        <w:pStyle w:val="ListBullet"/>
-        <w:spacing w:line="240" w:lineRule="auto"/>
-        <w:ind w:left="720"/>
-      </w:pPr>
-      <w:r>
-        <w:rPr>
-          <w:lang w:val="es_ES" w:bidi="es_ES"/>
-        </w:rPr>
-      </w:r>
-      <w:hyperlink r:id="rId198">
-        <w:r>
-          <w:rPr>
-            <w:lang w:val="es_ES" w:bidi="es_ES"/>
-          </w:rPr>
-          <w:rPr>
-            <w:color w:val="0000EE"/>
-            <w:u w:val="single"/>
-          </w:rPr>
-          <w:t>Salmos 55.5</w:t>
-        </w:r>
-      </w:hyperlink>
+      <w:r>
+        <w:rPr>
+          <w:lang w:val="es_ES" w:bidi="es_ES"/>
+        </w:rPr>
+        <w:t>Deuteronomio 28.37</w:t>
+      </w:r>
+    </w:p>
+    <w:p>
+      <w:pPr>
+        <w:pStyle w:val="ListBullet"/>
+        <w:spacing w:line="240" w:lineRule="auto"/>
+        <w:ind w:left="720"/>
+      </w:pPr>
+      <w:r>
+        <w:rPr>
+          <w:lang w:val="es_ES" w:bidi="es_ES"/>
+        </w:rPr>
+      </w:r>
+      <w:r>
+        <w:rPr>
+          <w:lang w:val="es_ES" w:bidi="es_ES"/>
+        </w:rPr>
+        <w:t>Ezequiel 23.33</w:t>
+      </w:r>
+    </w:p>
+    <w:p>
+      <w:pPr>
+        <w:pStyle w:val="ListBullet"/>
+        <w:spacing w:line="240" w:lineRule="auto"/>
+        <w:ind w:left="720"/>
+      </w:pPr>
+      <w:r>
+        <w:rPr>
+          <w:lang w:val="es_ES" w:bidi="es_ES"/>
+        </w:rPr>
+      </w:r>
+      <w:r>
+        <w:rPr>
+          <w:lang w:val="es_ES" w:bidi="es_ES"/>
+        </w:rPr>
+        <w:t>Jeremías 2.12–13</w:t>
+      </w:r>
+    </w:p>
+    <w:p>
+      <w:pPr>
+        <w:pStyle w:val="ListBullet"/>
+        <w:spacing w:line="240" w:lineRule="auto"/>
+        <w:ind w:left="720"/>
+      </w:pPr>
+      <w:r>
+        <w:rPr>
+          <w:lang w:val="es_ES" w:bidi="es_ES"/>
+        </w:rPr>
+      </w:r>
+      <w:r>
+        <w:rPr>
+          <w:lang w:val="es_ES" w:bidi="es_ES"/>
+        </w:rPr>
+        <w:t>Job 21.4–6</w:t>
+      </w:r>
+    </w:p>
+    <w:p>
+      <w:pPr>
+        <w:pStyle w:val="ListBullet"/>
+        <w:spacing w:line="240" w:lineRule="auto"/>
+        <w:ind w:left="720"/>
+      </w:pPr>
+      <w:r>
+        <w:rPr>
+          <w:lang w:val="es_ES" w:bidi="es_ES"/>
+        </w:rPr>
+      </w:r>
+      <w:r>
+        <w:rPr>
+          <w:lang w:val="es_ES" w:bidi="es_ES"/>
+        </w:rPr>
+        <w:t>Salmos 55.5</w:t>
+      </w:r>
     </w:p>
     <w:p>
       <w:pPr>
@@ -14965,162 +13831,120 @@
           <w:lang w:val="es_ES" w:bidi="es_ES"/>
         </w:rPr>
       </w:r>
-      <w:hyperlink r:id="rId199">
-        <w:r>
-          <w:rPr>
-            <w:lang w:val="es_ES" w:bidi="es_ES"/>
-          </w:rPr>
-          <w:rPr>
-            <w:color w:val="0000EE"/>
-            <w:u w:val="single"/>
-          </w:rPr>
-          <w:t>Santiago 1.21.</w:t>
-        </w:r>
-      </w:hyperlink>
-    </w:p>
-    <w:p>
-      <w:pPr>
-        <w:pStyle w:val="ListBullet"/>
-        <w:spacing w:line="240" w:lineRule="auto"/>
-        <w:ind w:left="720"/>
-      </w:pPr>
-      <w:r>
-        <w:rPr>
-          <w:lang w:val="es_ES" w:bidi="es_ES"/>
-        </w:rPr>
-      </w:r>
-      <w:hyperlink r:id="rId200">
-        <w:r>
-          <w:rPr>
-            <w:lang w:val="es_ES" w:bidi="es_ES"/>
-          </w:rPr>
-          <w:rPr>
-            <w:color w:val="0000EE"/>
-            <w:u w:val="single"/>
-          </w:rPr>
-          <w:t>Santiago 3.13.</w:t>
-        </w:r>
-      </w:hyperlink>
-    </w:p>
-    <w:p>
-      <w:pPr>
-        <w:pStyle w:val="ListBullet"/>
-        <w:spacing w:line="240" w:lineRule="auto"/>
-        <w:ind w:left="720"/>
-      </w:pPr>
-      <w:r>
-        <w:rPr>
-          <w:lang w:val="es_ES" w:bidi="es_ES"/>
-        </w:rPr>
-      </w:r>
-      <w:hyperlink r:id="rId201">
-        <w:r>
-          <w:rPr>
-            <w:lang w:val="es_ES" w:bidi="es_ES"/>
-          </w:rPr>
-          <w:rPr>
-            <w:color w:val="0000EE"/>
-            <w:u w:val="single"/>
-          </w:rPr>
-          <w:t>Santiago 4.10.</w:t>
-        </w:r>
-      </w:hyperlink>
-    </w:p>
-    <w:p>
-      <w:pPr>
-        <w:pStyle w:val="ListBullet"/>
-        <w:spacing w:line="240" w:lineRule="auto"/>
-        <w:ind w:left="720"/>
-      </w:pPr>
-      <w:r>
-        <w:rPr>
-          <w:lang w:val="es_ES" w:bidi="es_ES"/>
-        </w:rPr>
-      </w:r>
-      <w:hyperlink r:id="rId202">
-        <w:r>
-          <w:rPr>
-            <w:lang w:val="es_ES" w:bidi="es_ES"/>
-          </w:rPr>
-          <w:rPr>
-            <w:color w:val="0000EE"/>
-            <w:u w:val="single"/>
-          </w:rPr>
-          <w:t>Lucas 14.11.</w:t>
-        </w:r>
-      </w:hyperlink>
-    </w:p>
-    <w:p>
-      <w:pPr>
-        <w:pStyle w:val="ListBullet"/>
-        <w:spacing w:line="240" w:lineRule="auto"/>
-        <w:ind w:left="720"/>
-      </w:pPr>
-      <w:r>
-        <w:rPr>
-          <w:lang w:val="es_ES" w:bidi="es_ES"/>
-        </w:rPr>
-      </w:r>
-      <w:hyperlink r:id="rId203">
-        <w:r>
-          <w:rPr>
-            <w:lang w:val="es_ES" w:bidi="es_ES"/>
-          </w:rPr>
-          <w:rPr>
-            <w:color w:val="0000EE"/>
-            <w:u w:val="single"/>
-          </w:rPr>
-          <w:t>Lucas 18.14.</w:t>
-        </w:r>
-      </w:hyperlink>
-    </w:p>
-    <w:p>
-      <w:pPr>
-        <w:pStyle w:val="ListBullet"/>
-        <w:spacing w:line="240" w:lineRule="auto"/>
-        <w:ind w:left="720"/>
-      </w:pPr>
-      <w:r>
-        <w:rPr>
-          <w:lang w:val="es_ES" w:bidi="es_ES"/>
-        </w:rPr>
-      </w:r>
-      <w:hyperlink r:id="rId204">
-        <w:r>
-          <w:rPr>
-            <w:lang w:val="es_ES" w:bidi="es_ES"/>
-          </w:rPr>
-          <w:rPr>
-            <w:color w:val="0000EE"/>
-            <w:u w:val="single"/>
-          </w:rPr>
-          <w:t>Mateo 18.4</w:t>
-        </w:r>
-      </w:hyperlink>
-    </w:p>
-    <w:p>
-      <w:pPr>
-        <w:pStyle w:val="ListBullet"/>
-        <w:spacing w:line="240" w:lineRule="auto"/>
-        <w:ind w:left="720"/>
-      </w:pPr>
-      <w:r>
-        <w:rPr>
-          <w:lang w:val="es_ES" w:bidi="es_ES"/>
-        </w:rPr>
-      </w:r>
-      <w:hyperlink r:id="rId205">
-        <w:r>
-          <w:rPr>
-            <w:lang w:val="es_ES" w:bidi="es_ES"/>
-          </w:rPr>
-          <w:rPr>
-            <w:color w:val="0000EE"/>
-            <w:u w:val="single"/>
-          </w:rPr>
-          <w:t>Mateo 23.12.</w:t>
-        </w:r>
-      </w:hyperlink>
+      <w:r>
+        <w:rPr>
+          <w:lang w:val="es_ES" w:bidi="es_ES"/>
+        </w:rPr>
+        <w:t>Santiago 1.21.</w:t>
+      </w:r>
+    </w:p>
+    <w:p>
+      <w:pPr>
+        <w:pStyle w:val="ListBullet"/>
+        <w:spacing w:line="240" w:lineRule="auto"/>
+        <w:ind w:left="720"/>
+      </w:pPr>
+      <w:r>
+        <w:rPr>
+          <w:lang w:val="es_ES" w:bidi="es_ES"/>
+        </w:rPr>
+      </w:r>
+      <w:r>
+        <w:rPr>
+          <w:lang w:val="es_ES" w:bidi="es_ES"/>
+        </w:rPr>
+        <w:t>Santiago 3.13.</w:t>
+      </w:r>
+    </w:p>
+    <w:p>
+      <w:pPr>
+        <w:pStyle w:val="ListBullet"/>
+        <w:spacing w:line="240" w:lineRule="auto"/>
+        <w:ind w:left="720"/>
+      </w:pPr>
+      <w:r>
+        <w:rPr>
+          <w:lang w:val="es_ES" w:bidi="es_ES"/>
+        </w:rPr>
+      </w:r>
+      <w:r>
+        <w:rPr>
+          <w:lang w:val="es_ES" w:bidi="es_ES"/>
+        </w:rPr>
+        <w:t>Santiago 4.10.</w:t>
+      </w:r>
+    </w:p>
+    <w:p>
+      <w:pPr>
+        <w:pStyle w:val="ListBullet"/>
+        <w:spacing w:line="240" w:lineRule="auto"/>
+        <w:ind w:left="720"/>
+      </w:pPr>
+      <w:r>
+        <w:rPr>
+          <w:lang w:val="es_ES" w:bidi="es_ES"/>
+        </w:rPr>
+      </w:r>
+      <w:r>
+        <w:rPr>
+          <w:lang w:val="es_ES" w:bidi="es_ES"/>
+        </w:rPr>
+        <w:t>Lucas 14.11.</w:t>
+      </w:r>
+    </w:p>
+    <w:p>
+      <w:pPr>
+        <w:pStyle w:val="ListBullet"/>
+        <w:spacing w:line="240" w:lineRule="auto"/>
+        <w:ind w:left="720"/>
+      </w:pPr>
+      <w:r>
+        <w:rPr>
+          <w:lang w:val="es_ES" w:bidi="es_ES"/>
+        </w:rPr>
+      </w:r>
+      <w:r>
+        <w:rPr>
+          <w:lang w:val="es_ES" w:bidi="es_ES"/>
+        </w:rPr>
+        <w:t>Lucas 18.14.</w:t>
+      </w:r>
+    </w:p>
+    <w:p>
+      <w:pPr>
+        <w:pStyle w:val="ListBullet"/>
+        <w:spacing w:line="240" w:lineRule="auto"/>
+        <w:ind w:left="720"/>
+      </w:pPr>
+      <w:r>
+        <w:rPr>
+          <w:lang w:val="es_ES" w:bidi="es_ES"/>
+        </w:rPr>
+      </w:r>
+      <w:r>
+        <w:rPr>
+          <w:lang w:val="es_ES" w:bidi="es_ES"/>
+        </w:rPr>
+        <w:t>Mateo 18.4</w:t>
+      </w:r>
+    </w:p>
+    <w:p>
+      <w:pPr>
+        <w:pStyle w:val="ListBullet"/>
+        <w:spacing w:line="240" w:lineRule="auto"/>
+        <w:ind w:left="720"/>
+      </w:pPr>
+      <w:r>
+        <w:rPr>
+          <w:lang w:val="es_ES" w:bidi="es_ES"/>
+        </w:rPr>
+      </w:r>
+      <w:r>
+        <w:rPr>
+          <w:lang w:val="es_ES" w:bidi="es_ES"/>
+        </w:rPr>
+        <w:t>Mateo 23.12.</w:t>
+      </w:r>
     </w:p>
     <w:p>
       <w:pPr>
@@ -15460,90 +14284,66 @@
           <w:lang w:val="es_ES" w:bidi="es_ES"/>
         </w:rPr>
       </w:r>
-      <w:hyperlink r:id="rId206">
-        <w:r>
-          <w:rPr>
-            <w:lang w:val="es_ES" w:bidi="es_ES"/>
-          </w:rPr>
-          <w:rPr>
-            <w:color w:val="0000EE"/>
-            <w:u w:val="single"/>
-          </w:rPr>
-          <w:t>Hechos 20.19</w:t>
-        </w:r>
-      </w:hyperlink>
-    </w:p>
-    <w:p>
-      <w:pPr>
-        <w:pStyle w:val="ListBullet"/>
-        <w:spacing w:line="240" w:lineRule="auto"/>
-        <w:ind w:left="720"/>
-      </w:pPr>
-      <w:r>
-        <w:rPr>
-          <w:lang w:val="es_ES" w:bidi="es_ES"/>
-        </w:rPr>
-      </w:r>
-      <w:hyperlink r:id="rId207">
-        <w:r>
-          <w:rPr>
-            <w:lang w:val="es_ES" w:bidi="es_ES"/>
-          </w:rPr>
-          <w:rPr>
-            <w:color w:val="0000EE"/>
-            <w:u w:val="single"/>
-          </w:rPr>
-          <w:t>Ezequiel 17.14</w:t>
-        </w:r>
-      </w:hyperlink>
-    </w:p>
-    <w:p>
-      <w:pPr>
-        <w:pStyle w:val="ListBullet"/>
-        <w:spacing w:line="240" w:lineRule="auto"/>
-        <w:ind w:left="720"/>
-      </w:pPr>
-      <w:r>
-        <w:rPr>
-          <w:lang w:val="es_ES" w:bidi="es_ES"/>
-        </w:rPr>
-      </w:r>
-      <w:hyperlink r:id="rId208">
-        <w:r>
-          <w:rPr>
-            <w:lang w:val="es_ES" w:bidi="es_ES"/>
-          </w:rPr>
-          <w:rPr>
-            <w:color w:val="0000EE"/>
-            <w:u w:val="single"/>
-          </w:rPr>
-          <w:t>Lucas 1.48–49</w:t>
-        </w:r>
-      </w:hyperlink>
-    </w:p>
-    <w:p>
-      <w:pPr>
-        <w:pStyle w:val="ListBullet"/>
-        <w:spacing w:line="240" w:lineRule="auto"/>
-        <w:ind w:left="720"/>
-      </w:pPr>
-      <w:r>
-        <w:rPr>
-          <w:lang w:val="es_ES" w:bidi="es_ES"/>
-        </w:rPr>
-      </w:r>
-      <w:hyperlink r:id="rId209">
-        <w:r>
-          <w:rPr>
-            <w:lang w:val="es_ES" w:bidi="es_ES"/>
-          </w:rPr>
-          <w:rPr>
-            <w:color w:val="0000EE"/>
-            <w:u w:val="single"/>
-          </w:rPr>
-          <w:t>Romanos 12.16</w:t>
-        </w:r>
-      </w:hyperlink>
+      <w:r>
+        <w:rPr>
+          <w:lang w:val="es_ES" w:bidi="es_ES"/>
+        </w:rPr>
+        <w:t>Hechos 20.19</w:t>
+      </w:r>
+    </w:p>
+    <w:p>
+      <w:pPr>
+        <w:pStyle w:val="ListBullet"/>
+        <w:spacing w:line="240" w:lineRule="auto"/>
+        <w:ind w:left="720"/>
+      </w:pPr>
+      <w:r>
+        <w:rPr>
+          <w:lang w:val="es_ES" w:bidi="es_ES"/>
+        </w:rPr>
+      </w:r>
+      <w:r>
+        <w:rPr>
+          <w:lang w:val="es_ES" w:bidi="es_ES"/>
+        </w:rPr>
+        <w:t>Ezequiel 17.14</w:t>
+      </w:r>
+    </w:p>
+    <w:p>
+      <w:pPr>
+        <w:pStyle w:val="ListBullet"/>
+        <w:spacing w:line="240" w:lineRule="auto"/>
+        <w:ind w:left="720"/>
+      </w:pPr>
+      <w:r>
+        <w:rPr>
+          <w:lang w:val="es_ES" w:bidi="es_ES"/>
+        </w:rPr>
+      </w:r>
+      <w:r>
+        <w:rPr>
+          <w:lang w:val="es_ES" w:bidi="es_ES"/>
+        </w:rPr>
+        <w:t>Lucas 1.48–49</w:t>
+      </w:r>
+    </w:p>
+    <w:p>
+      <w:pPr>
+        <w:pStyle w:val="ListBullet"/>
+        <w:spacing w:line="240" w:lineRule="auto"/>
+        <w:ind w:left="720"/>
+      </w:pPr>
+      <w:r>
+        <w:rPr>
+          <w:lang w:val="es_ES" w:bidi="es_ES"/>
+        </w:rPr>
+      </w:r>
+      <w:r>
+        <w:rPr>
+          <w:lang w:val="es_ES" w:bidi="es_ES"/>
+        </w:rPr>
+        <w:t>Romanos 12.16</w:t>
+      </w:r>
     </w:p>
     <w:p>
       <w:pPr>
